--- a/api/payment/v1/Payment API Documentation.docx
+++ b/api/payment/v1/Payment API Documentation.docx
@@ -13,6 +13,18 @@
           <w:sz w:val="40"/>
         </w:rPr>
       </w:pPr>
+    </w:p>
+    <w:p>
+      <w:pPr>
+        <w:spacing w:before="360"/>
+        <w:jc w:val="center"/>
+        <w:rPr>
+          <w:rFonts w:ascii="Segoe UI" w:hAnsi="Segoe UI"/>
+          <w:b/>
+          <w:color w:val="1E3A8A"/>
+          <w:sz w:val="40"/>
+        </w:rPr>
+      </w:pPr>
       <w:r>
         <w:rPr>
           <w:rFonts w:ascii="Segoe UI" w:hAnsi="Segoe UI"/>
@@ -25,12 +37,12 @@
           <wp:anchor distT="0" distB="0" distL="114300" distR="114300" simplePos="0" relativeHeight="251658240" behindDoc="0" locked="0" layoutInCell="1" allowOverlap="1" wp14:anchorId="4F8FCEF8" wp14:editId="5B03DFB4">
             <wp:simplePos x="0" y="0"/>
             <wp:positionH relativeFrom="column">
-              <wp:posOffset>3452266</wp:posOffset>
+              <wp:posOffset>3372317</wp:posOffset>
             </wp:positionH>
             <wp:positionV relativeFrom="paragraph">
-              <wp:posOffset>892403</wp:posOffset>
+              <wp:posOffset>755710</wp:posOffset>
             </wp:positionV>
-            <wp:extent cx="1075334" cy="720963"/>
+            <wp:extent cx="1362974" cy="913813"/>
             <wp:effectExtent l="0" t="0" r="0" b="0"/>
             <wp:wrapNone/>
             <wp:docPr id="1" name="Picture 1" descr="C:\Users\engrr\AppData\Local\Microsoft\Windows\INetCache\Content.Word\ddd.png"/>
@@ -47,7 +59,7 @@
                     </pic:cNvPicPr>
                   </pic:nvPicPr>
                   <pic:blipFill>
-                    <a:blip r:embed="rId5">
+                    <a:blip r:embed="rId7">
                       <a:extLst>
                         <a:ext uri="{28A0092B-C50C-407E-A947-70E740481C1C}">
                           <a14:useLocalDpi xmlns:a14="http://schemas.microsoft.com/office/drawing/2010/main" val="0"/>
@@ -62,7 +74,7 @@
                   <pic:spPr bwMode="auto">
                     <a:xfrm>
                       <a:off x="0" y="0"/>
-                      <a:ext cx="1075334" cy="720963"/>
+                      <a:ext cx="1362974" cy="913813"/>
                     </a:xfrm>
                     <a:prstGeom prst="rect">
                       <a:avLst/>
@@ -110,7 +122,7 @@
                     </pic:cNvPicPr>
                   </pic:nvPicPr>
                   <pic:blipFill>
-                    <a:blip r:embed="rId6">
+                    <a:blip r:embed="rId8">
                       <a:extLst>
                         <a:ext uri="{28A0092B-C50C-407E-A947-70E740481C1C}">
                           <a14:useLocalDpi xmlns:a14="http://schemas.microsoft.com/office/drawing/2010/main" val="0"/>
@@ -170,16 +182,7 @@
           <w:color w:val="1E3A8A"/>
           <w:sz w:val="40"/>
         </w:rPr>
-        <w:t xml:space="preserve">EIMBox - DBBL Rocket </w:t>
-      </w:r>
-      <w:r>
-        <w:rPr>
-          <w:rFonts w:ascii="Segoe UI" w:hAnsi="Segoe UI"/>
-          <w:b/>
-          <w:color w:val="1E3A8A"/>
-          <w:sz w:val="40"/>
-        </w:rPr>
-        <w:t>Bill Payment Integration Specification</w:t>
+        <w:t>EIMBox - DBBL Rocket Bill Payment Integration Specification</w:t>
       </w:r>
     </w:p>
     <w:p>
@@ -307,17 +310,17 @@
           <w:tab w:val="left" w:pos="2160"/>
           <w:tab w:val="right" w:pos="7380"/>
         </w:tabs>
+        <w:spacing w:line="360" w:lineRule="auto"/>
         <w:rPr>
           <w:rFonts w:ascii="Segoe UI" w:hAnsi="Segoe UI"/>
           <w:color w:val="000000" w:themeColor="text1"/>
-          <w:sz w:val="24"/>
-        </w:rPr>
-      </w:pPr>
+        </w:rPr>
+      </w:pPr>
+      <w:bookmarkStart w:id="0" w:name="_GoBack"/>
       <w:r>
         <w:rPr>
           <w:rFonts w:ascii="Segoe UI" w:hAnsi="Segoe UI"/>
           <w:color w:val="000000" w:themeColor="text1"/>
-          <w:sz w:val="24"/>
         </w:rPr>
         <w:t xml:space="preserve">Overview </w:t>
       </w:r>
@@ -325,7 +328,13 @@
         <w:rPr>
           <w:rFonts w:ascii="Segoe UI" w:hAnsi="Segoe UI"/>
           <w:color w:val="000000" w:themeColor="text1"/>
-          <w:sz w:val="24"/>
+        </w:rPr>
+        <w:t>&amp; Architecture</w:t>
+      </w:r>
+      <w:r>
+        <w:rPr>
+          <w:rFonts w:ascii="Segoe UI" w:hAnsi="Segoe UI"/>
+          <w:color w:val="000000" w:themeColor="text1"/>
         </w:rPr>
         <w:tab/>
         <w:t>3</w:t>
@@ -333,29 +342,137 @@
     </w:p>
     <w:p>
       <w:pPr>
+        <w:pStyle w:val="ListParagraph"/>
+        <w:numPr>
+          <w:ilvl w:val="0"/>
+          <w:numId w:val="1"/>
+        </w:numPr>
         <w:tabs>
           <w:tab w:val="left" w:pos="1260"/>
           <w:tab w:val="left" w:pos="1800"/>
           <w:tab w:val="left" w:pos="2160"/>
           <w:tab w:val="right" w:pos="7380"/>
         </w:tabs>
-        <w:ind w:left="1170"/>
-        <w:rPr>
-          <w:rFonts w:ascii="Segoe UI" w:hAnsi="Segoe UI"/>
-          <w:i/>
+        <w:spacing w:line="360" w:lineRule="auto"/>
+        <w:rPr>
+          <w:rFonts w:ascii="Segoe UI" w:hAnsi="Segoe UI"/>
           <w:color w:val="000000" w:themeColor="text1"/>
-          <w:sz w:val="24"/>
-        </w:rPr>
-      </w:pPr>
-      <w:r>
+        </w:rPr>
+      </w:pPr>
+      <w:r>
+        <w:rPr>
+          <w:rFonts w:ascii="Segoe UI" w:hAnsi="Segoe UI"/>
+          <w:color w:val="000000" w:themeColor="text1"/>
+        </w:rPr>
+        <w:t>Security &amp; Authentication</w:t>
+      </w:r>
+      <w:r>
+        <w:rPr>
+          <w:rFonts w:ascii="Segoe UI" w:hAnsi="Segoe UI"/>
+          <w:color w:val="000000" w:themeColor="text1"/>
+        </w:rPr>
+        <w:tab/>
+        <w:t>4</w:t>
+      </w:r>
+    </w:p>
+    <w:p>
+      <w:pPr>
+        <w:pStyle w:val="ListParagraph"/>
+        <w:numPr>
+          <w:ilvl w:val="0"/>
+          <w:numId w:val="1"/>
+        </w:numPr>
+        <w:tabs>
+          <w:tab w:val="left" w:pos="1260"/>
+          <w:tab w:val="left" w:pos="1800"/>
+          <w:tab w:val="left" w:pos="2160"/>
+          <w:tab w:val="right" w:pos="7380"/>
+        </w:tabs>
+        <w:spacing w:line="360" w:lineRule="auto"/>
+        <w:rPr>
+          <w:rFonts w:ascii="Segoe UI" w:hAnsi="Segoe UI"/>
+          <w:color w:val="000000" w:themeColor="text1"/>
+        </w:rPr>
+      </w:pPr>
+      <w:r>
+        <w:rPr>
+          <w:rFonts w:ascii="Segoe UI" w:hAnsi="Segoe UI"/>
+          <w:color w:val="000000" w:themeColor="text1"/>
+        </w:rPr>
+        <w:t>Reference Parameters Convention</w:t>
+      </w:r>
+      <w:r>
+        <w:rPr>
+          <w:rFonts w:ascii="Segoe UI" w:hAnsi="Segoe UI"/>
+          <w:color w:val="000000" w:themeColor="text1"/>
+        </w:rPr>
+        <w:tab/>
+        <w:t>5</w:t>
+      </w:r>
+    </w:p>
+    <w:p>
+      <w:pPr>
+        <w:pStyle w:val="ListParagraph"/>
+        <w:numPr>
+          <w:ilvl w:val="0"/>
+          <w:numId w:val="1"/>
+        </w:numPr>
+        <w:tabs>
+          <w:tab w:val="left" w:pos="1260"/>
+          <w:tab w:val="left" w:pos="1800"/>
+          <w:tab w:val="left" w:pos="2160"/>
+          <w:tab w:val="right" w:pos="7380"/>
+        </w:tabs>
+        <w:spacing w:line="360" w:lineRule="auto"/>
+        <w:rPr>
+          <w:rFonts w:ascii="Segoe UI" w:hAnsi="Segoe UI"/>
+          <w:color w:val="000000" w:themeColor="text1"/>
+        </w:rPr>
+      </w:pPr>
+      <w:r>
+        <w:rPr>
+          <w:rFonts w:ascii="Segoe UI" w:hAnsi="Segoe UI"/>
+          <w:color w:val="000000" w:themeColor="text1"/>
+        </w:rPr>
+        <w:t>API Endpoints Specification</w:t>
+      </w:r>
+      <w:r>
+        <w:rPr>
+          <w:rFonts w:ascii="Segoe UI" w:hAnsi="Segoe UI"/>
+          <w:color w:val="000000" w:themeColor="text1"/>
+        </w:rPr>
+        <w:tab/>
+      </w:r>
+      <w:r>
+        <w:rPr>
+          <w:rFonts w:ascii="Segoe UI" w:hAnsi="Segoe UI"/>
+          <w:color w:val="000000" w:themeColor="text1"/>
+        </w:rPr>
+        <w:t>5</w:t>
+      </w:r>
+    </w:p>
+    <w:p>
+      <w:pPr>
+        <w:pStyle w:val="ListParagraph"/>
+        <w:numPr>
+          <w:ilvl w:val="1"/>
+          <w:numId w:val="1"/>
+        </w:numPr>
+        <w:tabs>
+          <w:tab w:val="left" w:pos="1260"/>
+          <w:tab w:val="left" w:pos="1800"/>
+          <w:tab w:val="left" w:pos="2160"/>
+          <w:tab w:val="right" w:pos="7380"/>
+        </w:tabs>
+        <w:spacing w:line="360" w:lineRule="auto"/>
+        <w:ind w:hanging="540"/>
         <w:rPr>
           <w:rFonts w:ascii="Segoe UI" w:hAnsi="Segoe UI"/>
           <w:i/>
           <w:color w:val="000000" w:themeColor="text1"/>
           <w:sz w:val="20"/>
         </w:rPr>
-        <w:t>1.1</w:t>
-      </w:r>
+      </w:pPr>
       <w:r>
         <w:rPr>
           <w:rFonts w:ascii="Segoe UI" w:hAnsi="Segoe UI"/>
@@ -363,9 +480,8 @@
           <w:color w:val="000000" w:themeColor="text1"/>
           <w:sz w:val="20"/>
         </w:rPr>
-        <w:tab/>
-      </w:r>
-      <w:proofErr w:type="spellStart"/>
+        <w:t>Validation API</w:t>
+      </w:r>
       <w:r>
         <w:rPr>
           <w:rFonts w:ascii="Segoe UI" w:hAnsi="Segoe UI"/>
@@ -373,15 +489,319 @@
           <w:color w:val="000000" w:themeColor="text1"/>
           <w:sz w:val="20"/>
         </w:rPr>
-        <w:t>lllllllllllllll</w:t>
-      </w:r>
-      <w:proofErr w:type="spellEnd"/>
+        <w:tab/>
+      </w:r>
       <w:r>
         <w:rPr>
           <w:rFonts w:ascii="Segoe UI" w:hAnsi="Segoe UI"/>
           <w:i/>
           <w:color w:val="000000" w:themeColor="text1"/>
-          <w:sz w:val="24"/>
+          <w:sz w:val="20"/>
+        </w:rPr>
+        <w:t>5</w:t>
+      </w:r>
+    </w:p>
+    <w:p>
+      <w:pPr>
+        <w:pStyle w:val="ListParagraph"/>
+        <w:numPr>
+          <w:ilvl w:val="1"/>
+          <w:numId w:val="1"/>
+        </w:numPr>
+        <w:tabs>
+          <w:tab w:val="left" w:pos="1260"/>
+          <w:tab w:val="left" w:pos="1800"/>
+          <w:tab w:val="left" w:pos="2160"/>
+          <w:tab w:val="right" w:pos="7380"/>
+        </w:tabs>
+        <w:spacing w:line="360" w:lineRule="auto"/>
+        <w:ind w:hanging="540"/>
+        <w:rPr>
+          <w:rFonts w:ascii="Segoe UI" w:hAnsi="Segoe UI"/>
+          <w:i/>
+          <w:color w:val="000000" w:themeColor="text1"/>
+          <w:sz w:val="20"/>
+        </w:rPr>
+      </w:pPr>
+      <w:r>
+        <w:rPr>
+          <w:rFonts w:ascii="Segoe UI" w:hAnsi="Segoe UI"/>
+          <w:i/>
+          <w:color w:val="000000" w:themeColor="text1"/>
+          <w:sz w:val="20"/>
+        </w:rPr>
+        <w:t>Confirmation API</w:t>
+      </w:r>
+      <w:r>
+        <w:rPr>
+          <w:rFonts w:ascii="Segoe UI" w:hAnsi="Segoe UI"/>
+          <w:i/>
+          <w:color w:val="000000" w:themeColor="text1"/>
+          <w:sz w:val="20"/>
+        </w:rPr>
+        <w:tab/>
+      </w:r>
+      <w:r>
+        <w:rPr>
+          <w:rFonts w:ascii="Segoe UI" w:hAnsi="Segoe UI"/>
+          <w:i/>
+          <w:color w:val="000000" w:themeColor="text1"/>
+          <w:sz w:val="20"/>
+        </w:rPr>
+        <w:t>7</w:t>
+      </w:r>
+    </w:p>
+    <w:p>
+      <w:pPr>
+        <w:pStyle w:val="ListParagraph"/>
+        <w:numPr>
+          <w:ilvl w:val="1"/>
+          <w:numId w:val="1"/>
+        </w:numPr>
+        <w:tabs>
+          <w:tab w:val="left" w:pos="1260"/>
+          <w:tab w:val="left" w:pos="1800"/>
+          <w:tab w:val="left" w:pos="2160"/>
+          <w:tab w:val="right" w:pos="7380"/>
+        </w:tabs>
+        <w:spacing w:line="360" w:lineRule="auto"/>
+        <w:ind w:hanging="540"/>
+        <w:rPr>
+          <w:rFonts w:ascii="Segoe UI" w:hAnsi="Segoe UI"/>
+          <w:i/>
+          <w:color w:val="000000" w:themeColor="text1"/>
+          <w:sz w:val="20"/>
+        </w:rPr>
+      </w:pPr>
+      <w:r>
+        <w:rPr>
+          <w:rFonts w:ascii="Segoe UI" w:hAnsi="Segoe UI"/>
+          <w:i/>
+          <w:color w:val="000000" w:themeColor="text1"/>
+          <w:sz w:val="20"/>
+        </w:rPr>
+        <w:t>Inquiry API</w:t>
+      </w:r>
+      <w:r>
+        <w:rPr>
+          <w:rFonts w:ascii="Segoe UI" w:hAnsi="Segoe UI"/>
+          <w:i/>
+          <w:color w:val="000000" w:themeColor="text1"/>
+          <w:sz w:val="20"/>
+        </w:rPr>
+        <w:tab/>
+        <w:t>9</w:t>
+      </w:r>
+    </w:p>
+    <w:p>
+      <w:pPr>
+        <w:pStyle w:val="ListParagraph"/>
+        <w:numPr>
+          <w:ilvl w:val="0"/>
+          <w:numId w:val="1"/>
+        </w:numPr>
+        <w:tabs>
+          <w:tab w:val="left" w:pos="1260"/>
+          <w:tab w:val="left" w:pos="1800"/>
+          <w:tab w:val="left" w:pos="2160"/>
+          <w:tab w:val="right" w:pos="7380"/>
+        </w:tabs>
+        <w:spacing w:line="360" w:lineRule="auto"/>
+        <w:rPr>
+          <w:rFonts w:ascii="Segoe UI" w:hAnsi="Segoe UI"/>
+          <w:color w:val="000000" w:themeColor="text1"/>
+        </w:rPr>
+      </w:pPr>
+      <w:r>
+        <w:rPr>
+          <w:rFonts w:ascii="Segoe UI" w:hAnsi="Segoe UI"/>
+          <w:color w:val="000000" w:themeColor="text1"/>
+        </w:rPr>
+        <w:t>Standard Error Codes Table</w:t>
+      </w:r>
+      <w:r>
+        <w:rPr>
+          <w:rFonts w:ascii="Segoe UI" w:hAnsi="Segoe UI"/>
+          <w:color w:val="000000" w:themeColor="text1"/>
+        </w:rPr>
+        <w:tab/>
+        <w:t>1</w:t>
+      </w:r>
+      <w:r>
+        <w:rPr>
+          <w:rFonts w:ascii="Segoe UI" w:hAnsi="Segoe UI"/>
+          <w:color w:val="000000" w:themeColor="text1"/>
+        </w:rPr>
+        <w:t>0</w:t>
+      </w:r>
+    </w:p>
+    <w:p>
+      <w:pPr>
+        <w:pStyle w:val="ListParagraph"/>
+        <w:numPr>
+          <w:ilvl w:val="0"/>
+          <w:numId w:val="1"/>
+        </w:numPr>
+        <w:tabs>
+          <w:tab w:val="left" w:pos="1260"/>
+          <w:tab w:val="left" w:pos="1800"/>
+          <w:tab w:val="left" w:pos="2160"/>
+          <w:tab w:val="right" w:pos="7380"/>
+        </w:tabs>
+        <w:spacing w:line="360" w:lineRule="auto"/>
+        <w:rPr>
+          <w:rFonts w:ascii="Segoe UI" w:hAnsi="Segoe UI"/>
+          <w:color w:val="000000" w:themeColor="text1"/>
+        </w:rPr>
+      </w:pPr>
+      <w:r>
+        <w:rPr>
+          <w:rFonts w:ascii="Segoe UI" w:hAnsi="Segoe UI"/>
+          <w:color w:val="000000" w:themeColor="text1"/>
+        </w:rPr>
+        <w:t>Integration Testing &amp; Verification</w:t>
+      </w:r>
+      <w:r>
+        <w:rPr>
+          <w:rFonts w:ascii="Segoe UI" w:hAnsi="Segoe UI"/>
+          <w:color w:val="000000" w:themeColor="text1"/>
+        </w:rPr>
+        <w:tab/>
+        <w:t>1</w:t>
+      </w:r>
+      <w:r>
+        <w:rPr>
+          <w:rFonts w:ascii="Segoe UI" w:hAnsi="Segoe UI"/>
+          <w:color w:val="000000" w:themeColor="text1"/>
+        </w:rPr>
+        <w:t>1</w:t>
+      </w:r>
+    </w:p>
+    <w:p>
+      <w:pPr>
+        <w:tabs>
+          <w:tab w:val="left" w:pos="1260"/>
+          <w:tab w:val="left" w:pos="1800"/>
+          <w:tab w:val="left" w:pos="2160"/>
+          <w:tab w:val="right" w:pos="7380"/>
+        </w:tabs>
+        <w:spacing w:line="360" w:lineRule="auto"/>
+        <w:ind w:left="1170"/>
+        <w:rPr>
+          <w:rFonts w:ascii="Segoe UI" w:hAnsi="Segoe UI"/>
+          <w:i/>
+          <w:color w:val="000000" w:themeColor="text1"/>
+          <w:sz w:val="20"/>
+        </w:rPr>
+      </w:pPr>
+      <w:r>
+        <w:rPr>
+          <w:rFonts w:ascii="Segoe UI" w:hAnsi="Segoe UI"/>
+          <w:i/>
+          <w:color w:val="000000" w:themeColor="text1"/>
+          <w:sz w:val="20"/>
+        </w:rPr>
+        <w:t>6.1.</w:t>
+      </w:r>
+      <w:r>
+        <w:rPr>
+          <w:rFonts w:ascii="Segoe UI" w:hAnsi="Segoe UI"/>
+          <w:i/>
+          <w:color w:val="000000" w:themeColor="text1"/>
+          <w:sz w:val="20"/>
+        </w:rPr>
+        <w:tab/>
+        <w:t xml:space="preserve">Testing with </w:t>
+      </w:r>
+      <w:proofErr w:type="spellStart"/>
+      <w:r>
+        <w:rPr>
+          <w:rFonts w:ascii="Segoe UI" w:hAnsi="Segoe UI"/>
+          <w:i/>
+          <w:color w:val="000000" w:themeColor="text1"/>
+          <w:sz w:val="20"/>
+        </w:rPr>
+        <w:t>cURL</w:t>
+      </w:r>
+      <w:proofErr w:type="spellEnd"/>
+      <w:r>
+        <w:rPr>
+          <w:rFonts w:ascii="Segoe UI" w:hAnsi="Segoe UI"/>
+          <w:i/>
+          <w:color w:val="000000" w:themeColor="text1"/>
+          <w:sz w:val="20"/>
+        </w:rPr>
+        <w:tab/>
+        <w:t>1</w:t>
+      </w:r>
+      <w:r>
+        <w:rPr>
+          <w:rFonts w:ascii="Segoe UI" w:hAnsi="Segoe UI"/>
+          <w:i/>
+          <w:color w:val="000000" w:themeColor="text1"/>
+          <w:sz w:val="20"/>
+        </w:rPr>
+        <w:t>1</w:t>
+      </w:r>
+    </w:p>
+    <w:p>
+      <w:pPr>
+        <w:pStyle w:val="ListParagraph"/>
+        <w:numPr>
+          <w:ilvl w:val="0"/>
+          <w:numId w:val="1"/>
+        </w:numPr>
+        <w:tabs>
+          <w:tab w:val="left" w:pos="1260"/>
+          <w:tab w:val="left" w:pos="1800"/>
+          <w:tab w:val="left" w:pos="2160"/>
+          <w:tab w:val="right" w:pos="7380"/>
+        </w:tabs>
+        <w:spacing w:line="360" w:lineRule="auto"/>
+        <w:rPr>
+          <w:rFonts w:ascii="Segoe UI" w:hAnsi="Segoe UI"/>
+          <w:color w:val="000000" w:themeColor="text1"/>
+        </w:rPr>
+      </w:pPr>
+      <w:r>
+        <w:rPr>
+          <w:rFonts w:ascii="Segoe UI" w:hAnsi="Segoe UI"/>
+          <w:color w:val="000000" w:themeColor="text1"/>
+        </w:rPr>
+        <w:t>Audit &amp; Troubleshooting Logs</w:t>
+      </w:r>
+      <w:r>
+        <w:rPr>
+          <w:rFonts w:ascii="Segoe UI" w:hAnsi="Segoe UI"/>
+          <w:color w:val="000000" w:themeColor="text1"/>
+        </w:rPr>
+        <w:tab/>
+        <w:t>1</w:t>
+      </w:r>
+      <w:r>
+        <w:rPr>
+          <w:rFonts w:ascii="Segoe UI" w:hAnsi="Segoe UI"/>
+          <w:color w:val="000000" w:themeColor="text1"/>
+        </w:rPr>
+        <w:t>2</w:t>
+      </w:r>
+    </w:p>
+    <w:bookmarkEnd w:id="0"/>
+    <w:p>
+      <w:pPr>
+        <w:rPr>
+          <w:rFonts w:ascii="Segoe UI" w:hAnsi="Segoe UI"/>
+          <w:i/>
+          <w:color w:val="000000" w:themeColor="text1"/>
+          <w:sz w:val="20"/>
+        </w:rPr>
+      </w:pPr>
+      <w:r>
+        <w:rPr>
+          <w:rFonts w:ascii="Segoe UI" w:hAnsi="Segoe UI"/>
+          <w:i/>
+          <w:color w:val="000000" w:themeColor="text1"/>
+          <w:sz w:val="20"/>
         </w:rPr>
         <w:br w:type="page"/>
       </w:r>
@@ -398,16 +818,7 @@
           <w:sz w:val="30"/>
         </w:rPr>
         <w:lastRenderedPageBreak/>
-        <w:t>1. Ov</w:t>
-      </w:r>
-      <w:r>
-        <w:rPr>
-          <w:rFonts w:ascii="Segoe UI" w:hAnsi="Segoe UI"/>
-          <w:b/>
-          <w:color w:val="1E40AF"/>
-          <w:sz w:val="30"/>
-        </w:rPr>
-        <w:t>erview &amp; Architecture</w:t>
+        <w:t>1. Overview &amp; Architecture</w:t>
       </w:r>
     </w:p>
     <w:p>
@@ -472,14 +883,7 @@
           <w:rFonts w:ascii="Segoe UI" w:hAnsi="Segoe UI"/>
           <w:sz w:val="21"/>
         </w:rPr>
-        <w:t>Guardians or students sel</w:t>
-      </w:r>
-      <w:r>
-        <w:rPr>
-          <w:rFonts w:ascii="Segoe UI" w:hAnsi="Segoe UI"/>
-          <w:sz w:val="21"/>
-        </w:rPr>
-        <w:t>ect the EIMBox Biller in their Rocket Mobile App or dial USSD (*322#).</w:t>
+        <w:t>Guardians or students select the EIMBox Biller in their Rocket Mobile App or dial USSD (*322#).</w:t>
       </w:r>
     </w:p>
     <w:p>
@@ -537,14 +941,7 @@
           <w:rFonts w:ascii="Segoe UI" w:hAnsi="Segoe UI"/>
           <w:sz w:val="21"/>
         </w:rPr>
-        <w:t>Rocket queries the EIMBox Validation API, which dynamically calculates real-time unpaid dues and returns the student's name, cla</w:t>
-      </w:r>
-      <w:r>
-        <w:rPr>
-          <w:rFonts w:ascii="Segoe UI" w:hAnsi="Segoe UI"/>
-          <w:sz w:val="21"/>
-        </w:rPr>
-        <w:t>ss, section, roll, and payable amount.</w:t>
+        <w:t>Rocket queries the EIMBox Validation API, which dynamically calculates real-time unpaid dues and returns the student's name, class, section, roll, and payable amount.</w:t>
       </w:r>
     </w:p>
     <w:p>
@@ -573,39 +970,7 @@
           <w:rFonts w:ascii="Segoe UI" w:hAnsi="Segoe UI"/>
           <w:sz w:val="21"/>
         </w:rPr>
-        <w:t>Upon user confirmation and successful pin verification in the Rocket engine, Rocket dispatches a transaction notification to the EIMBox Confirmation API, which instantly updates the student finance ledger (</w:t>
-      </w:r>
-      <w:proofErr w:type="spellStart"/>
-      <w:r>
-        <w:rPr>
-          <w:rFonts w:ascii="Segoe UI" w:hAnsi="Segoe UI"/>
-          <w:sz w:val="21"/>
-        </w:rPr>
-        <w:t>stfinance</w:t>
-      </w:r>
-      <w:proofErr w:type="spellEnd"/>
-      <w:r>
-        <w:rPr>
-          <w:rFonts w:ascii="Segoe UI" w:hAnsi="Segoe UI"/>
-          <w:sz w:val="21"/>
-        </w:rPr>
-        <w:t>), issues a receipt voucher (</w:t>
-      </w:r>
-      <w:proofErr w:type="spellStart"/>
-      <w:r>
-        <w:rPr>
-          <w:rFonts w:ascii="Segoe UI" w:hAnsi="Segoe UI"/>
-          <w:sz w:val="21"/>
-        </w:rPr>
-        <w:t>stpr</w:t>
-      </w:r>
-      <w:proofErr w:type="spellEnd"/>
-      <w:r>
-        <w:rPr>
-          <w:rFonts w:ascii="Segoe UI" w:hAnsi="Segoe UI"/>
-          <w:sz w:val="21"/>
-        </w:rPr>
-        <w:t>), and logs transaction audit trails.</w:t>
+        <w:t>Upon user confirmation and successful pin verification in the Rocket engine, Rocket dispatches a transaction notification to the EIMBox Confirmation API, which instantly updates the student finance ledger, issues a receipt voucher and logs transaction audit trails.</w:t>
       </w:r>
     </w:p>
     <w:p>
@@ -652,8 +1017,8 @@
         </w:rPr>
         <w:drawing>
           <wp:inline distT="0" distB="0" distL="0" distR="0">
-            <wp:extent cx="5969203" cy="3333205"/>
-            <wp:effectExtent l="0" t="0" r="0" b="0"/>
+            <wp:extent cx="6264525" cy="3498112"/>
+            <wp:effectExtent l="0" t="0" r="3175" b="7620"/>
             <wp:docPr id="2" name="Picture 2" descr="C:\Users\engrr\AppData\Local\Microsoft\Windows\INetCache\Content.Word\rocket_tech_diagram_2d.jpg"/>
             <wp:cNvGraphicFramePr>
               <a:graphicFrameLocks xmlns:a="http://schemas.openxmlformats.org/drawingml/2006/main" noChangeAspect="1"/>
@@ -668,7 +1033,7 @@
                     </pic:cNvPicPr>
                   </pic:nvPicPr>
                   <pic:blipFill>
-                    <a:blip r:embed="rId7">
+                    <a:blip r:embed="rId9">
                       <a:extLst>
                         <a:ext uri="{28A0092B-C50C-407E-A947-70E740481C1C}">
                           <a14:useLocalDpi xmlns:a14="http://schemas.microsoft.com/office/drawing/2010/main" val="0"/>
@@ -683,7 +1048,7 @@
                   <pic:spPr bwMode="auto">
                     <a:xfrm>
                       <a:off x="0" y="0"/>
-                      <a:ext cx="5999218" cy="3349965"/>
+                      <a:ext cx="6304941" cy="3520680"/>
                     </a:xfrm>
                     <a:prstGeom prst="rect">
                       <a:avLst/>
@@ -728,16 +1093,7 @@
           <w:sz w:val="30"/>
         </w:rPr>
         <w:lastRenderedPageBreak/>
-        <w:t>2</w:t>
-      </w:r>
-      <w:r>
-        <w:rPr>
-          <w:rFonts w:ascii="Segoe UI" w:hAnsi="Segoe UI"/>
-          <w:b/>
-          <w:color w:val="1E40AF"/>
-          <w:sz w:val="30"/>
-        </w:rPr>
-        <w:t>. Security &amp; Authentication</w:t>
+        <w:t>2. Security &amp; Authentication</w:t>
       </w:r>
     </w:p>
     <w:p>
@@ -810,12 +1166,6 @@
         <w:gridCol w:w="9200"/>
       </w:tblGrid>
       <w:tr>
-        <w:tblPrEx>
-          <w:tblCellMar>
-            <w:top w:w="0" w:type="dxa"/>
-            <w:bottom w:w="0" w:type="dxa"/>
-          </w:tblCellMar>
-        </w:tblPrEx>
         <w:tc>
           <w:tcPr>
             <w:tcW w:w="0" w:type="auto"/>
@@ -1038,14 +1388,21 @@
           <w:rFonts w:ascii="Segoe UI" w:hAnsi="Segoe UI"/>
           <w:sz w:val="21"/>
         </w:rPr>
-        <w:t>• Global Aggregator Model (Default): All re</w:t>
-      </w:r>
-      <w:r>
-        <w:rPr>
-          <w:rFonts w:ascii="Segoe UI" w:hAnsi="Segoe UI"/>
+        <w:t>• Global Aggregator Model (Default): All requests authenticated against central DBBL Biller partner credentials (</w:t>
+      </w:r>
+      <w:r>
+        <w:rPr>
+          <w:rFonts w:ascii="Nirmala UI" w:hAnsi="Nirmala UI" w:cs="Nirmala UI"/>
           <w:sz w:val="21"/>
         </w:rPr>
-        <w:t>quests authenticated against central DBBL Biller partner credentials (Rocket / Rocket123).</w:t>
+        <w:t xml:space="preserve">i.e. </w:t>
+      </w:r>
+      <w:r>
+        <w:rPr>
+          <w:rFonts w:ascii="Segoe UI" w:hAnsi="Segoe UI"/>
+          <w:sz w:val="21"/>
+        </w:rPr>
+        <w:t>Rocket / Rocket123).</w:t>
       </w:r>
     </w:p>
     <w:p>
@@ -1133,6 +1490,13 @@
         <w:t>sccode</w:t>
       </w:r>
       <w:proofErr w:type="spellEnd"/>
+      <w:r>
+        <w:rPr>
+          <w:rFonts w:ascii="Segoe UI" w:hAnsi="Segoe UI"/>
+          <w:sz w:val="21"/>
+        </w:rPr>
+        <w:t>/EIIN (School Code)</w:t>
+      </w:r>
       <w:r>
         <w:rPr>
           <w:rFonts w:ascii="Segoe UI" w:hAnsi="Segoe UI"/>
@@ -1167,6 +1531,9 @@
     </w:p>
     <w:p>
       <w:pPr>
+        <w:tabs>
+          <w:tab w:val="left" w:pos="5867"/>
+        </w:tabs>
         <w:spacing w:before="300" w:after="140"/>
       </w:pPr>
       <w:r>
@@ -1178,6 +1545,15 @@
         </w:rPr>
         <w:lastRenderedPageBreak/>
         <w:t>3. Reference Parameters Convention</w:t>
+      </w:r>
+      <w:r>
+        <w:rPr>
+          <w:rFonts w:ascii="Segoe UI" w:hAnsi="Segoe UI"/>
+          <w:b/>
+          <w:color w:val="1E40AF"/>
+          <w:sz w:val="30"/>
+        </w:rPr>
+        <w:tab/>
       </w:r>
     </w:p>
     <w:p>
@@ -1220,18 +1596,12 @@
       </w:tblPr>
       <w:tblGrid>
         <w:gridCol w:w="1295"/>
-        <w:gridCol w:w="1288"/>
-        <w:gridCol w:w="1860"/>
-        <w:gridCol w:w="1759"/>
-        <w:gridCol w:w="2998"/>
+        <w:gridCol w:w="1249"/>
+        <w:gridCol w:w="1802"/>
+        <w:gridCol w:w="1845"/>
+        <w:gridCol w:w="2675"/>
       </w:tblGrid>
       <w:tr>
-        <w:tblPrEx>
-          <w:tblCellMar>
-            <w:top w:w="0" w:type="dxa"/>
-            <w:bottom w:w="0" w:type="dxa"/>
-          </w:tblCellMar>
-        </w:tblPrEx>
         <w:tc>
           <w:tcPr>
             <w:tcW w:w="0" w:type="auto"/>
@@ -1359,12 +1729,6 @@
         </w:tc>
       </w:tr>
       <w:tr>
-        <w:tblPrEx>
-          <w:tblCellMar>
-            <w:top w:w="0" w:type="dxa"/>
-            <w:bottom w:w="0" w:type="dxa"/>
-          </w:tblCellMar>
-        </w:tblPrEx>
         <w:tc>
           <w:tcPr>
             <w:tcW w:w="0" w:type="auto"/>
@@ -1455,15 +1819,13 @@
               </w:rPr>
               <w:t>Student Identifier (</w:t>
             </w:r>
-            <w:proofErr w:type="spellStart"/>
-            <w:r>
-              <w:rPr>
-                <w:rFonts w:ascii="Segoe UI" w:hAnsi="Segoe UI"/>
-                <w:sz w:val="20"/>
-              </w:rPr>
-              <w:t>stid</w:t>
-            </w:r>
-            <w:proofErr w:type="spellEnd"/>
+            <w:r>
+              <w:rPr>
+                <w:rFonts w:ascii="Segoe UI" w:hAnsi="Segoe UI"/>
+                <w:sz w:val="20"/>
+              </w:rPr>
+              <w:t>Student’s ID Number</w:t>
+            </w:r>
             <w:r>
               <w:rPr>
                 <w:rFonts w:ascii="Segoe UI" w:hAnsi="Segoe UI"/>
@@ -1486,24 +1848,22 @@
           <w:p>
             <w:pPr>
               <w:spacing w:line="260" w:lineRule="auto"/>
-            </w:pPr>
-            <w:r>
-              <w:rPr>
-                <w:rFonts w:ascii="Segoe UI" w:hAnsi="Segoe UI"/>
-                <w:sz w:val="20"/>
-              </w:rPr>
-              <w:t>• 10-digit Student ID (e.g. 1031871631)   • Backward-compatible combined format (e.g. 103187-1031871631)</w:t>
+              <w:rPr>
+                <w:rFonts w:ascii="Segoe UI" w:hAnsi="Segoe UI"/>
+                <w:sz w:val="20"/>
+              </w:rPr>
+            </w:pPr>
+            <w:r>
+              <w:rPr>
+                <w:rFonts w:ascii="Segoe UI" w:hAnsi="Segoe UI"/>
+                <w:sz w:val="20"/>
+              </w:rPr>
+              <w:t xml:space="preserve">• 10-digit Student ID (e.g. 1031871631)   </w:t>
             </w:r>
           </w:p>
         </w:tc>
       </w:tr>
       <w:tr>
-        <w:tblPrEx>
-          <w:tblCellMar>
-            <w:top w:w="0" w:type="dxa"/>
-            <w:bottom w:w="0" w:type="dxa"/>
-          </w:tblCellMar>
-        </w:tblPrEx>
         <w:tc>
           <w:tcPr>
             <w:tcW w:w="0" w:type="auto"/>
@@ -1592,24 +1952,15 @@
                 <w:rFonts w:ascii="Segoe UI" w:hAnsi="Segoe UI"/>
                 <w:sz w:val="20"/>
               </w:rPr>
-              <w:t>Institution EIIN / School</w:t>
-            </w:r>
-            <w:r>
-              <w:rPr>
-                <w:rFonts w:ascii="Segoe UI" w:hAnsi="Segoe UI"/>
-                <w:sz w:val="20"/>
-              </w:rPr>
-              <w:t xml:space="preserve"> Code (</w:t>
-            </w:r>
-            <w:proofErr w:type="spellStart"/>
-            <w:r>
-              <w:rPr>
-                <w:rFonts w:ascii="Segoe UI" w:hAnsi="Segoe UI"/>
-                <w:sz w:val="20"/>
-              </w:rPr>
-              <w:t>sccode</w:t>
-            </w:r>
-            <w:proofErr w:type="spellEnd"/>
+              <w:t>Institution EIIN / School Code (</w:t>
+            </w:r>
+            <w:r>
+              <w:rPr>
+                <w:rFonts w:ascii="Segoe UI" w:hAnsi="Segoe UI"/>
+                <w:sz w:val="20"/>
+              </w:rPr>
+              <w:t>School EIIN Number</w:t>
+            </w:r>
             <w:r>
               <w:rPr>
                 <w:rFonts w:ascii="Segoe UI" w:hAnsi="Segoe UI"/>
@@ -1644,12 +1995,6 @@
         </w:tc>
       </w:tr>
       <w:tr>
-        <w:tblPrEx>
-          <w:tblCellMar>
-            <w:top w:w="0" w:type="dxa"/>
-            <w:bottom w:w="0" w:type="dxa"/>
-          </w:tblCellMar>
-        </w:tblPrEx>
         <w:tc>
           <w:tcPr>
             <w:tcW w:w="0" w:type="auto"/>
@@ -1761,24 +2106,15 @@
                 <w:rFonts w:ascii="Segoe UI" w:hAnsi="Segoe UI"/>
                 <w:sz w:val="20"/>
               </w:rPr>
-              <w:t xml:space="preserve">Academic Year (e.g. 2026). If empty, automatically resolves to the student's latest active academic session from </w:t>
-            </w:r>
-            <w:proofErr w:type="spellStart"/>
-            <w:r>
-              <w:rPr>
-                <w:rFonts w:ascii="Segoe UI" w:hAnsi="Segoe UI"/>
-                <w:sz w:val="20"/>
-              </w:rPr>
-              <w:t>ses</w:t>
-            </w:r>
-            <w:r>
-              <w:rPr>
-                <w:rFonts w:ascii="Segoe UI" w:hAnsi="Segoe UI"/>
-                <w:sz w:val="20"/>
-              </w:rPr>
-              <w:t>sioninfo</w:t>
-            </w:r>
-            <w:proofErr w:type="spellEnd"/>
+              <w:t>Academic Year (e.g. 2026). If empty, automatically resolves to the student's latest active academic session from</w:t>
+            </w:r>
+            <w:r>
+              <w:rPr>
+                <w:rFonts w:ascii="Segoe UI" w:hAnsi="Segoe UI"/>
+                <w:sz w:val="20"/>
+              </w:rPr>
+              <w:t xml:space="preserve"> record</w:t>
+            </w:r>
             <w:r>
               <w:rPr>
                 <w:rFonts w:ascii="Segoe UI" w:hAnsi="Segoe UI"/>
@@ -1798,47 +2134,15 @@
     </w:p>
     <w:p>
       <w:pPr>
-        <w:pBdr>
-          <w:bottom w:val="single" w:sz="8" w:space="4" w:color="CBD5E1"/>
-        </w:pBdr>
-      </w:pPr>
-    </w:p>
-    <w:p>
-      <w:pPr>
-        <w:spacing w:after="80"/>
-      </w:pPr>
-    </w:p>
-    <w:p>
-      <w:pPr>
+        <w:spacing w:before="300" w:after="140"/>
+      </w:pPr>
+      <w:r>
         <w:rPr>
           <w:rFonts w:ascii="Segoe UI" w:hAnsi="Segoe UI"/>
           <w:b/>
           <w:color w:val="1E40AF"/>
           <w:sz w:val="30"/>
         </w:rPr>
-      </w:pPr>
-      <w:r>
-        <w:rPr>
-          <w:rFonts w:ascii="Segoe UI" w:hAnsi="Segoe UI"/>
-          <w:b/>
-          <w:color w:val="1E40AF"/>
-          <w:sz w:val="30"/>
-        </w:rPr>
-        <w:br w:type="page"/>
-      </w:r>
-    </w:p>
-    <w:p>
-      <w:pPr>
-        <w:spacing w:before="300" w:after="140"/>
-      </w:pPr>
-      <w:r>
-        <w:rPr>
-          <w:rFonts w:ascii="Segoe UI" w:hAnsi="Segoe UI"/>
-          <w:b/>
-          <w:color w:val="1E40AF"/>
-          <w:sz w:val="30"/>
-        </w:rPr>
-        <w:lastRenderedPageBreak/>
         <w:t>4. API Endpoints Specification</w:t>
       </w:r>
     </w:p>
@@ -1898,16 +2202,14 @@
         </w:rPr>
         <w:t xml:space="preserve">Validates student existence, queries real-time dues from </w:t>
       </w:r>
-      <w:proofErr w:type="spellStart"/>
       <w:r>
         <w:rPr>
           <w:rFonts w:ascii="Segoe UI" w:hAnsi="Segoe UI"/>
           <w:color w:val="1E293B"/>
           <w:sz w:val="21"/>
         </w:rPr>
-        <w:t>stfinance</w:t>
-      </w:r>
-      <w:proofErr w:type="spellEnd"/>
+        <w:t>Students Payment Ledger</w:t>
+      </w:r>
       <w:r>
         <w:rPr>
           <w:rFonts w:ascii="Segoe UI" w:hAnsi="Segoe UI"/>
@@ -1926,24 +2228,25 @@
       <w:pPr>
         <w:spacing w:after="80"/>
         <w:ind w:left="400" w:hanging="200"/>
-      </w:pPr>
-      <w:r>
-        <w:rPr>
-          <w:rFonts w:ascii="Segoe UI" w:hAnsi="Segoe UI"/>
+        <w:rPr>
+          <w:b/>
+          <w:color w:val="1F4E79" w:themeColor="accent1" w:themeShade="80"/>
+        </w:rPr>
+      </w:pPr>
+      <w:r>
+        <w:rPr>
+          <w:rFonts w:ascii="Segoe UI" w:hAnsi="Segoe UI"/>
+          <w:b/>
+          <w:color w:val="1F4E79" w:themeColor="accent1" w:themeShade="80"/>
           <w:sz w:val="21"/>
         </w:rPr>
-        <w:t xml:space="preserve">• Endpoint URL: </w:t>
-      </w:r>
-      <w:r>
-        <w:rPr>
-          <w:rFonts w:ascii="Segoe UI" w:hAnsi="Segoe UI"/>
-          <w:sz w:val="21"/>
-        </w:rPr>
-        <w:t>https://console.eimbox.com/api/payment/v1/</w:t>
-      </w:r>
-      <w:r>
-        <w:rPr>
-          <w:rFonts w:ascii="Segoe UI" w:hAnsi="Segoe UI"/>
+        <w:t>• Endpoint URL: https://console.eimbox.com/api/payment/v1/</w:t>
+      </w:r>
+      <w:r>
+        <w:rPr>
+          <w:rFonts w:ascii="Segoe UI" w:hAnsi="Segoe UI"/>
+          <w:b/>
+          <w:color w:val="1F4E79" w:themeColor="accent1" w:themeShade="80"/>
           <w:sz w:val="21"/>
         </w:rPr>
         <w:t>paymentValidation.php</w:t>
@@ -1982,14 +2285,32 @@
     </w:p>
     <w:p>
       <w:pPr>
-        <w:spacing w:before="180" w:after="80"/>
-      </w:pPr>
-      <w:r>
         <w:rPr>
           <w:rFonts w:ascii="Segoe UI" w:hAnsi="Segoe UI"/>
           <w:b/>
           <w:color w:val="334155"/>
         </w:rPr>
+      </w:pPr>
+      <w:r>
+        <w:rPr>
+          <w:rFonts w:ascii="Segoe UI" w:hAnsi="Segoe UI"/>
+          <w:b/>
+          <w:color w:val="334155"/>
+        </w:rPr>
+        <w:br w:type="page"/>
+      </w:r>
+    </w:p>
+    <w:p>
+      <w:pPr>
+        <w:spacing w:before="180" w:after="80"/>
+      </w:pPr>
+      <w:r>
+        <w:rPr>
+          <w:rFonts w:ascii="Segoe UI" w:hAnsi="Segoe UI"/>
+          <w:b/>
+          <w:color w:val="334155"/>
+        </w:rPr>
+        <w:lastRenderedPageBreak/>
         <w:t>Request Fields:</w:t>
       </w:r>
     </w:p>
@@ -2012,15 +2333,9 @@
         <w:gridCol w:w="1295"/>
         <w:gridCol w:w="843"/>
         <w:gridCol w:w="1173"/>
-        <w:gridCol w:w="4815"/>
+        <w:gridCol w:w="5209"/>
       </w:tblGrid>
       <w:tr>
-        <w:tblPrEx>
-          <w:tblCellMar>
-            <w:top w:w="0" w:type="dxa"/>
-            <w:bottom w:w="0" w:type="dxa"/>
-          </w:tblCellMar>
-        </w:tblPrEx>
         <w:tc>
           <w:tcPr>
             <w:tcW w:w="0" w:type="auto"/>
@@ -2034,7 +2349,7 @@
           </w:tcPr>
           <w:p>
             <w:pPr>
-              <w:spacing w:line="260" w:lineRule="auto"/>
+              <w:spacing w:after="0" w:line="288" w:lineRule="auto"/>
             </w:pPr>
             <w:r>
               <w:rPr>
@@ -2059,7 +2374,7 @@
           </w:tcPr>
           <w:p>
             <w:pPr>
-              <w:spacing w:line="260" w:lineRule="auto"/>
+              <w:spacing w:after="0" w:line="288" w:lineRule="auto"/>
             </w:pPr>
             <w:r>
               <w:rPr>
@@ -2084,7 +2399,7 @@
           </w:tcPr>
           <w:p>
             <w:pPr>
-              <w:spacing w:line="260" w:lineRule="auto"/>
+              <w:spacing w:after="0" w:line="288" w:lineRule="auto"/>
             </w:pPr>
             <w:r>
               <w:rPr>
@@ -2109,7 +2424,7 @@
           </w:tcPr>
           <w:p>
             <w:pPr>
-              <w:spacing w:line="260" w:lineRule="auto"/>
+              <w:spacing w:after="0" w:line="288" w:lineRule="auto"/>
             </w:pPr>
             <w:r>
               <w:rPr>
@@ -2123,25 +2438,19 @@
         </w:tc>
       </w:tr>
       <w:tr>
-        <w:tblPrEx>
-          <w:tblCellMar>
-            <w:top w:w="0" w:type="dxa"/>
-            <w:bottom w:w="0" w:type="dxa"/>
-          </w:tblCellMar>
-        </w:tblPrEx>
-        <w:tc>
-          <w:tcPr>
-            <w:tcW w:w="0" w:type="auto"/>
-            <w:tcMar>
-              <w:top w:w="120" w:type="dxa"/>
-              <w:left w:w="160" w:type="dxa"/>
-              <w:bottom w:w="120" w:type="dxa"/>
-              <w:right w:w="160" w:type="dxa"/>
-            </w:tcMar>
-          </w:tcPr>
-          <w:p>
-            <w:pPr>
-              <w:spacing w:line="260" w:lineRule="auto"/>
+        <w:tc>
+          <w:tcPr>
+            <w:tcW w:w="0" w:type="auto"/>
+            <w:tcMar>
+              <w:top w:w="120" w:type="dxa"/>
+              <w:left w:w="160" w:type="dxa"/>
+              <w:bottom w:w="120" w:type="dxa"/>
+              <w:right w:w="160" w:type="dxa"/>
+            </w:tcMar>
+          </w:tcPr>
+          <w:p>
+            <w:pPr>
+              <w:spacing w:after="0" w:line="288" w:lineRule="auto"/>
             </w:pPr>
             <w:proofErr w:type="spellStart"/>
             <w:r>
@@ -2166,7 +2475,7 @@
           </w:tcPr>
           <w:p>
             <w:pPr>
-              <w:spacing w:line="260" w:lineRule="auto"/>
+              <w:spacing w:after="0" w:line="288" w:lineRule="auto"/>
             </w:pPr>
             <w:r>
               <w:rPr>
@@ -2189,7 +2498,7 @@
           </w:tcPr>
           <w:p>
             <w:pPr>
-              <w:spacing w:line="260" w:lineRule="auto"/>
+              <w:spacing w:after="0" w:line="288" w:lineRule="auto"/>
             </w:pPr>
             <w:r>
               <w:rPr>
@@ -2212,45 +2521,32 @@
           </w:tcPr>
           <w:p>
             <w:pPr>
-              <w:spacing w:line="260" w:lineRule="auto"/>
-            </w:pPr>
-            <w:r>
-              <w:rPr>
-                <w:rFonts w:ascii="Segoe UI" w:hAnsi="Segoe UI"/>
-                <w:sz w:val="20"/>
-              </w:rPr>
-              <w:t xml:space="preserve">Biller User </w:t>
-            </w:r>
-            <w:r>
-              <w:rPr>
-                <w:rFonts w:ascii="Segoe UI" w:hAnsi="Segoe UI"/>
-                <w:sz w:val="20"/>
-              </w:rPr>
-              <w:t>ID (e.g. Rocket00)</w:t>
+              <w:spacing w:after="0" w:line="288" w:lineRule="auto"/>
+            </w:pPr>
+            <w:r>
+              <w:rPr>
+                <w:rFonts w:ascii="Segoe UI" w:hAnsi="Segoe UI"/>
+                <w:sz w:val="20"/>
+              </w:rPr>
+              <w:t>Biller User ID (e.g. Rocket00)</w:t>
             </w:r>
           </w:p>
         </w:tc>
       </w:tr>
       <w:tr>
-        <w:tblPrEx>
-          <w:tblCellMar>
-            <w:top w:w="0" w:type="dxa"/>
-            <w:bottom w:w="0" w:type="dxa"/>
-          </w:tblCellMar>
-        </w:tblPrEx>
-        <w:tc>
-          <w:tcPr>
-            <w:tcW w:w="0" w:type="auto"/>
-            <w:tcMar>
-              <w:top w:w="120" w:type="dxa"/>
-              <w:left w:w="160" w:type="dxa"/>
-              <w:bottom w:w="120" w:type="dxa"/>
-              <w:right w:w="160" w:type="dxa"/>
-            </w:tcMar>
-          </w:tcPr>
-          <w:p>
-            <w:pPr>
-              <w:spacing w:line="260" w:lineRule="auto"/>
+        <w:tc>
+          <w:tcPr>
+            <w:tcW w:w="0" w:type="auto"/>
+            <w:tcMar>
+              <w:top w:w="120" w:type="dxa"/>
+              <w:left w:w="160" w:type="dxa"/>
+              <w:bottom w:w="120" w:type="dxa"/>
+              <w:right w:w="160" w:type="dxa"/>
+            </w:tcMar>
+          </w:tcPr>
+          <w:p>
+            <w:pPr>
+              <w:spacing w:after="0" w:line="288" w:lineRule="auto"/>
             </w:pPr>
             <w:proofErr w:type="spellStart"/>
             <w:r>
@@ -2275,7 +2571,7 @@
           </w:tcPr>
           <w:p>
             <w:pPr>
-              <w:spacing w:line="260" w:lineRule="auto"/>
+              <w:spacing w:after="0" w:line="288" w:lineRule="auto"/>
             </w:pPr>
             <w:r>
               <w:rPr>
@@ -2298,7 +2594,7 @@
           </w:tcPr>
           <w:p>
             <w:pPr>
-              <w:spacing w:line="260" w:lineRule="auto"/>
+              <w:spacing w:after="0" w:line="288" w:lineRule="auto"/>
             </w:pPr>
             <w:r>
               <w:rPr>
@@ -2321,7 +2617,7 @@
           </w:tcPr>
           <w:p>
             <w:pPr>
-              <w:spacing w:line="260" w:lineRule="auto"/>
+              <w:spacing w:after="0" w:line="288" w:lineRule="auto"/>
             </w:pPr>
             <w:r>
               <w:rPr>
@@ -2334,25 +2630,19 @@
         </w:tc>
       </w:tr>
       <w:tr>
-        <w:tblPrEx>
-          <w:tblCellMar>
-            <w:top w:w="0" w:type="dxa"/>
-            <w:bottom w:w="0" w:type="dxa"/>
-          </w:tblCellMar>
-        </w:tblPrEx>
-        <w:tc>
-          <w:tcPr>
-            <w:tcW w:w="0" w:type="auto"/>
-            <w:tcMar>
-              <w:top w:w="120" w:type="dxa"/>
-              <w:left w:w="160" w:type="dxa"/>
-              <w:bottom w:w="120" w:type="dxa"/>
-              <w:right w:w="160" w:type="dxa"/>
-            </w:tcMar>
-          </w:tcPr>
-          <w:p>
-            <w:pPr>
-              <w:spacing w:line="260" w:lineRule="auto"/>
+        <w:tc>
+          <w:tcPr>
+            <w:tcW w:w="0" w:type="auto"/>
+            <w:tcMar>
+              <w:top w:w="120" w:type="dxa"/>
+              <w:left w:w="160" w:type="dxa"/>
+              <w:bottom w:w="120" w:type="dxa"/>
+              <w:right w:w="160" w:type="dxa"/>
+            </w:tcMar>
+          </w:tcPr>
+          <w:p>
+            <w:pPr>
+              <w:spacing w:after="0" w:line="288" w:lineRule="auto"/>
             </w:pPr>
             <w:r>
               <w:rPr>
@@ -2375,7 +2665,7 @@
           </w:tcPr>
           <w:p>
             <w:pPr>
-              <w:spacing w:line="260" w:lineRule="auto"/>
+              <w:spacing w:after="0" w:line="288" w:lineRule="auto"/>
             </w:pPr>
             <w:r>
               <w:rPr>
@@ -2398,7 +2688,7 @@
           </w:tcPr>
           <w:p>
             <w:pPr>
-              <w:spacing w:line="260" w:lineRule="auto"/>
+              <w:spacing w:after="0" w:line="288" w:lineRule="auto"/>
             </w:pPr>
             <w:r>
               <w:rPr>
@@ -2421,7 +2711,7 @@
           </w:tcPr>
           <w:p>
             <w:pPr>
-              <w:spacing w:line="260" w:lineRule="auto"/>
+              <w:spacing w:after="0" w:line="288" w:lineRule="auto"/>
             </w:pPr>
             <w:r>
               <w:rPr>
@@ -2434,25 +2724,19 @@
         </w:tc>
       </w:tr>
       <w:tr>
-        <w:tblPrEx>
-          <w:tblCellMar>
-            <w:top w:w="0" w:type="dxa"/>
-            <w:bottom w:w="0" w:type="dxa"/>
-          </w:tblCellMar>
-        </w:tblPrEx>
-        <w:tc>
-          <w:tcPr>
-            <w:tcW w:w="0" w:type="auto"/>
-            <w:tcMar>
-              <w:top w:w="120" w:type="dxa"/>
-              <w:left w:w="160" w:type="dxa"/>
-              <w:bottom w:w="120" w:type="dxa"/>
-              <w:right w:w="160" w:type="dxa"/>
-            </w:tcMar>
-          </w:tcPr>
-          <w:p>
-            <w:pPr>
-              <w:spacing w:line="260" w:lineRule="auto"/>
+        <w:tc>
+          <w:tcPr>
+            <w:tcW w:w="0" w:type="auto"/>
+            <w:tcMar>
+              <w:top w:w="120" w:type="dxa"/>
+              <w:left w:w="160" w:type="dxa"/>
+              <w:bottom w:w="120" w:type="dxa"/>
+              <w:right w:w="160" w:type="dxa"/>
+            </w:tcMar>
+          </w:tcPr>
+          <w:p>
+            <w:pPr>
+              <w:spacing w:after="0" w:line="288" w:lineRule="auto"/>
             </w:pPr>
             <w:r>
               <w:rPr>
@@ -2475,7 +2759,7 @@
           </w:tcPr>
           <w:p>
             <w:pPr>
-              <w:spacing w:line="260" w:lineRule="auto"/>
+              <w:spacing w:after="0" w:line="288" w:lineRule="auto"/>
             </w:pPr>
             <w:r>
               <w:rPr>
@@ -2498,7 +2782,7 @@
           </w:tcPr>
           <w:p>
             <w:pPr>
-              <w:spacing w:line="260" w:lineRule="auto"/>
+              <w:spacing w:after="0" w:line="288" w:lineRule="auto"/>
             </w:pPr>
             <w:r>
               <w:rPr>
@@ -2521,7 +2805,7 @@
           </w:tcPr>
           <w:p>
             <w:pPr>
-              <w:spacing w:line="260" w:lineRule="auto"/>
+              <w:spacing w:after="0" w:line="288" w:lineRule="auto"/>
             </w:pPr>
             <w:r>
               <w:rPr>
@@ -2530,45 +2814,37 @@
               </w:rPr>
               <w:t>6-digit Institution Code (</w:t>
             </w:r>
-            <w:proofErr w:type="spellStart"/>
-            <w:r>
-              <w:rPr>
-                <w:rFonts w:ascii="Segoe UI" w:hAnsi="Segoe UI"/>
-                <w:sz w:val="20"/>
-              </w:rPr>
-              <w:t>sccode</w:t>
-            </w:r>
-            <w:proofErr w:type="spellEnd"/>
-            <w:r>
-              <w:rPr>
-                <w:rFonts w:ascii="Segoe UI" w:hAnsi="Segoe UI"/>
-                <w:sz w:val="20"/>
-              </w:rPr>
-              <w:t xml:space="preserve"> / EIIN, e.g. 103187)</w:t>
+            <w:r>
+              <w:rPr>
+                <w:rFonts w:ascii="Segoe UI" w:hAnsi="Segoe UI"/>
+                <w:sz w:val="20"/>
+              </w:rPr>
+              <w:t>School Code/</w:t>
+            </w:r>
+            <w:r>
+              <w:rPr>
+                <w:rFonts w:ascii="Segoe UI" w:hAnsi="Segoe UI"/>
+                <w:sz w:val="20"/>
+              </w:rPr>
+              <w:t>EIIN, e.g. 103187)</w:t>
             </w:r>
           </w:p>
         </w:tc>
       </w:tr>
       <w:tr>
-        <w:tblPrEx>
-          <w:tblCellMar>
-            <w:top w:w="0" w:type="dxa"/>
-            <w:bottom w:w="0" w:type="dxa"/>
-          </w:tblCellMar>
-        </w:tblPrEx>
-        <w:tc>
-          <w:tcPr>
-            <w:tcW w:w="0" w:type="auto"/>
-            <w:tcMar>
-              <w:top w:w="120" w:type="dxa"/>
-              <w:left w:w="160" w:type="dxa"/>
-              <w:bottom w:w="120" w:type="dxa"/>
-              <w:right w:w="160" w:type="dxa"/>
-            </w:tcMar>
-          </w:tcPr>
-          <w:p>
-            <w:pPr>
-              <w:spacing w:line="260" w:lineRule="auto"/>
+        <w:tc>
+          <w:tcPr>
+            <w:tcW w:w="0" w:type="auto"/>
+            <w:tcMar>
+              <w:top w:w="120" w:type="dxa"/>
+              <w:left w:w="160" w:type="dxa"/>
+              <w:bottom w:w="120" w:type="dxa"/>
+              <w:right w:w="160" w:type="dxa"/>
+            </w:tcMar>
+          </w:tcPr>
+          <w:p>
+            <w:pPr>
+              <w:spacing w:after="0" w:line="288" w:lineRule="auto"/>
             </w:pPr>
             <w:r>
               <w:rPr>
@@ -2591,7 +2867,7 @@
           </w:tcPr>
           <w:p>
             <w:pPr>
-              <w:spacing w:line="260" w:lineRule="auto"/>
+              <w:spacing w:after="0" w:line="288" w:lineRule="auto"/>
             </w:pPr>
             <w:r>
               <w:rPr>
@@ -2614,7 +2890,7 @@
           </w:tcPr>
           <w:p>
             <w:pPr>
-              <w:spacing w:line="260" w:lineRule="auto"/>
+              <w:spacing w:after="0" w:line="288" w:lineRule="auto"/>
             </w:pPr>
             <w:r>
               <w:rPr>
@@ -2637,7 +2913,7 @@
           </w:tcPr>
           <w:p>
             <w:pPr>
-              <w:spacing w:line="260" w:lineRule="auto"/>
+              <w:spacing w:after="0" w:line="288" w:lineRule="auto"/>
             </w:pPr>
             <w:r>
               <w:rPr>
@@ -2653,11 +2929,6 @@
     <w:p/>
     <w:p>
       <w:pPr>
-        <w:spacing w:after="80"/>
-      </w:pPr>
-    </w:p>
-    <w:p>
-      <w:pPr>
         <w:spacing w:before="180" w:after="80"/>
       </w:pPr>
       <w:r>
@@ -2666,15 +2937,7 @@
           <w:b/>
           <w:color w:val="334155"/>
         </w:rPr>
-        <w:t xml:space="preserve">Sample </w:t>
-      </w:r>
-      <w:r>
-        <w:rPr>
-          <w:rFonts w:ascii="Segoe UI" w:hAnsi="Segoe UI"/>
-          <w:b/>
-          <w:color w:val="334155"/>
-        </w:rPr>
-        <w:t>Request:</w:t>
+        <w:t>Sample Request:</w:t>
       </w:r>
     </w:p>
     <w:tbl>
@@ -2697,12 +2960,6 @@
         <w:gridCol w:w="9200"/>
       </w:tblGrid>
       <w:tr>
-        <w:tblPrEx>
-          <w:tblCellMar>
-            <w:top w:w="0" w:type="dxa"/>
-            <w:bottom w:w="0" w:type="dxa"/>
-          </w:tblCellMar>
-        </w:tblPrEx>
         <w:tc>
           <w:tcPr>
             <w:tcW w:w="0" w:type="auto"/>
@@ -2825,7 +3082,6 @@
                 <w:color w:val="0F172A"/>
                 <w:sz w:val="18"/>
               </w:rPr>
-              <w:lastRenderedPageBreak/>
               <w:t xml:space="preserve">  "refNo3": ""</w:t>
             </w:r>
           </w:p>
@@ -2845,10 +3101,14 @@
         </w:tc>
       </w:tr>
     </w:tbl>
-    <w:p/>
-    <w:p>
-      <w:pPr>
-        <w:spacing w:after="80"/>
+    <w:p>
+      <w:pPr>
+        <w:spacing w:before="180" w:after="80"/>
+        <w:rPr>
+          <w:rFonts w:ascii="Segoe UI" w:hAnsi="Segoe UI"/>
+          <w:b/>
+          <w:color w:val="334155"/>
+        </w:rPr>
       </w:pPr>
     </w:p>
     <w:p>
@@ -2882,15 +3142,9 @@
       <w:tblGrid>
         <w:gridCol w:w="1670"/>
         <w:gridCol w:w="843"/>
-        <w:gridCol w:w="4386"/>
+        <w:gridCol w:w="5015"/>
       </w:tblGrid>
       <w:tr>
-        <w:tblPrEx>
-          <w:tblCellMar>
-            <w:top w:w="0" w:type="dxa"/>
-            <w:bottom w:w="0" w:type="dxa"/>
-          </w:tblCellMar>
-        </w:tblPrEx>
         <w:tc>
           <w:tcPr>
             <w:tcW w:w="0" w:type="auto"/>
@@ -2904,7 +3158,7 @@
           </w:tcPr>
           <w:p>
             <w:pPr>
-              <w:spacing w:line="260" w:lineRule="auto"/>
+              <w:spacing w:after="0" w:line="288" w:lineRule="auto"/>
             </w:pPr>
             <w:r>
               <w:rPr>
@@ -2929,7 +3183,7 @@
           </w:tcPr>
           <w:p>
             <w:pPr>
-              <w:spacing w:line="260" w:lineRule="auto"/>
+              <w:spacing w:after="0" w:line="288" w:lineRule="auto"/>
             </w:pPr>
             <w:r>
               <w:rPr>
@@ -2954,7 +3208,7 @@
           </w:tcPr>
           <w:p>
             <w:pPr>
-              <w:spacing w:line="260" w:lineRule="auto"/>
+              <w:spacing w:after="0" w:line="288" w:lineRule="auto"/>
             </w:pPr>
             <w:r>
               <w:rPr>
@@ -2968,25 +3222,19 @@
         </w:tc>
       </w:tr>
       <w:tr>
-        <w:tblPrEx>
-          <w:tblCellMar>
-            <w:top w:w="0" w:type="dxa"/>
-            <w:bottom w:w="0" w:type="dxa"/>
-          </w:tblCellMar>
-        </w:tblPrEx>
-        <w:tc>
-          <w:tcPr>
-            <w:tcW w:w="0" w:type="auto"/>
-            <w:tcMar>
-              <w:top w:w="120" w:type="dxa"/>
-              <w:left w:w="160" w:type="dxa"/>
-              <w:bottom w:w="120" w:type="dxa"/>
-              <w:right w:w="160" w:type="dxa"/>
-            </w:tcMar>
-          </w:tcPr>
-          <w:p>
-            <w:pPr>
-              <w:spacing w:line="260" w:lineRule="auto"/>
+        <w:tc>
+          <w:tcPr>
+            <w:tcW w:w="0" w:type="auto"/>
+            <w:tcMar>
+              <w:top w:w="120" w:type="dxa"/>
+              <w:left w:w="160" w:type="dxa"/>
+              <w:bottom w:w="120" w:type="dxa"/>
+              <w:right w:w="160" w:type="dxa"/>
+            </w:tcMar>
+          </w:tcPr>
+          <w:p>
+            <w:pPr>
+              <w:spacing w:after="0" w:line="288" w:lineRule="auto"/>
             </w:pPr>
             <w:proofErr w:type="spellStart"/>
             <w:r>
@@ -3011,7 +3259,7 @@
           </w:tcPr>
           <w:p>
             <w:pPr>
-              <w:spacing w:line="260" w:lineRule="auto"/>
+              <w:spacing w:after="0" w:line="288" w:lineRule="auto"/>
             </w:pPr>
             <w:r>
               <w:rPr>
@@ -3034,7 +3282,7 @@
           </w:tcPr>
           <w:p>
             <w:pPr>
-              <w:spacing w:line="260" w:lineRule="auto"/>
+              <w:spacing w:after="0" w:line="288" w:lineRule="auto"/>
             </w:pPr>
             <w:r>
               <w:rPr>
@@ -3047,25 +3295,19 @@
         </w:tc>
       </w:tr>
       <w:tr>
-        <w:tblPrEx>
-          <w:tblCellMar>
-            <w:top w:w="0" w:type="dxa"/>
-            <w:bottom w:w="0" w:type="dxa"/>
-          </w:tblCellMar>
-        </w:tblPrEx>
-        <w:tc>
-          <w:tcPr>
-            <w:tcW w:w="0" w:type="auto"/>
-            <w:tcMar>
-              <w:top w:w="120" w:type="dxa"/>
-              <w:left w:w="160" w:type="dxa"/>
-              <w:bottom w:w="120" w:type="dxa"/>
-              <w:right w:w="160" w:type="dxa"/>
-            </w:tcMar>
-          </w:tcPr>
-          <w:p>
-            <w:pPr>
-              <w:spacing w:line="260" w:lineRule="auto"/>
+        <w:tc>
+          <w:tcPr>
+            <w:tcW w:w="0" w:type="auto"/>
+            <w:tcMar>
+              <w:top w:w="120" w:type="dxa"/>
+              <w:left w:w="160" w:type="dxa"/>
+              <w:bottom w:w="120" w:type="dxa"/>
+              <w:right w:w="160" w:type="dxa"/>
+            </w:tcMar>
+          </w:tcPr>
+          <w:p>
+            <w:pPr>
+              <w:spacing w:after="0" w:line="288" w:lineRule="auto"/>
             </w:pPr>
             <w:proofErr w:type="spellStart"/>
             <w:r>
@@ -3090,7 +3332,7 @@
           </w:tcPr>
           <w:p>
             <w:pPr>
-              <w:spacing w:line="260" w:lineRule="auto"/>
+              <w:spacing w:after="0" w:line="288" w:lineRule="auto"/>
             </w:pPr>
             <w:r>
               <w:rPr>
@@ -3113,45 +3355,32 @@
           </w:tcPr>
           <w:p>
             <w:pPr>
-              <w:spacing w:line="260" w:lineRule="auto"/>
-            </w:pPr>
-            <w:r>
-              <w:rPr>
-                <w:rFonts w:ascii="Segoe UI" w:hAnsi="Segoe UI"/>
-                <w:sz w:val="20"/>
-              </w:rPr>
-              <w:t xml:space="preserve">Status </w:t>
-            </w:r>
-            <w:r>
-              <w:rPr>
-                <w:rFonts w:ascii="Segoe UI" w:hAnsi="Segoe UI"/>
-                <w:sz w:val="20"/>
-              </w:rPr>
-              <w:t>description message</w:t>
+              <w:spacing w:after="0" w:line="288" w:lineRule="auto"/>
+            </w:pPr>
+            <w:r>
+              <w:rPr>
+                <w:rFonts w:ascii="Segoe UI" w:hAnsi="Segoe UI"/>
+                <w:sz w:val="20"/>
+              </w:rPr>
+              <w:t>Status description message</w:t>
             </w:r>
           </w:p>
         </w:tc>
       </w:tr>
       <w:tr>
-        <w:tblPrEx>
-          <w:tblCellMar>
-            <w:top w:w="0" w:type="dxa"/>
-            <w:bottom w:w="0" w:type="dxa"/>
-          </w:tblCellMar>
-        </w:tblPrEx>
-        <w:tc>
-          <w:tcPr>
-            <w:tcW w:w="0" w:type="auto"/>
-            <w:tcMar>
-              <w:top w:w="120" w:type="dxa"/>
-              <w:left w:w="160" w:type="dxa"/>
-              <w:bottom w:w="120" w:type="dxa"/>
-              <w:right w:w="160" w:type="dxa"/>
-            </w:tcMar>
-          </w:tcPr>
-          <w:p>
-            <w:pPr>
-              <w:spacing w:line="260" w:lineRule="auto"/>
+        <w:tc>
+          <w:tcPr>
+            <w:tcW w:w="0" w:type="auto"/>
+            <w:tcMar>
+              <w:top w:w="120" w:type="dxa"/>
+              <w:left w:w="160" w:type="dxa"/>
+              <w:bottom w:w="120" w:type="dxa"/>
+              <w:right w:w="160" w:type="dxa"/>
+            </w:tcMar>
+          </w:tcPr>
+          <w:p>
+            <w:pPr>
+              <w:spacing w:after="0" w:line="288" w:lineRule="auto"/>
             </w:pPr>
             <w:proofErr w:type="spellStart"/>
             <w:r>
@@ -3176,7 +3405,7 @@
           </w:tcPr>
           <w:p>
             <w:pPr>
-              <w:spacing w:line="260" w:lineRule="auto"/>
+              <w:spacing w:after="0" w:line="288" w:lineRule="auto"/>
             </w:pPr>
             <w:r>
               <w:rPr>
@@ -3199,14 +3428,21 @@
           </w:tcPr>
           <w:p>
             <w:pPr>
-              <w:spacing w:line="260" w:lineRule="auto"/>
-            </w:pPr>
-            <w:r>
-              <w:rPr>
-                <w:rFonts w:ascii="Segoe UI" w:hAnsi="Segoe UI"/>
-                <w:sz w:val="20"/>
-              </w:rPr>
-              <w:t xml:space="preserve">Student Full Name (from </w:t>
+              <w:spacing w:after="0" w:line="288" w:lineRule="auto"/>
+            </w:pPr>
+            <w:r>
+              <w:rPr>
+                <w:rFonts w:ascii="Segoe UI" w:hAnsi="Segoe UI"/>
+                <w:sz w:val="20"/>
+              </w:rPr>
+              <w:t>Student Full Name (</w:t>
+            </w:r>
+            <w:r>
+              <w:rPr>
+                <w:rFonts w:ascii="Segoe UI" w:hAnsi="Segoe UI"/>
+                <w:sz w:val="20"/>
+              </w:rPr>
+              <w:t xml:space="preserve">e.g. </w:t>
             </w:r>
             <w:proofErr w:type="spellStart"/>
             <w:r>
@@ -3214,7 +3450,23 @@
                 <w:rFonts w:ascii="Segoe UI" w:hAnsi="Segoe UI"/>
                 <w:sz w:val="20"/>
               </w:rPr>
-              <w:t>students.stnameeng</w:t>
+              <w:t>Labib</w:t>
+            </w:r>
+            <w:proofErr w:type="spellEnd"/>
+            <w:r>
+              <w:rPr>
+                <w:rFonts w:ascii="Segoe UI" w:hAnsi="Segoe UI"/>
+                <w:sz w:val="20"/>
+              </w:rPr>
+              <w:t xml:space="preserve"> </w:t>
+            </w:r>
+            <w:proofErr w:type="spellStart"/>
+            <w:r>
+              <w:rPr>
+                <w:rFonts w:ascii="Segoe UI" w:hAnsi="Segoe UI"/>
+                <w:sz w:val="20"/>
+              </w:rPr>
+              <w:t>Shahriar</w:t>
             </w:r>
             <w:proofErr w:type="spellEnd"/>
             <w:r>
@@ -3228,25 +3480,19 @@
         </w:tc>
       </w:tr>
       <w:tr>
-        <w:tblPrEx>
-          <w:tblCellMar>
-            <w:top w:w="0" w:type="dxa"/>
-            <w:bottom w:w="0" w:type="dxa"/>
-          </w:tblCellMar>
-        </w:tblPrEx>
-        <w:tc>
-          <w:tcPr>
-            <w:tcW w:w="0" w:type="auto"/>
-            <w:tcMar>
-              <w:top w:w="120" w:type="dxa"/>
-              <w:left w:w="160" w:type="dxa"/>
-              <w:bottom w:w="120" w:type="dxa"/>
-              <w:right w:w="160" w:type="dxa"/>
-            </w:tcMar>
-          </w:tcPr>
-          <w:p>
-            <w:pPr>
-              <w:spacing w:line="260" w:lineRule="auto"/>
+        <w:tc>
+          <w:tcPr>
+            <w:tcW w:w="0" w:type="auto"/>
+            <w:tcMar>
+              <w:top w:w="120" w:type="dxa"/>
+              <w:left w:w="160" w:type="dxa"/>
+              <w:bottom w:w="120" w:type="dxa"/>
+              <w:right w:w="160" w:type="dxa"/>
+            </w:tcMar>
+          </w:tcPr>
+          <w:p>
+            <w:pPr>
+              <w:spacing w:after="0" w:line="288" w:lineRule="auto"/>
             </w:pPr>
             <w:r>
               <w:rPr>
@@ -3269,7 +3515,7 @@
           </w:tcPr>
           <w:p>
             <w:pPr>
-              <w:spacing w:line="260" w:lineRule="auto"/>
+              <w:spacing w:after="0" w:line="288" w:lineRule="auto"/>
             </w:pPr>
             <w:r>
               <w:rPr>
@@ -3292,24 +3538,29 @@
           </w:tcPr>
           <w:p>
             <w:pPr>
-              <w:spacing w:line="260" w:lineRule="auto"/>
-            </w:pPr>
-            <w:r>
-              <w:rPr>
-                <w:rFonts w:ascii="Segoe UI" w:hAnsi="Segoe UI"/>
-                <w:sz w:val="20"/>
-              </w:rPr>
-              <w:t xml:space="preserve">Student Class and Section (from </w:t>
-            </w:r>
-            <w:proofErr w:type="spellStart"/>
-            <w:r>
-              <w:rPr>
-                <w:rFonts w:ascii="Segoe UI" w:hAnsi="Segoe UI"/>
-                <w:sz w:val="20"/>
-              </w:rPr>
-              <w:t>sessioninfo</w:t>
-            </w:r>
-            <w:proofErr w:type="spellEnd"/>
+              <w:spacing w:after="0" w:line="288" w:lineRule="auto"/>
+            </w:pPr>
+            <w:r>
+              <w:rPr>
+                <w:rFonts w:ascii="Segoe UI" w:hAnsi="Segoe UI"/>
+                <w:sz w:val="20"/>
+              </w:rPr>
+              <w:t>Student Class and Section (</w:t>
+            </w:r>
+            <w:r>
+              <w:rPr>
+                <w:rFonts w:ascii="Segoe UI" w:hAnsi="Segoe UI"/>
+                <w:sz w:val="20"/>
+              </w:rPr>
+              <w:t>e.g. Class :Ten (Science</w:t>
+            </w:r>
+            <w:r>
+              <w:rPr>
+                <w:rFonts w:ascii="Segoe UI" w:hAnsi="Segoe UI"/>
+                <w:sz w:val="20"/>
+              </w:rPr>
+              <w:t>)</w:t>
+            </w:r>
             <w:r>
               <w:rPr>
                 <w:rFonts w:ascii="Segoe UI" w:hAnsi="Segoe UI"/>
@@ -3321,25 +3572,19 @@
         </w:tc>
       </w:tr>
       <w:tr>
-        <w:tblPrEx>
-          <w:tblCellMar>
-            <w:top w:w="0" w:type="dxa"/>
-            <w:bottom w:w="0" w:type="dxa"/>
-          </w:tblCellMar>
-        </w:tblPrEx>
-        <w:tc>
-          <w:tcPr>
-            <w:tcW w:w="0" w:type="auto"/>
-            <w:tcMar>
-              <w:top w:w="120" w:type="dxa"/>
-              <w:left w:w="160" w:type="dxa"/>
-              <w:bottom w:w="120" w:type="dxa"/>
-              <w:right w:w="160" w:type="dxa"/>
-            </w:tcMar>
-          </w:tcPr>
-          <w:p>
-            <w:pPr>
-              <w:spacing w:line="260" w:lineRule="auto"/>
+        <w:tc>
+          <w:tcPr>
+            <w:tcW w:w="0" w:type="auto"/>
+            <w:tcMar>
+              <w:top w:w="120" w:type="dxa"/>
+              <w:left w:w="160" w:type="dxa"/>
+              <w:bottom w:w="120" w:type="dxa"/>
+              <w:right w:w="160" w:type="dxa"/>
+            </w:tcMar>
+          </w:tcPr>
+          <w:p>
+            <w:pPr>
+              <w:spacing w:after="0" w:line="288" w:lineRule="auto"/>
             </w:pPr>
             <w:r>
               <w:rPr>
@@ -3362,7 +3607,7 @@
           </w:tcPr>
           <w:p>
             <w:pPr>
-              <w:spacing w:line="260" w:lineRule="auto"/>
+              <w:spacing w:after="0" w:line="288" w:lineRule="auto"/>
             </w:pPr>
             <w:r>
               <w:rPr>
@@ -3385,7 +3630,11 @@
           </w:tcPr>
           <w:p>
             <w:pPr>
-              <w:spacing w:line="260" w:lineRule="auto"/>
+              <w:spacing w:after="0" w:line="288" w:lineRule="auto"/>
+              <w:rPr>
+                <w:rFonts w:ascii="Segoe UI" w:hAnsi="Segoe UI"/>
+                <w:sz w:val="20"/>
+              </w:rPr>
             </w:pPr>
             <w:r>
               <w:rPr>
@@ -3393,30 +3642,50 @@
                 <w:sz w:val="20"/>
               </w:rPr>
               <w:t>Student Roll Number and Academic Session</w:t>
+            </w:r>
+            <w:r>
+              <w:rPr>
+                <w:rFonts w:ascii="Segoe UI" w:hAnsi="Segoe UI"/>
+                <w:sz w:val="20"/>
+              </w:rPr>
+              <w:t xml:space="preserve"> </w:t>
+            </w:r>
+          </w:p>
+          <w:p>
+            <w:pPr>
+              <w:shd w:val="clear" w:color="auto" w:fill="FFFFFF"/>
+              <w:spacing w:after="0" w:line="288" w:lineRule="auto"/>
+              <w:rPr>
+                <w:rFonts w:ascii="Courier New" w:eastAsia="Times New Roman" w:hAnsi="Courier New" w:cs="Courier New"/>
+                <w:color w:val="000000"/>
+                <w:sz w:val="18"/>
+                <w:szCs w:val="18"/>
+              </w:rPr>
+            </w:pPr>
+            <w:r>
+              <w:rPr>
+                <w:rFonts w:ascii="Segoe UI" w:hAnsi="Segoe UI"/>
+                <w:sz w:val="20"/>
+              </w:rPr>
+              <w:t>(e.g. Roll : 2 | Year: 2026)</w:t>
             </w:r>
           </w:p>
         </w:tc>
       </w:tr>
       <w:tr>
-        <w:tblPrEx>
-          <w:tblCellMar>
-            <w:top w:w="0" w:type="dxa"/>
-            <w:bottom w:w="0" w:type="dxa"/>
-          </w:tblCellMar>
-        </w:tblPrEx>
-        <w:tc>
-          <w:tcPr>
-            <w:tcW w:w="0" w:type="auto"/>
-            <w:tcMar>
-              <w:top w:w="120" w:type="dxa"/>
-              <w:left w:w="160" w:type="dxa"/>
-              <w:bottom w:w="120" w:type="dxa"/>
-              <w:right w:w="160" w:type="dxa"/>
-            </w:tcMar>
-          </w:tcPr>
-          <w:p>
-            <w:pPr>
-              <w:spacing w:line="260" w:lineRule="auto"/>
+        <w:tc>
+          <w:tcPr>
+            <w:tcW w:w="0" w:type="auto"/>
+            <w:tcMar>
+              <w:top w:w="120" w:type="dxa"/>
+              <w:left w:w="160" w:type="dxa"/>
+              <w:bottom w:w="120" w:type="dxa"/>
+              <w:right w:w="160" w:type="dxa"/>
+            </w:tcMar>
+          </w:tcPr>
+          <w:p>
+            <w:pPr>
+              <w:spacing w:after="0" w:line="288" w:lineRule="auto"/>
             </w:pPr>
             <w:r>
               <w:rPr>
@@ -3439,7 +3708,7 @@
           </w:tcPr>
           <w:p>
             <w:pPr>
-              <w:spacing w:line="260" w:lineRule="auto"/>
+              <w:spacing w:after="0" w:line="288" w:lineRule="auto"/>
             </w:pPr>
             <w:r>
               <w:rPr>
@@ -3462,45 +3731,55 @@
           </w:tcPr>
           <w:p>
             <w:pPr>
-              <w:spacing w:line="260" w:lineRule="auto"/>
-            </w:pPr>
-            <w:r>
-              <w:rPr>
-                <w:rFonts w:ascii="Segoe UI" w:hAnsi="Segoe UI"/>
-                <w:sz w:val="20"/>
-              </w:rPr>
-              <w:t xml:space="preserve">Institution Code / </w:t>
-            </w:r>
-            <w:r>
-              <w:rPr>
-                <w:rFonts w:ascii="Segoe UI" w:hAnsi="Segoe UI"/>
-                <w:sz w:val="20"/>
-              </w:rPr>
-              <w:t>Biller Info</w:t>
+              <w:shd w:val="clear" w:color="auto" w:fill="FFFFFF"/>
+              <w:spacing w:after="0" w:line="288" w:lineRule="auto"/>
+              <w:rPr>
+                <w:rFonts w:ascii="Courier New" w:eastAsia="Times New Roman" w:hAnsi="Courier New" w:cs="Courier New"/>
+                <w:color w:val="000000"/>
+                <w:sz w:val="18"/>
+                <w:szCs w:val="18"/>
+              </w:rPr>
+            </w:pPr>
+            <w:r>
+              <w:rPr>
+                <w:rFonts w:ascii="Segoe UI" w:hAnsi="Segoe UI"/>
+                <w:sz w:val="20"/>
+              </w:rPr>
+              <w:t xml:space="preserve">Institution Code / Biller Info (e.g. Institute </w:t>
+            </w:r>
+            <w:proofErr w:type="spellStart"/>
+            <w:r>
+              <w:rPr>
+                <w:rFonts w:ascii="Segoe UI" w:hAnsi="Segoe UI"/>
+                <w:sz w:val="20"/>
+              </w:rPr>
+              <w:t>Sc</w:t>
+            </w:r>
+            <w:proofErr w:type="spellEnd"/>
+            <w:r>
+              <w:rPr>
+                <w:rFonts w:ascii="Segoe UI" w:hAnsi="Segoe UI"/>
+                <w:sz w:val="20"/>
+              </w:rPr>
+              <w:t>: 102030)</w:t>
             </w:r>
           </w:p>
         </w:tc>
       </w:tr>
       <w:tr>
-        <w:tblPrEx>
-          <w:tblCellMar>
-            <w:top w:w="0" w:type="dxa"/>
-            <w:bottom w:w="0" w:type="dxa"/>
-          </w:tblCellMar>
-        </w:tblPrEx>
-        <w:tc>
-          <w:tcPr>
-            <w:tcW w:w="0" w:type="auto"/>
-            <w:tcMar>
-              <w:top w:w="120" w:type="dxa"/>
-              <w:left w:w="160" w:type="dxa"/>
-              <w:bottom w:w="120" w:type="dxa"/>
-              <w:right w:w="160" w:type="dxa"/>
-            </w:tcMar>
-          </w:tcPr>
-          <w:p>
-            <w:pPr>
-              <w:spacing w:line="260" w:lineRule="auto"/>
+        <w:tc>
+          <w:tcPr>
+            <w:tcW w:w="0" w:type="auto"/>
+            <w:tcMar>
+              <w:top w:w="120" w:type="dxa"/>
+              <w:left w:w="160" w:type="dxa"/>
+              <w:bottom w:w="120" w:type="dxa"/>
+              <w:right w:w="160" w:type="dxa"/>
+            </w:tcMar>
+          </w:tcPr>
+          <w:p>
+            <w:pPr>
+              <w:spacing w:after="0" w:line="288" w:lineRule="auto"/>
             </w:pPr>
             <w:r>
               <w:rPr>
@@ -3523,7 +3802,7 @@
           </w:tcPr>
           <w:p>
             <w:pPr>
-              <w:spacing w:line="260" w:lineRule="auto"/>
+              <w:spacing w:after="0" w:line="288" w:lineRule="auto"/>
             </w:pPr>
             <w:r>
               <w:rPr>
@@ -3546,7 +3825,7 @@
           </w:tcPr>
           <w:p>
             <w:pPr>
-              <w:spacing w:line="260" w:lineRule="auto"/>
+              <w:spacing w:after="0" w:line="288" w:lineRule="auto"/>
             </w:pPr>
             <w:r>
               <w:rPr>
@@ -3554,6 +3833,13 @@
                 <w:sz w:val="20"/>
               </w:rPr>
               <w:t>Total calculated unpaid dues</w:t>
+            </w:r>
+            <w:r>
+              <w:rPr>
+                <w:rFonts w:ascii="Segoe UI" w:hAnsi="Segoe UI"/>
+                <w:sz w:val="20"/>
+              </w:rPr>
+              <w:t xml:space="preserve"> (e.g. 1000)</w:t>
             </w:r>
           </w:p>
         </w:tc>
@@ -3598,12 +3884,6 @@
         <w:gridCol w:w="9200"/>
       </w:tblGrid>
       <w:tr>
-        <w:tblPrEx>
-          <w:tblCellMar>
-            <w:top w:w="0" w:type="dxa"/>
-            <w:bottom w:w="0" w:type="dxa"/>
-          </w:tblCellMar>
-        </w:tblPrEx>
         <w:tc>
           <w:tcPr>
             <w:tcW w:w="0" w:type="auto"/>
@@ -3783,7 +4063,6 @@
                 <w:color w:val="0F172A"/>
                 <w:sz w:val="18"/>
               </w:rPr>
-              <w:lastRenderedPageBreak/>
               <w:t>}</w:t>
             </w:r>
           </w:p>
@@ -3793,7 +4072,11 @@
     <w:p/>
     <w:p>
       <w:pPr>
-        <w:spacing w:after="80"/>
+        <w:rPr>
+          <w:rFonts w:ascii="Segoe UI" w:hAnsi="Segoe UI"/>
+          <w:b/>
+          <w:color w:val="334155"/>
+        </w:rPr>
       </w:pPr>
     </w:p>
     <w:p>
@@ -3829,12 +4112,6 @@
         <w:gridCol w:w="9200"/>
       </w:tblGrid>
       <w:tr>
-        <w:tblPrEx>
-          <w:tblCellMar>
-            <w:top w:w="0" w:type="dxa"/>
-            <w:bottom w:w="0" w:type="dxa"/>
-          </w:tblCellMar>
-        </w:tblPrEx>
         <w:tc>
           <w:tcPr>
             <w:tcW w:w="0" w:type="auto"/>
@@ -3949,8 +4226,9 @@
           <w:color w:val="2563EB"/>
           <w:sz w:val="24"/>
         </w:rPr>
-        <w:t xml:space="preserve">4.2 Confirmation API </w:t>
-      </w:r>
+        <w:t>4.2 Confirmation API (`/</w:t>
+      </w:r>
+      <w:proofErr w:type="spellStart"/>
       <w:r>
         <w:rPr>
           <w:rFonts w:ascii="Segoe UI" w:hAnsi="Segoe UI"/>
@@ -3958,9 +4236,9 @@
           <w:color w:val="2563EB"/>
           <w:sz w:val="24"/>
         </w:rPr>
-        <w:t>(`/</w:t>
-      </w:r>
-      <w:proofErr w:type="spellStart"/>
+        <w:t>paymentConfirmation</w:t>
+      </w:r>
+      <w:proofErr w:type="spellEnd"/>
       <w:r>
         <w:rPr>
           <w:rFonts w:ascii="Segoe UI" w:hAnsi="Segoe UI"/>
@@ -3968,16 +4246,6 @@
           <w:color w:val="2563EB"/>
           <w:sz w:val="24"/>
         </w:rPr>
-        <w:t>paymentConfirmation</w:t>
-      </w:r>
-      <w:proofErr w:type="spellEnd"/>
-      <w:r>
-        <w:rPr>
-          <w:rFonts w:ascii="Segoe UI" w:hAnsi="Segoe UI"/>
-          <w:b/>
-          <w:color w:val="2563EB"/>
-          <w:sz w:val="24"/>
-        </w:rPr>
         <w:t>`)</w:t>
       </w:r>
     </w:p>
@@ -3996,61 +4264,41 @@
           <w:color w:val="1E293B"/>
           <w:sz w:val="21"/>
         </w:rPr>
-        <w:t>Dispatched by DBBL Rocket immediately after the user confirms payment. Settles student finance ledgers (</w:t>
-      </w:r>
-      <w:proofErr w:type="spellStart"/>
+        <w:t>Dispatched by DBBL Rocket immediately after the user confirms payment. S</w:t>
+      </w:r>
       <w:r>
         <w:rPr>
           <w:rFonts w:ascii="Segoe UI" w:hAnsi="Segoe UI"/>
           <w:color w:val="1E293B"/>
           <w:sz w:val="21"/>
         </w:rPr>
-        <w:t>stfinance</w:t>
-      </w:r>
-      <w:proofErr w:type="spellEnd"/>
+        <w:t>ettles student finance ledgers</w:t>
+      </w:r>
       <w:r>
         <w:rPr>
           <w:rFonts w:ascii="Segoe UI" w:hAnsi="Segoe UI"/>
           <w:color w:val="1E293B"/>
           <w:sz w:val="21"/>
         </w:rPr>
-        <w:t>), generates receipt record (</w:t>
-      </w:r>
-      <w:proofErr w:type="spellStart"/>
+        <w:t xml:space="preserve">, generates receipt </w:t>
+      </w:r>
+      <w:proofErr w:type="gramStart"/>
       <w:r>
         <w:rPr>
           <w:rFonts w:ascii="Segoe UI" w:hAnsi="Segoe UI"/>
           <w:color w:val="1E293B"/>
           <w:sz w:val="21"/>
         </w:rPr>
-        <w:t>stpr</w:t>
-      </w:r>
-      <w:proofErr w:type="spellEnd"/>
+        <w:t>record  with</w:t>
+      </w:r>
+      <w:proofErr w:type="gramEnd"/>
       <w:r>
         <w:rPr>
           <w:rFonts w:ascii="Segoe UI" w:hAnsi="Segoe UI"/>
           <w:color w:val="1E293B"/>
           <w:sz w:val="21"/>
         </w:rPr>
-        <w:t>) with student receipt number (</w:t>
-      </w:r>
-      <w:proofErr w:type="spellStart"/>
-      <w:r>
-        <w:rPr>
-          <w:rFonts w:ascii="Segoe UI" w:hAnsi="Segoe UI"/>
-          <w:color w:val="1E293B"/>
-          <w:sz w:val="21"/>
-        </w:rPr>
-        <w:t>prno</w:t>
-      </w:r>
-      <w:proofErr w:type="spellEnd"/>
-      <w:r>
-        <w:rPr>
-          <w:rFonts w:ascii="Segoe UI" w:hAnsi="Segoe UI"/>
-          <w:color w:val="1E293B"/>
-          <w:sz w:val="21"/>
-        </w:rPr>
-        <w:t>), and logs audit entry.</w:t>
+        <w:t xml:space="preserve"> student receipt number, and logs audit entry.</w:t>
       </w:r>
     </w:p>
     <w:p>
@@ -4062,24 +4310,25 @@
       <w:pPr>
         <w:spacing w:after="80"/>
         <w:ind w:left="400" w:hanging="200"/>
-      </w:pPr>
-      <w:r>
-        <w:rPr>
-          <w:rFonts w:ascii="Segoe UI" w:hAnsi="Segoe UI"/>
+        <w:rPr>
+          <w:b/>
+          <w:color w:val="1F4E79" w:themeColor="accent1" w:themeShade="80"/>
+        </w:rPr>
+      </w:pPr>
+      <w:r>
+        <w:rPr>
+          <w:rFonts w:ascii="Segoe UI" w:hAnsi="Segoe UI"/>
+          <w:b/>
+          <w:color w:val="1F4E79" w:themeColor="accent1" w:themeShade="80"/>
           <w:sz w:val="21"/>
         </w:rPr>
-        <w:t>• Endpoint URL: https:/</w:t>
-      </w:r>
-      <w:r>
-        <w:rPr>
-          <w:rFonts w:ascii="Segoe UI" w:hAnsi="Segoe UI"/>
-          <w:sz w:val="21"/>
-        </w:rPr>
-        <w:t>/console.eimbox.com/api/payment/v1/paymentConfirmation</w:t>
-      </w:r>
-      <w:r>
-        <w:rPr>
-          <w:rFonts w:ascii="Segoe UI" w:hAnsi="Segoe UI"/>
+        <w:t>• Endpoint URL: https://console.eimbox.com/api/payment/v1/paymentConfirmation</w:t>
+      </w:r>
+      <w:r>
+        <w:rPr>
+          <w:rFonts w:ascii="Segoe UI" w:hAnsi="Segoe UI"/>
+          <w:b/>
+          <w:color w:val="1F4E79" w:themeColor="accent1" w:themeShade="80"/>
           <w:sz w:val="21"/>
         </w:rPr>
         <w:t>.php</w:t>
@@ -4151,12 +4400,9 @@
         <w:gridCol w:w="4715"/>
       </w:tblGrid>
       <w:tr>
-        <w:tblPrEx>
-          <w:tblCellMar>
-            <w:top w:w="0" w:type="dxa"/>
-            <w:bottom w:w="0" w:type="dxa"/>
-          </w:tblCellMar>
-        </w:tblPrEx>
+        <w:trPr>
+          <w:tblHeader/>
+        </w:trPr>
         <w:tc>
           <w:tcPr>
             <w:tcW w:w="0" w:type="auto"/>
@@ -4170,7 +4416,7 @@
           </w:tcPr>
           <w:p>
             <w:pPr>
-              <w:spacing w:line="260" w:lineRule="auto"/>
+              <w:spacing w:after="0" w:line="288" w:lineRule="auto"/>
             </w:pPr>
             <w:r>
               <w:rPr>
@@ -4195,7 +4441,7 @@
           </w:tcPr>
           <w:p>
             <w:pPr>
-              <w:spacing w:line="260" w:lineRule="auto"/>
+              <w:spacing w:after="0" w:line="288" w:lineRule="auto"/>
             </w:pPr>
             <w:r>
               <w:rPr>
@@ -4220,7 +4466,7 @@
           </w:tcPr>
           <w:p>
             <w:pPr>
-              <w:spacing w:line="260" w:lineRule="auto"/>
+              <w:spacing w:after="0" w:line="288" w:lineRule="auto"/>
             </w:pPr>
             <w:r>
               <w:rPr>
@@ -4245,7 +4491,7 @@
           </w:tcPr>
           <w:p>
             <w:pPr>
-              <w:spacing w:line="260" w:lineRule="auto"/>
+              <w:spacing w:after="0" w:line="288" w:lineRule="auto"/>
             </w:pPr>
             <w:r>
               <w:rPr>
@@ -4259,25 +4505,19 @@
         </w:tc>
       </w:tr>
       <w:tr>
-        <w:tblPrEx>
-          <w:tblCellMar>
-            <w:top w:w="0" w:type="dxa"/>
-            <w:bottom w:w="0" w:type="dxa"/>
-          </w:tblCellMar>
-        </w:tblPrEx>
-        <w:tc>
-          <w:tcPr>
-            <w:tcW w:w="0" w:type="auto"/>
-            <w:tcMar>
-              <w:top w:w="120" w:type="dxa"/>
-              <w:left w:w="160" w:type="dxa"/>
-              <w:bottom w:w="120" w:type="dxa"/>
-              <w:right w:w="160" w:type="dxa"/>
-            </w:tcMar>
-          </w:tcPr>
-          <w:p>
-            <w:pPr>
-              <w:spacing w:line="260" w:lineRule="auto"/>
+        <w:tc>
+          <w:tcPr>
+            <w:tcW w:w="0" w:type="auto"/>
+            <w:tcMar>
+              <w:top w:w="120" w:type="dxa"/>
+              <w:left w:w="160" w:type="dxa"/>
+              <w:bottom w:w="120" w:type="dxa"/>
+              <w:right w:w="160" w:type="dxa"/>
+            </w:tcMar>
+          </w:tcPr>
+          <w:p>
+            <w:pPr>
+              <w:spacing w:after="0" w:line="288" w:lineRule="auto"/>
             </w:pPr>
             <w:proofErr w:type="spellStart"/>
             <w:r>
@@ -4302,7 +4542,7 @@
           </w:tcPr>
           <w:p>
             <w:pPr>
-              <w:spacing w:line="260" w:lineRule="auto"/>
+              <w:spacing w:after="0" w:line="288" w:lineRule="auto"/>
             </w:pPr>
             <w:r>
               <w:rPr>
@@ -4325,7 +4565,7 @@
           </w:tcPr>
           <w:p>
             <w:pPr>
-              <w:spacing w:line="260" w:lineRule="auto"/>
+              <w:spacing w:after="0" w:line="288" w:lineRule="auto"/>
             </w:pPr>
             <w:r>
               <w:rPr>
@@ -4348,7 +4588,7 @@
           </w:tcPr>
           <w:p>
             <w:pPr>
-              <w:spacing w:line="260" w:lineRule="auto"/>
+              <w:spacing w:after="0" w:line="288" w:lineRule="auto"/>
             </w:pPr>
             <w:r>
               <w:rPr>
@@ -4361,25 +4601,19 @@
         </w:tc>
       </w:tr>
       <w:tr>
-        <w:tblPrEx>
-          <w:tblCellMar>
-            <w:top w:w="0" w:type="dxa"/>
-            <w:bottom w:w="0" w:type="dxa"/>
-          </w:tblCellMar>
-        </w:tblPrEx>
-        <w:tc>
-          <w:tcPr>
-            <w:tcW w:w="0" w:type="auto"/>
-            <w:tcMar>
-              <w:top w:w="120" w:type="dxa"/>
-              <w:left w:w="160" w:type="dxa"/>
-              <w:bottom w:w="120" w:type="dxa"/>
-              <w:right w:w="160" w:type="dxa"/>
-            </w:tcMar>
-          </w:tcPr>
-          <w:p>
-            <w:pPr>
-              <w:spacing w:line="260" w:lineRule="auto"/>
+        <w:tc>
+          <w:tcPr>
+            <w:tcW w:w="0" w:type="auto"/>
+            <w:tcMar>
+              <w:top w:w="120" w:type="dxa"/>
+              <w:left w:w="160" w:type="dxa"/>
+              <w:bottom w:w="120" w:type="dxa"/>
+              <w:right w:w="160" w:type="dxa"/>
+            </w:tcMar>
+          </w:tcPr>
+          <w:p>
+            <w:pPr>
+              <w:spacing w:after="0" w:line="288" w:lineRule="auto"/>
             </w:pPr>
             <w:r>
               <w:rPr>
@@ -4402,7 +4636,7 @@
           </w:tcPr>
           <w:p>
             <w:pPr>
-              <w:spacing w:line="260" w:lineRule="auto"/>
+              <w:spacing w:after="0" w:line="288" w:lineRule="auto"/>
             </w:pPr>
             <w:r>
               <w:rPr>
@@ -4425,7 +4659,7 @@
           </w:tcPr>
           <w:p>
             <w:pPr>
-              <w:spacing w:line="260" w:lineRule="auto"/>
+              <w:spacing w:after="0" w:line="288" w:lineRule="auto"/>
             </w:pPr>
             <w:r>
               <w:rPr>
@@ -4448,7 +4682,7 @@
           </w:tcPr>
           <w:p>
             <w:pPr>
-              <w:spacing w:line="260" w:lineRule="auto"/>
+              <w:spacing w:after="0" w:line="288" w:lineRule="auto"/>
             </w:pPr>
             <w:r>
               <w:rPr>
@@ -4461,25 +4695,19 @@
         </w:tc>
       </w:tr>
       <w:tr>
-        <w:tblPrEx>
-          <w:tblCellMar>
-            <w:top w:w="0" w:type="dxa"/>
-            <w:bottom w:w="0" w:type="dxa"/>
-          </w:tblCellMar>
-        </w:tblPrEx>
-        <w:tc>
-          <w:tcPr>
-            <w:tcW w:w="0" w:type="auto"/>
-            <w:tcMar>
-              <w:top w:w="120" w:type="dxa"/>
-              <w:left w:w="160" w:type="dxa"/>
-              <w:bottom w:w="120" w:type="dxa"/>
-              <w:right w:w="160" w:type="dxa"/>
-            </w:tcMar>
-          </w:tcPr>
-          <w:p>
-            <w:pPr>
-              <w:spacing w:line="260" w:lineRule="auto"/>
+        <w:tc>
+          <w:tcPr>
+            <w:tcW w:w="0" w:type="auto"/>
+            <w:tcMar>
+              <w:top w:w="120" w:type="dxa"/>
+              <w:left w:w="160" w:type="dxa"/>
+              <w:bottom w:w="120" w:type="dxa"/>
+              <w:right w:w="160" w:type="dxa"/>
+            </w:tcMar>
+          </w:tcPr>
+          <w:p>
+            <w:pPr>
+              <w:spacing w:after="0" w:line="288" w:lineRule="auto"/>
             </w:pPr>
             <w:proofErr w:type="spellStart"/>
             <w:r>
@@ -4487,6 +4715,7 @@
                 <w:rFonts w:ascii="Segoe UI" w:hAnsi="Segoe UI"/>
                 <w:sz w:val="20"/>
               </w:rPr>
+              <w:lastRenderedPageBreak/>
               <w:t>txnid</w:t>
             </w:r>
             <w:proofErr w:type="spellEnd"/>
@@ -4504,7 +4733,7 @@
           </w:tcPr>
           <w:p>
             <w:pPr>
-              <w:spacing w:line="260" w:lineRule="auto"/>
+              <w:spacing w:after="0" w:line="288" w:lineRule="auto"/>
             </w:pPr>
             <w:r>
               <w:rPr>
@@ -4527,7 +4756,7 @@
           </w:tcPr>
           <w:p>
             <w:pPr>
-              <w:spacing w:line="260" w:lineRule="auto"/>
+              <w:spacing w:after="0" w:line="288" w:lineRule="auto"/>
             </w:pPr>
             <w:r>
               <w:rPr>
@@ -4550,7 +4779,7 @@
           </w:tcPr>
           <w:p>
             <w:pPr>
-              <w:spacing w:line="260" w:lineRule="auto"/>
+              <w:spacing w:after="0" w:line="288" w:lineRule="auto"/>
             </w:pPr>
             <w:r>
               <w:rPr>
@@ -4563,25 +4792,19 @@
         </w:tc>
       </w:tr>
       <w:tr>
-        <w:tblPrEx>
-          <w:tblCellMar>
-            <w:top w:w="0" w:type="dxa"/>
-            <w:bottom w:w="0" w:type="dxa"/>
-          </w:tblCellMar>
-        </w:tblPrEx>
-        <w:tc>
-          <w:tcPr>
-            <w:tcW w:w="0" w:type="auto"/>
-            <w:tcMar>
-              <w:top w:w="120" w:type="dxa"/>
-              <w:left w:w="160" w:type="dxa"/>
-              <w:bottom w:w="120" w:type="dxa"/>
-              <w:right w:w="160" w:type="dxa"/>
-            </w:tcMar>
-          </w:tcPr>
-          <w:p>
-            <w:pPr>
-              <w:spacing w:line="260" w:lineRule="auto"/>
+        <w:tc>
+          <w:tcPr>
+            <w:tcW w:w="0" w:type="auto"/>
+            <w:tcMar>
+              <w:top w:w="120" w:type="dxa"/>
+              <w:left w:w="160" w:type="dxa"/>
+              <w:bottom w:w="120" w:type="dxa"/>
+              <w:right w:w="160" w:type="dxa"/>
+            </w:tcMar>
+          </w:tcPr>
+          <w:p>
+            <w:pPr>
+              <w:spacing w:after="0" w:line="288" w:lineRule="auto"/>
             </w:pPr>
             <w:proofErr w:type="spellStart"/>
             <w:r>
@@ -4606,7 +4829,7 @@
           </w:tcPr>
           <w:p>
             <w:pPr>
-              <w:spacing w:line="260" w:lineRule="auto"/>
+              <w:spacing w:after="0" w:line="288" w:lineRule="auto"/>
             </w:pPr>
             <w:r>
               <w:rPr>
@@ -4629,7 +4852,7 @@
           </w:tcPr>
           <w:p>
             <w:pPr>
-              <w:spacing w:line="260" w:lineRule="auto"/>
+              <w:spacing w:after="0" w:line="288" w:lineRule="auto"/>
             </w:pPr>
             <w:r>
               <w:rPr>
@@ -4652,7 +4875,7 @@
           </w:tcPr>
           <w:p>
             <w:pPr>
-              <w:spacing w:line="260" w:lineRule="auto"/>
+              <w:spacing w:after="0" w:line="288" w:lineRule="auto"/>
             </w:pPr>
             <w:r>
               <w:rPr>
@@ -4665,32 +4888,25 @@
         </w:tc>
       </w:tr>
       <w:tr>
-        <w:tblPrEx>
-          <w:tblCellMar>
-            <w:top w:w="0" w:type="dxa"/>
-            <w:bottom w:w="0" w:type="dxa"/>
-          </w:tblCellMar>
-        </w:tblPrEx>
-        <w:tc>
-          <w:tcPr>
-            <w:tcW w:w="0" w:type="auto"/>
-            <w:tcMar>
-              <w:top w:w="120" w:type="dxa"/>
-              <w:left w:w="160" w:type="dxa"/>
-              <w:bottom w:w="120" w:type="dxa"/>
-              <w:right w:w="160" w:type="dxa"/>
-            </w:tcMar>
-          </w:tcPr>
-          <w:p>
-            <w:pPr>
-              <w:spacing w:line="260" w:lineRule="auto"/>
-            </w:pPr>
-            <w:r>
-              <w:rPr>
-                <w:rFonts w:ascii="Segoe UI" w:hAnsi="Segoe UI"/>
-                <w:sz w:val="20"/>
-              </w:rPr>
-              <w:lastRenderedPageBreak/>
+        <w:tc>
+          <w:tcPr>
+            <w:tcW w:w="0" w:type="auto"/>
+            <w:tcMar>
+              <w:top w:w="120" w:type="dxa"/>
+              <w:left w:w="160" w:type="dxa"/>
+              <w:bottom w:w="120" w:type="dxa"/>
+              <w:right w:w="160" w:type="dxa"/>
+            </w:tcMar>
+          </w:tcPr>
+          <w:p>
+            <w:pPr>
+              <w:spacing w:after="0" w:line="288" w:lineRule="auto"/>
+            </w:pPr>
+            <w:r>
+              <w:rPr>
+                <w:rFonts w:ascii="Segoe UI" w:hAnsi="Segoe UI"/>
+                <w:sz w:val="20"/>
+              </w:rPr>
               <w:t>refno1</w:t>
             </w:r>
           </w:p>
@@ -4707,7 +4923,7 @@
           </w:tcPr>
           <w:p>
             <w:pPr>
-              <w:spacing w:line="260" w:lineRule="auto"/>
+              <w:spacing w:after="0" w:line="288" w:lineRule="auto"/>
             </w:pPr>
             <w:r>
               <w:rPr>
@@ -4730,7 +4946,7 @@
           </w:tcPr>
           <w:p>
             <w:pPr>
-              <w:spacing w:line="260" w:lineRule="auto"/>
+              <w:spacing w:after="0" w:line="288" w:lineRule="auto"/>
             </w:pPr>
             <w:r>
               <w:rPr>
@@ -4753,54 +4969,32 @@
           </w:tcPr>
           <w:p>
             <w:pPr>
-              <w:spacing w:line="260" w:lineRule="auto"/>
-            </w:pPr>
-            <w:r>
-              <w:rPr>
-                <w:rFonts w:ascii="Segoe UI" w:hAnsi="Segoe UI"/>
-                <w:sz w:val="20"/>
-              </w:rPr>
-              <w:t>10-digit Student ID (</w:t>
-            </w:r>
-            <w:proofErr w:type="spellStart"/>
-            <w:r>
-              <w:rPr>
-                <w:rFonts w:ascii="Segoe UI" w:hAnsi="Segoe UI"/>
-                <w:sz w:val="20"/>
-              </w:rPr>
-              <w:t>stid</w:t>
-            </w:r>
-            <w:proofErr w:type="spellEnd"/>
-            <w:r>
-              <w:rPr>
-                <w:rFonts w:ascii="Segoe UI" w:hAnsi="Segoe UI"/>
-                <w:sz w:val="20"/>
-              </w:rPr>
-              <w:t>, e.g. 1031871631)</w:t>
+              <w:spacing w:after="0" w:line="288" w:lineRule="auto"/>
+            </w:pPr>
+            <w:r>
+              <w:rPr>
+                <w:rFonts w:ascii="Segoe UI" w:hAnsi="Segoe UI"/>
+                <w:sz w:val="20"/>
+              </w:rPr>
+              <w:t>10-digit Student ID (e.g. 1031871631)</w:t>
             </w:r>
           </w:p>
         </w:tc>
       </w:tr>
       <w:tr>
-        <w:tblPrEx>
-          <w:tblCellMar>
-            <w:top w:w="0" w:type="dxa"/>
-            <w:bottom w:w="0" w:type="dxa"/>
-          </w:tblCellMar>
-        </w:tblPrEx>
-        <w:tc>
-          <w:tcPr>
-            <w:tcW w:w="0" w:type="auto"/>
-            <w:tcMar>
-              <w:top w:w="120" w:type="dxa"/>
-              <w:left w:w="160" w:type="dxa"/>
-              <w:bottom w:w="120" w:type="dxa"/>
-              <w:right w:w="160" w:type="dxa"/>
-            </w:tcMar>
-          </w:tcPr>
-          <w:p>
-            <w:pPr>
-              <w:spacing w:line="260" w:lineRule="auto"/>
+        <w:tc>
+          <w:tcPr>
+            <w:tcW w:w="0" w:type="auto"/>
+            <w:tcMar>
+              <w:top w:w="120" w:type="dxa"/>
+              <w:left w:w="160" w:type="dxa"/>
+              <w:bottom w:w="120" w:type="dxa"/>
+              <w:right w:w="160" w:type="dxa"/>
+            </w:tcMar>
+          </w:tcPr>
+          <w:p>
+            <w:pPr>
+              <w:spacing w:after="0" w:line="288" w:lineRule="auto"/>
             </w:pPr>
             <w:r>
               <w:rPr>
@@ -4823,7 +5017,7 @@
           </w:tcPr>
           <w:p>
             <w:pPr>
-              <w:spacing w:line="260" w:lineRule="auto"/>
+              <w:spacing w:after="0" w:line="288" w:lineRule="auto"/>
             </w:pPr>
             <w:r>
               <w:rPr>
@@ -4846,7 +5040,7 @@
           </w:tcPr>
           <w:p>
             <w:pPr>
-              <w:spacing w:line="260" w:lineRule="auto"/>
+              <w:spacing w:after="0" w:line="288" w:lineRule="auto"/>
             </w:pPr>
             <w:r>
               <w:rPr>
@@ -4869,54 +5063,46 @@
           </w:tcPr>
           <w:p>
             <w:pPr>
-              <w:spacing w:line="260" w:lineRule="auto"/>
-            </w:pPr>
-            <w:r>
-              <w:rPr>
-                <w:rFonts w:ascii="Segoe UI" w:hAnsi="Segoe UI"/>
-                <w:sz w:val="20"/>
-              </w:rPr>
-              <w:t>6-digit Institution Code (</w:t>
-            </w:r>
-            <w:proofErr w:type="spellStart"/>
-            <w:r>
-              <w:rPr>
-                <w:rFonts w:ascii="Segoe UI" w:hAnsi="Segoe UI"/>
-                <w:sz w:val="20"/>
-              </w:rPr>
-              <w:t>sccode</w:t>
-            </w:r>
-            <w:proofErr w:type="spellEnd"/>
-            <w:r>
-              <w:rPr>
-                <w:rFonts w:ascii="Segoe UI" w:hAnsi="Segoe UI"/>
-                <w:sz w:val="20"/>
-              </w:rPr>
-              <w:t>, e.g. 103187)</w:t>
+              <w:spacing w:after="0" w:line="288" w:lineRule="auto"/>
+            </w:pPr>
+            <w:r>
+              <w:rPr>
+                <w:rFonts w:ascii="Segoe UI" w:hAnsi="Segoe UI"/>
+                <w:sz w:val="20"/>
+              </w:rPr>
+              <w:t xml:space="preserve">6-digit Institution Code (e.g. </w:t>
+            </w:r>
+            <w:r>
+              <w:rPr>
+                <w:rFonts w:ascii="Segoe UI" w:hAnsi="Segoe UI"/>
+                <w:sz w:val="20"/>
+              </w:rPr>
+              <w:t>102030</w:t>
+            </w:r>
+            <w:r>
+              <w:rPr>
+                <w:rFonts w:ascii="Segoe UI" w:hAnsi="Segoe UI"/>
+                <w:sz w:val="20"/>
+              </w:rPr>
+              <w:t>)</w:t>
             </w:r>
           </w:p>
         </w:tc>
       </w:tr>
       <w:tr>
-        <w:tblPrEx>
-          <w:tblCellMar>
-            <w:top w:w="0" w:type="dxa"/>
-            <w:bottom w:w="0" w:type="dxa"/>
-          </w:tblCellMar>
-        </w:tblPrEx>
-        <w:tc>
-          <w:tcPr>
-            <w:tcW w:w="0" w:type="auto"/>
-            <w:tcMar>
-              <w:top w:w="120" w:type="dxa"/>
-              <w:left w:w="160" w:type="dxa"/>
-              <w:bottom w:w="120" w:type="dxa"/>
-              <w:right w:w="160" w:type="dxa"/>
-            </w:tcMar>
-          </w:tcPr>
-          <w:p>
-            <w:pPr>
-              <w:spacing w:line="260" w:lineRule="auto"/>
+        <w:tc>
+          <w:tcPr>
+            <w:tcW w:w="0" w:type="auto"/>
+            <w:tcMar>
+              <w:top w:w="120" w:type="dxa"/>
+              <w:left w:w="160" w:type="dxa"/>
+              <w:bottom w:w="120" w:type="dxa"/>
+              <w:right w:w="160" w:type="dxa"/>
+            </w:tcMar>
+          </w:tcPr>
+          <w:p>
+            <w:pPr>
+              <w:spacing w:after="0" w:line="288" w:lineRule="auto"/>
             </w:pPr>
             <w:r>
               <w:rPr>
@@ -4939,7 +5125,7 @@
           </w:tcPr>
           <w:p>
             <w:pPr>
-              <w:spacing w:line="260" w:lineRule="auto"/>
+              <w:spacing w:after="0" w:line="288" w:lineRule="auto"/>
             </w:pPr>
             <w:r>
               <w:rPr>
@@ -4962,7 +5148,7 @@
           </w:tcPr>
           <w:p>
             <w:pPr>
-              <w:spacing w:line="260" w:lineRule="auto"/>
+              <w:spacing w:after="0" w:line="288" w:lineRule="auto"/>
             </w:pPr>
             <w:r>
               <w:rPr>
@@ -4985,7 +5171,7 @@
           </w:tcPr>
           <w:p>
             <w:pPr>
-              <w:spacing w:line="260" w:lineRule="auto"/>
+              <w:spacing w:after="0" w:line="288" w:lineRule="auto"/>
             </w:pPr>
             <w:r>
               <w:rPr>
@@ -4998,25 +5184,19 @@
         </w:tc>
       </w:tr>
       <w:tr>
-        <w:tblPrEx>
-          <w:tblCellMar>
-            <w:top w:w="0" w:type="dxa"/>
-            <w:bottom w:w="0" w:type="dxa"/>
-          </w:tblCellMar>
-        </w:tblPrEx>
-        <w:tc>
-          <w:tcPr>
-            <w:tcW w:w="0" w:type="auto"/>
-            <w:tcMar>
-              <w:top w:w="120" w:type="dxa"/>
-              <w:left w:w="160" w:type="dxa"/>
-              <w:bottom w:w="120" w:type="dxa"/>
-              <w:right w:w="160" w:type="dxa"/>
-            </w:tcMar>
-          </w:tcPr>
-          <w:p>
-            <w:pPr>
-              <w:spacing w:line="260" w:lineRule="auto"/>
+        <w:tc>
+          <w:tcPr>
+            <w:tcW w:w="0" w:type="auto"/>
+            <w:tcMar>
+              <w:top w:w="120" w:type="dxa"/>
+              <w:left w:w="160" w:type="dxa"/>
+              <w:bottom w:w="120" w:type="dxa"/>
+              <w:right w:w="160" w:type="dxa"/>
+            </w:tcMar>
+          </w:tcPr>
+          <w:p>
+            <w:pPr>
+              <w:spacing w:after="0" w:line="288" w:lineRule="auto"/>
             </w:pPr>
             <w:r>
               <w:rPr>
@@ -5039,7 +5219,7 @@
           </w:tcPr>
           <w:p>
             <w:pPr>
-              <w:spacing w:line="260" w:lineRule="auto"/>
+              <w:spacing w:after="0" w:line="288" w:lineRule="auto"/>
             </w:pPr>
             <w:r>
               <w:rPr>
@@ -5062,7 +5242,7 @@
           </w:tcPr>
           <w:p>
             <w:pPr>
-              <w:spacing w:line="260" w:lineRule="auto"/>
+              <w:spacing w:after="0" w:line="288" w:lineRule="auto"/>
             </w:pPr>
             <w:r>
               <w:rPr>
@@ -5085,7 +5265,7 @@
           </w:tcPr>
           <w:p>
             <w:pPr>
-              <w:spacing w:line="260" w:lineRule="auto"/>
+              <w:spacing w:after="0" w:line="288" w:lineRule="auto"/>
             </w:pPr>
             <w:r>
               <w:rPr>
@@ -5098,236 +5278,14 @@
         </w:tc>
       </w:tr>
     </w:tbl>
-    <w:p/>
-    <w:p>
-      <w:pPr>
-        <w:spacing w:after="80"/>
-      </w:pPr>
-    </w:p>
     <w:p>
       <w:pPr>
         <w:spacing w:before="180" w:after="80"/>
-      </w:pPr>
-      <w:r>
         <w:rPr>
           <w:rFonts w:ascii="Segoe UI" w:hAnsi="Segoe UI"/>
           <w:b/>
           <w:color w:val="334155"/>
         </w:rPr>
-        <w:t>Receipt Number (`</w:t>
-      </w:r>
-      <w:proofErr w:type="spellStart"/>
-      <w:r>
-        <w:rPr>
-          <w:rFonts w:ascii="Segoe UI" w:hAnsi="Segoe UI"/>
-          <w:b/>
-          <w:color w:val="334155"/>
-        </w:rPr>
-        <w:t>prno</w:t>
-      </w:r>
-      <w:proofErr w:type="spellEnd"/>
-      <w:r>
-        <w:rPr>
-          <w:rFonts w:ascii="Segoe UI" w:hAnsi="Segoe UI"/>
-          <w:b/>
-          <w:color w:val="334155"/>
-        </w:rPr>
-        <w:t>`) Generation Standard:</w:t>
-      </w:r>
-    </w:p>
-    <w:p>
-      <w:pPr>
-        <w:spacing w:after="80"/>
-        <w:ind w:left="400" w:hanging="200"/>
-      </w:pPr>
-      <w:r>
-        <w:rPr>
-          <w:rFonts w:ascii="Segoe UI" w:hAnsi="Segoe UI"/>
-          <w:sz w:val="21"/>
-        </w:rPr>
-        <w:t xml:space="preserve">• EIMBox queries the student's latest receipt in the academic </w:t>
-      </w:r>
-      <w:r>
-        <w:rPr>
-          <w:rFonts w:ascii="Segoe UI" w:hAnsi="Segoe UI"/>
-          <w:sz w:val="21"/>
-        </w:rPr>
-        <w:t xml:space="preserve">year from </w:t>
-      </w:r>
-      <w:proofErr w:type="spellStart"/>
-      <w:r>
-        <w:rPr>
-          <w:rFonts w:ascii="Segoe UI" w:hAnsi="Segoe UI"/>
-          <w:sz w:val="21"/>
-        </w:rPr>
-        <w:t>stpr</w:t>
-      </w:r>
-      <w:proofErr w:type="spellEnd"/>
-      <w:r>
-        <w:rPr>
-          <w:rFonts w:ascii="Segoe UI" w:hAnsi="Segoe UI"/>
-          <w:sz w:val="21"/>
-        </w:rPr>
-        <w:t>.</w:t>
-      </w:r>
-    </w:p>
-    <w:p>
-      <w:pPr>
-        <w:spacing w:after="80"/>
-        <w:ind w:left="400" w:hanging="200"/>
-      </w:pPr>
-      <w:r>
-        <w:rPr>
-          <w:rFonts w:ascii="Segoe UI" w:hAnsi="Segoe UI"/>
-          <w:sz w:val="21"/>
-        </w:rPr>
-        <w:t xml:space="preserve">• If a previous receipt exists, it increments: </w:t>
-      </w:r>
-      <w:proofErr w:type="spellStart"/>
-      <w:r>
-        <w:rPr>
-          <w:rFonts w:ascii="Segoe UI" w:hAnsi="Segoe UI"/>
-          <w:sz w:val="21"/>
-        </w:rPr>
-        <w:t>prno</w:t>
-      </w:r>
-      <w:proofErr w:type="spellEnd"/>
-      <w:r>
-        <w:rPr>
-          <w:rFonts w:ascii="Segoe UI" w:hAnsi="Segoe UI"/>
-          <w:sz w:val="21"/>
-        </w:rPr>
-        <w:t xml:space="preserve"> = </w:t>
-      </w:r>
-      <w:proofErr w:type="spellStart"/>
-      <w:r>
-        <w:rPr>
-          <w:rFonts w:ascii="Segoe UI" w:hAnsi="Segoe UI"/>
-          <w:sz w:val="21"/>
-        </w:rPr>
-        <w:t>last_prno</w:t>
-      </w:r>
-      <w:proofErr w:type="spellEnd"/>
-      <w:r>
-        <w:rPr>
-          <w:rFonts w:ascii="Segoe UI" w:hAnsi="Segoe UI"/>
-          <w:sz w:val="21"/>
-        </w:rPr>
-        <w:t xml:space="preserve"> + 1.</w:t>
-      </w:r>
-    </w:p>
-    <w:p>
-      <w:pPr>
-        <w:spacing w:after="80"/>
-        <w:ind w:left="400" w:hanging="200"/>
-      </w:pPr>
-      <w:r>
-        <w:rPr>
-          <w:rFonts w:ascii="Segoe UI" w:hAnsi="Segoe UI"/>
-          <w:sz w:val="21"/>
-        </w:rPr>
-        <w:t>• If it is the student's first receipt of the academic year, an 8-digit number is generated:</w:t>
-      </w:r>
-    </w:p>
-    <w:p>
-      <w:pPr>
-        <w:spacing w:after="120" w:line="320" w:lineRule="auto"/>
-      </w:pPr>
-      <w:r>
-        <w:rPr>
-          <w:rFonts w:ascii="Segoe UI" w:hAnsi="Segoe UI"/>
-          <w:color w:val="1E293B"/>
-          <w:sz w:val="21"/>
-        </w:rPr>
-        <w:t xml:space="preserve">  - First 2 digits: Last 2 digits of the session year (e.g., 26 for 2026 or 20</w:t>
-      </w:r>
-      <w:r>
-        <w:rPr>
-          <w:rFonts w:ascii="Segoe UI" w:hAnsi="Segoe UI"/>
-          <w:color w:val="1E293B"/>
-          <w:sz w:val="21"/>
-        </w:rPr>
-        <w:t>25-26).</w:t>
-      </w:r>
-    </w:p>
-    <w:p>
-      <w:pPr>
-        <w:spacing w:after="120" w:line="320" w:lineRule="auto"/>
-      </w:pPr>
-      <w:r>
-        <w:rPr>
-          <w:rFonts w:ascii="Segoe UI" w:hAnsi="Segoe UI"/>
-          <w:color w:val="1E293B"/>
-          <w:sz w:val="21"/>
-        </w:rPr>
-        <w:t xml:space="preserve">  - Middle 4 digits: Last 4 digits of student ID (</w:t>
-      </w:r>
-      <w:proofErr w:type="spellStart"/>
-      <w:r>
-        <w:rPr>
-          <w:rFonts w:ascii="Segoe UI" w:hAnsi="Segoe UI"/>
-          <w:color w:val="1E293B"/>
-          <w:sz w:val="21"/>
-        </w:rPr>
-        <w:t>stid</w:t>
-      </w:r>
-      <w:proofErr w:type="spellEnd"/>
-      <w:r>
-        <w:rPr>
-          <w:rFonts w:ascii="Segoe UI" w:hAnsi="Segoe UI"/>
-          <w:color w:val="1E293B"/>
-          <w:sz w:val="21"/>
-        </w:rPr>
-        <w:t>, e.g., 1631 from 1031871631).</w:t>
-      </w:r>
-    </w:p>
-    <w:p>
-      <w:pPr>
-        <w:spacing w:after="120" w:line="320" w:lineRule="auto"/>
-      </w:pPr>
-      <w:r>
-        <w:rPr>
-          <w:rFonts w:ascii="Segoe UI" w:hAnsi="Segoe UI"/>
-          <w:color w:val="1E293B"/>
-          <w:sz w:val="21"/>
-        </w:rPr>
-        <w:t xml:space="preserve">  - Last 2 digits: Sequence starting with 01.</w:t>
-      </w:r>
-    </w:p>
-    <w:p>
-      <w:pPr>
-        <w:spacing w:after="120" w:line="320" w:lineRule="auto"/>
-      </w:pPr>
-      <w:r>
-        <w:rPr>
-          <w:rFonts w:ascii="Segoe UI" w:hAnsi="Segoe UI"/>
-          <w:color w:val="1E293B"/>
-          <w:sz w:val="21"/>
-        </w:rPr>
-        <w:t xml:space="preserve">  - *</w:t>
-      </w:r>
-      <w:proofErr w:type="gramStart"/>
-      <w:r>
-        <w:rPr>
-          <w:rFonts w:ascii="Segoe UI" w:hAnsi="Segoe UI"/>
-          <w:color w:val="1E293B"/>
-          <w:sz w:val="21"/>
-        </w:rPr>
-        <w:t>Example:*</w:t>
-      </w:r>
-      <w:proofErr w:type="gramEnd"/>
-      <w:r>
-        <w:rPr>
-          <w:rFonts w:ascii="Segoe UI" w:hAnsi="Segoe UI"/>
-          <w:color w:val="1E293B"/>
-          <w:sz w:val="21"/>
-        </w:rPr>
-        <w:t xml:space="preserve"> For session 2026 and student 1031871631, the first receipt is 26163101.</w:t>
-      </w:r>
-    </w:p>
-    <w:p>
-      <w:pPr>
-        <w:spacing w:after="80"/>
       </w:pPr>
     </w:p>
     <w:p>
@@ -5363,12 +5321,6 @@
         <w:gridCol w:w="9200"/>
       </w:tblGrid>
       <w:tr>
-        <w:tblPrEx>
-          <w:tblCellMar>
-            <w:top w:w="0" w:type="dxa"/>
-            <w:bottom w:w="0" w:type="dxa"/>
-          </w:tblCellMar>
-        </w:tblPrEx>
         <w:tc>
           <w:tcPr>
             <w:tcW w:w="0" w:type="auto"/>
@@ -5567,10 +5519,19 @@
         </w:tc>
       </w:tr>
     </w:tbl>
-    <w:p/>
+    <w:p>
+      <w:pPr>
+        <w:rPr>
+          <w:sz w:val="18"/>
+        </w:rPr>
+      </w:pPr>
+    </w:p>
     <w:p>
       <w:pPr>
         <w:spacing w:after="80"/>
+        <w:rPr>
+          <w:sz w:val="18"/>
+        </w:rPr>
       </w:pPr>
     </w:p>
     <w:p>
@@ -5584,7 +5545,6 @@
           <w:b/>
           <w:color w:val="334155"/>
         </w:rPr>
-        <w:lastRenderedPageBreak/>
         <w:t>Idempotency</w:t>
       </w:r>
       <w:proofErr w:type="spellEnd"/>
@@ -5667,6 +5627,9 @@
     <w:p>
       <w:pPr>
         <w:spacing w:after="80"/>
+        <w:rPr>
+          <w:sz w:val="10"/>
+        </w:rPr>
       </w:pPr>
     </w:p>
     <w:p>
@@ -5679,15 +5642,7 @@
           <w:b/>
           <w:color w:val="334155"/>
         </w:rPr>
-        <w:t>Sample Su</w:t>
-      </w:r>
-      <w:r>
-        <w:rPr>
-          <w:rFonts w:ascii="Segoe UI" w:hAnsi="Segoe UI"/>
-          <w:b/>
-          <w:color w:val="334155"/>
-        </w:rPr>
-        <w:t>ccess Response (`200 OK`):</w:t>
+        <w:t>Sample Success Response (`200 OK`):</w:t>
       </w:r>
     </w:p>
     <w:tbl>
@@ -5710,12 +5665,6 @@
         <w:gridCol w:w="9200"/>
       </w:tblGrid>
       <w:tr>
-        <w:tblPrEx>
-          <w:tblCellMar>
-            <w:top w:w="0" w:type="dxa"/>
-            <w:bottom w:w="0" w:type="dxa"/>
-          </w:tblCellMar>
-        </w:tblPrEx>
         <w:tc>
           <w:tcPr>
             <w:tcW w:w="0" w:type="auto"/>
@@ -5818,7 +5767,6 @@
         </w:tc>
       </w:tr>
     </w:tbl>
-    <w:p/>
     <w:p>
       <w:pPr>
         <w:spacing w:before="240" w:after="100"/>
@@ -5830,6 +5778,7 @@
           <w:color w:val="2563EB"/>
           <w:sz w:val="24"/>
         </w:rPr>
+        <w:lastRenderedPageBreak/>
         <w:t>4.3 Inquiry API (`/</w:t>
       </w:r>
       <w:proofErr w:type="spellStart"/>
@@ -5880,10 +5829,16 @@
       <w:pPr>
         <w:spacing w:after="80"/>
         <w:ind w:left="400" w:hanging="200"/>
-      </w:pPr>
-      <w:r>
-        <w:rPr>
-          <w:rFonts w:ascii="Segoe UI" w:hAnsi="Segoe UI"/>
+        <w:rPr>
+          <w:b/>
+          <w:color w:val="1F4E79" w:themeColor="accent1" w:themeShade="80"/>
+        </w:rPr>
+      </w:pPr>
+      <w:r>
+        <w:rPr>
+          <w:rFonts w:ascii="Segoe UI" w:hAnsi="Segoe UI"/>
+          <w:b/>
+          <w:color w:val="1F4E79" w:themeColor="accent1" w:themeShade="80"/>
           <w:sz w:val="21"/>
         </w:rPr>
         <w:t>• Endpoint URL: https://console.eimbox.com/api/payment/v1/getPaymentStatus</w:t>
@@ -5891,6 +5846,8 @@
       <w:r>
         <w:rPr>
           <w:rFonts w:ascii="Segoe UI" w:hAnsi="Segoe UI"/>
+          <w:b/>
+          <w:color w:val="1F4E79" w:themeColor="accent1" w:themeShade="80"/>
           <w:sz w:val="21"/>
         </w:rPr>
         <w:t>.php</w:t>
@@ -5919,20 +5876,8 @@
           <w:rFonts w:ascii="Segoe UI" w:hAnsi="Segoe UI"/>
           <w:sz w:val="21"/>
         </w:rPr>
-        <w:t>• DBBL Doc Reference: Section 4.1.c &amp; 4.2.</w:t>
-      </w:r>
-      <w:r>
-        <w:rPr>
-          <w:rFonts w:ascii="Segoe UI" w:hAnsi="Segoe UI"/>
-          <w:sz w:val="21"/>
-        </w:rPr>
-        <w:t>d</w:t>
-      </w:r>
-    </w:p>
-    <w:p>
-      <w:pPr>
-        <w:spacing w:after="80"/>
-      </w:pPr>
+        <w:t>• DBBL Doc Reference: Section 4.1.c &amp; 4.2.d</w:t>
+      </w:r>
     </w:p>
     <w:p>
       <w:pPr>
@@ -5969,12 +5914,6 @@
         <w:gridCol w:w="2493"/>
       </w:tblGrid>
       <w:tr>
-        <w:tblPrEx>
-          <w:tblCellMar>
-            <w:top w:w="0" w:type="dxa"/>
-            <w:bottom w:w="0" w:type="dxa"/>
-          </w:tblCellMar>
-        </w:tblPrEx>
         <w:tc>
           <w:tcPr>
             <w:tcW w:w="0" w:type="auto"/>
@@ -6077,25 +6016,19 @@
         </w:tc>
       </w:tr>
       <w:tr>
-        <w:tblPrEx>
-          <w:tblCellMar>
-            <w:top w:w="0" w:type="dxa"/>
-            <w:bottom w:w="0" w:type="dxa"/>
-          </w:tblCellMar>
-        </w:tblPrEx>
-        <w:tc>
-          <w:tcPr>
-            <w:tcW w:w="0" w:type="auto"/>
-            <w:tcMar>
-              <w:top w:w="120" w:type="dxa"/>
-              <w:left w:w="160" w:type="dxa"/>
-              <w:bottom w:w="120" w:type="dxa"/>
-              <w:right w:w="160" w:type="dxa"/>
-            </w:tcMar>
-          </w:tcPr>
-          <w:p>
-            <w:pPr>
-              <w:spacing w:line="260" w:lineRule="auto"/>
+        <w:tc>
+          <w:tcPr>
+            <w:tcW w:w="0" w:type="auto"/>
+            <w:tcMar>
+              <w:top w:w="120" w:type="dxa"/>
+              <w:left w:w="160" w:type="dxa"/>
+              <w:bottom w:w="120" w:type="dxa"/>
+              <w:right w:w="160" w:type="dxa"/>
+            </w:tcMar>
+          </w:tcPr>
+          <w:p>
+            <w:pPr>
+              <w:spacing w:after="0" w:line="288" w:lineRule="auto"/>
             </w:pPr>
             <w:proofErr w:type="spellStart"/>
             <w:r>
@@ -6120,7 +6053,7 @@
           </w:tcPr>
           <w:p>
             <w:pPr>
-              <w:spacing w:line="260" w:lineRule="auto"/>
+              <w:spacing w:after="0" w:line="288" w:lineRule="auto"/>
             </w:pPr>
             <w:r>
               <w:rPr>
@@ -6143,7 +6076,7 @@
           </w:tcPr>
           <w:p>
             <w:pPr>
-              <w:spacing w:line="260" w:lineRule="auto"/>
+              <w:spacing w:after="0" w:line="288" w:lineRule="auto"/>
             </w:pPr>
             <w:r>
               <w:rPr>
@@ -6166,7 +6099,7 @@
           </w:tcPr>
           <w:p>
             <w:pPr>
-              <w:spacing w:line="260" w:lineRule="auto"/>
+              <w:spacing w:after="0" w:line="288" w:lineRule="auto"/>
             </w:pPr>
             <w:r>
               <w:rPr>
@@ -6179,25 +6112,19 @@
         </w:tc>
       </w:tr>
       <w:tr>
-        <w:tblPrEx>
-          <w:tblCellMar>
-            <w:top w:w="0" w:type="dxa"/>
-            <w:bottom w:w="0" w:type="dxa"/>
-          </w:tblCellMar>
-        </w:tblPrEx>
-        <w:tc>
-          <w:tcPr>
-            <w:tcW w:w="0" w:type="auto"/>
-            <w:tcMar>
-              <w:top w:w="120" w:type="dxa"/>
-              <w:left w:w="160" w:type="dxa"/>
-              <w:bottom w:w="120" w:type="dxa"/>
-              <w:right w:w="160" w:type="dxa"/>
-            </w:tcMar>
-          </w:tcPr>
-          <w:p>
-            <w:pPr>
-              <w:spacing w:line="260" w:lineRule="auto"/>
+        <w:tc>
+          <w:tcPr>
+            <w:tcW w:w="0" w:type="auto"/>
+            <w:tcMar>
+              <w:top w:w="120" w:type="dxa"/>
+              <w:left w:w="160" w:type="dxa"/>
+              <w:bottom w:w="120" w:type="dxa"/>
+              <w:right w:w="160" w:type="dxa"/>
+            </w:tcMar>
+          </w:tcPr>
+          <w:p>
+            <w:pPr>
+              <w:spacing w:after="0" w:line="288" w:lineRule="auto"/>
             </w:pPr>
             <w:r>
               <w:rPr>
@@ -6220,7 +6147,7 @@
           </w:tcPr>
           <w:p>
             <w:pPr>
-              <w:spacing w:line="260" w:lineRule="auto"/>
+              <w:spacing w:after="0" w:line="288" w:lineRule="auto"/>
             </w:pPr>
             <w:r>
               <w:rPr>
@@ -6243,7 +6170,7 @@
           </w:tcPr>
           <w:p>
             <w:pPr>
-              <w:spacing w:line="260" w:lineRule="auto"/>
+              <w:spacing w:after="0" w:line="288" w:lineRule="auto"/>
             </w:pPr>
             <w:r>
               <w:rPr>
@@ -6266,7 +6193,7 @@
           </w:tcPr>
           <w:p>
             <w:pPr>
-              <w:spacing w:line="260" w:lineRule="auto"/>
+              <w:spacing w:after="0" w:line="288" w:lineRule="auto"/>
             </w:pPr>
             <w:r>
               <w:rPr>
@@ -6279,25 +6206,19 @@
         </w:tc>
       </w:tr>
       <w:tr>
-        <w:tblPrEx>
-          <w:tblCellMar>
-            <w:top w:w="0" w:type="dxa"/>
-            <w:bottom w:w="0" w:type="dxa"/>
-          </w:tblCellMar>
-        </w:tblPrEx>
-        <w:tc>
-          <w:tcPr>
-            <w:tcW w:w="0" w:type="auto"/>
-            <w:tcMar>
-              <w:top w:w="120" w:type="dxa"/>
-              <w:left w:w="160" w:type="dxa"/>
-              <w:bottom w:w="120" w:type="dxa"/>
-              <w:right w:w="160" w:type="dxa"/>
-            </w:tcMar>
-          </w:tcPr>
-          <w:p>
-            <w:pPr>
-              <w:spacing w:line="260" w:lineRule="auto"/>
+        <w:tc>
+          <w:tcPr>
+            <w:tcW w:w="0" w:type="auto"/>
+            <w:tcMar>
+              <w:top w:w="120" w:type="dxa"/>
+              <w:left w:w="160" w:type="dxa"/>
+              <w:bottom w:w="120" w:type="dxa"/>
+              <w:right w:w="160" w:type="dxa"/>
+            </w:tcMar>
+          </w:tcPr>
+          <w:p>
+            <w:pPr>
+              <w:spacing w:after="0" w:line="288" w:lineRule="auto"/>
             </w:pPr>
             <w:proofErr w:type="spellStart"/>
             <w:r>
@@ -6322,7 +6243,7 @@
           </w:tcPr>
           <w:p>
             <w:pPr>
-              <w:spacing w:line="260" w:lineRule="auto"/>
+              <w:spacing w:after="0" w:line="288" w:lineRule="auto"/>
             </w:pPr>
             <w:r>
               <w:rPr>
@@ -6345,7 +6266,7 @@
           </w:tcPr>
           <w:p>
             <w:pPr>
-              <w:spacing w:line="260" w:lineRule="auto"/>
+              <w:spacing w:after="0" w:line="288" w:lineRule="auto"/>
             </w:pPr>
             <w:r>
               <w:rPr>
@@ -6368,7 +6289,7 @@
           </w:tcPr>
           <w:p>
             <w:pPr>
-              <w:spacing w:line="260" w:lineRule="auto"/>
+              <w:spacing w:after="0" w:line="288" w:lineRule="auto"/>
             </w:pPr>
             <w:r>
               <w:rPr>
@@ -6381,25 +6302,19 @@
         </w:tc>
       </w:tr>
       <w:tr>
-        <w:tblPrEx>
-          <w:tblCellMar>
-            <w:top w:w="0" w:type="dxa"/>
-            <w:bottom w:w="0" w:type="dxa"/>
-          </w:tblCellMar>
-        </w:tblPrEx>
-        <w:tc>
-          <w:tcPr>
-            <w:tcW w:w="0" w:type="auto"/>
-            <w:tcMar>
-              <w:top w:w="120" w:type="dxa"/>
-              <w:left w:w="160" w:type="dxa"/>
-              <w:bottom w:w="120" w:type="dxa"/>
-              <w:right w:w="160" w:type="dxa"/>
-            </w:tcMar>
-          </w:tcPr>
-          <w:p>
-            <w:pPr>
-              <w:spacing w:line="260" w:lineRule="auto"/>
+        <w:tc>
+          <w:tcPr>
+            <w:tcW w:w="0" w:type="auto"/>
+            <w:tcMar>
+              <w:top w:w="120" w:type="dxa"/>
+              <w:left w:w="160" w:type="dxa"/>
+              <w:bottom w:w="120" w:type="dxa"/>
+              <w:right w:w="160" w:type="dxa"/>
+            </w:tcMar>
+          </w:tcPr>
+          <w:p>
+            <w:pPr>
+              <w:spacing w:after="0" w:line="288" w:lineRule="auto"/>
             </w:pPr>
             <w:r>
               <w:rPr>
@@ -6422,7 +6337,7 @@
           </w:tcPr>
           <w:p>
             <w:pPr>
-              <w:spacing w:line="260" w:lineRule="auto"/>
+              <w:spacing w:after="0" w:line="288" w:lineRule="auto"/>
             </w:pPr>
             <w:r>
               <w:rPr>
@@ -6445,7 +6360,7 @@
           </w:tcPr>
           <w:p>
             <w:pPr>
-              <w:spacing w:line="260" w:lineRule="auto"/>
+              <w:spacing w:after="0" w:line="288" w:lineRule="auto"/>
             </w:pPr>
             <w:r>
               <w:rPr>
@@ -6468,7 +6383,7 @@
           </w:tcPr>
           <w:p>
             <w:pPr>
-              <w:spacing w:line="260" w:lineRule="auto"/>
+              <w:spacing w:after="0" w:line="288" w:lineRule="auto"/>
             </w:pPr>
             <w:r>
               <w:rPr>
@@ -6482,11 +6397,6 @@
       </w:tr>
     </w:tbl>
     <w:p/>
-    <w:p>
-      <w:pPr>
-        <w:spacing w:after="80"/>
-      </w:pPr>
-    </w:p>
     <w:p>
       <w:pPr>
         <w:spacing w:before="180" w:after="80"/>
@@ -6520,12 +6430,6 @@
         <w:gridCol w:w="9200"/>
       </w:tblGrid>
       <w:tr>
-        <w:tblPrEx>
-          <w:tblCellMar>
-            <w:top w:w="0" w:type="dxa"/>
-            <w:bottom w:w="0" w:type="dxa"/>
-          </w:tblCellMar>
-        </w:tblPrEx>
         <w:tc>
           <w:tcPr>
             <w:tcW w:w="0" w:type="auto"/>
@@ -6655,11 +6559,6 @@
       </w:tr>
     </w:tbl>
     <w:p/>
-    <w:p>
-      <w:pPr>
-        <w:spacing w:after="80"/>
-      </w:pPr>
-    </w:p>
     <w:p>
       <w:pPr>
         <w:spacing w:before="180" w:after="80"/>
@@ -6693,12 +6592,6 @@
         <w:gridCol w:w="9200"/>
       </w:tblGrid>
       <w:tr>
-        <w:tblPrEx>
-          <w:tblCellMar>
-            <w:top w:w="0" w:type="dxa"/>
-            <w:bottom w:w="0" w:type="dxa"/>
-          </w:tblCellMar>
-        </w:tblPrEx>
         <w:tc>
           <w:tcPr>
             <w:tcW w:w="0" w:type="auto"/>
@@ -6804,11 +6697,6 @@
     <w:p/>
     <w:p>
       <w:pPr>
-        <w:spacing w:after="80"/>
-      </w:pPr>
-    </w:p>
-    <w:p>
-      <w:pPr>
         <w:spacing w:before="180" w:after="80"/>
       </w:pPr>
       <w:r>
@@ -6817,7 +6705,7 @@
           <w:b/>
           <w:color w:val="334155"/>
         </w:rPr>
-        <w:t xml:space="preserve">Sample Error Response (Transaction Not </w:t>
+        <w:br/>
       </w:r>
       <w:r>
         <w:rPr>
@@ -6825,7 +6713,24 @@
           <w:b/>
           <w:color w:val="334155"/>
         </w:rPr>
-        <w:t>Found):</w:t>
+        <w:br/>
+      </w:r>
+      <w:r>
+        <w:rPr>
+          <w:rFonts w:ascii="Segoe UI" w:hAnsi="Segoe UI"/>
+          <w:b/>
+          <w:color w:val="334155"/>
+        </w:rPr>
+        <w:lastRenderedPageBreak/>
+        <w:br/>
+      </w:r>
+      <w:r>
+        <w:rPr>
+          <w:rFonts w:ascii="Segoe UI" w:hAnsi="Segoe UI"/>
+          <w:b/>
+          <w:color w:val="334155"/>
+        </w:rPr>
+        <w:t>Sample Error Response (Transaction Not Found):</w:t>
       </w:r>
     </w:p>
     <w:tbl>
@@ -6848,12 +6753,6 @@
         <w:gridCol w:w="9200"/>
       </w:tblGrid>
       <w:tr>
-        <w:tblPrEx>
-          <w:tblCellMar>
-            <w:top w:w="0" w:type="dxa"/>
-            <w:bottom w:w="0" w:type="dxa"/>
-          </w:tblCellMar>
-        </w:tblPrEx>
         <w:tc>
           <w:tcPr>
             <w:tcW w:w="0" w:type="auto"/>
@@ -6957,23 +6856,6 @@
       </w:tr>
     </w:tbl>
     <w:p/>
-    <w:p>
-      <w:pPr>
-        <w:spacing w:after="80"/>
-      </w:pPr>
-    </w:p>
-    <w:p>
-      <w:pPr>
-        <w:pBdr>
-          <w:bottom w:val="single" w:sz="8" w:space="4" w:color="CBD5E1"/>
-        </w:pBdr>
-      </w:pPr>
-    </w:p>
-    <w:p>
-      <w:pPr>
-        <w:spacing w:after="80"/>
-      </w:pPr>
-    </w:p>
     <w:p>
       <w:pPr>
         <w:spacing w:before="300" w:after="140"/>
@@ -7009,20 +6891,14 @@
         <w:tblLook w:val="04A0" w:firstRow="1" w:lastRow="0" w:firstColumn="1" w:lastColumn="0" w:noHBand="0" w:noVBand="1"/>
       </w:tblPr>
       <w:tblGrid>
-        <w:gridCol w:w="1131"/>
-        <w:gridCol w:w="3883"/>
-        <w:gridCol w:w="4186"/>
+        <w:gridCol w:w="1370"/>
+        <w:gridCol w:w="3476"/>
+        <w:gridCol w:w="4020"/>
       </w:tblGrid>
       <w:tr>
-        <w:tblPrEx>
-          <w:tblCellMar>
-            <w:top w:w="0" w:type="dxa"/>
-            <w:bottom w:w="0" w:type="dxa"/>
-          </w:tblCellMar>
-        </w:tblPrEx>
-        <w:tc>
-          <w:tcPr>
-            <w:tcW w:w="0" w:type="auto"/>
+        <w:tc>
+          <w:tcPr>
+            <w:tcW w:w="1370" w:type="dxa"/>
             <w:shd w:val="clear" w:color="auto" w:fill="F1F5F9"/>
             <w:tcMar>
               <w:top w:w="120" w:type="dxa"/>
@@ -7041,14 +6917,13 @@
                 <w:b/>
                 <w:sz w:val="20"/>
               </w:rPr>
-              <w:lastRenderedPageBreak/>
               <w:t>Error Code</w:t>
             </w:r>
           </w:p>
         </w:tc>
         <w:tc>
           <w:tcPr>
-            <w:tcW w:w="0" w:type="auto"/>
+            <w:tcW w:w="3476" w:type="dxa"/>
             <w:shd w:val="clear" w:color="auto" w:fill="F1F5F9"/>
             <w:tcMar>
               <w:top w:w="120" w:type="dxa"/>
@@ -7098,25 +6973,19 @@
         </w:tc>
       </w:tr>
       <w:tr>
-        <w:tblPrEx>
-          <w:tblCellMar>
-            <w:top w:w="0" w:type="dxa"/>
-            <w:bottom w:w="0" w:type="dxa"/>
-          </w:tblCellMar>
-        </w:tblPrEx>
-        <w:tc>
-          <w:tcPr>
-            <w:tcW w:w="0" w:type="auto"/>
-            <w:tcMar>
-              <w:top w:w="120" w:type="dxa"/>
-              <w:left w:w="160" w:type="dxa"/>
-              <w:bottom w:w="120" w:type="dxa"/>
-              <w:right w:w="160" w:type="dxa"/>
-            </w:tcMar>
-          </w:tcPr>
-          <w:p>
-            <w:pPr>
-              <w:spacing w:line="260" w:lineRule="auto"/>
+        <w:tc>
+          <w:tcPr>
+            <w:tcW w:w="1370" w:type="dxa"/>
+            <w:tcMar>
+              <w:top w:w="120" w:type="dxa"/>
+              <w:left w:w="160" w:type="dxa"/>
+              <w:bottom w:w="120" w:type="dxa"/>
+              <w:right w:w="160" w:type="dxa"/>
+            </w:tcMar>
+          </w:tcPr>
+          <w:p>
+            <w:pPr>
+              <w:spacing w:after="0" w:line="288" w:lineRule="auto"/>
             </w:pPr>
             <w:r>
               <w:rPr>
@@ -7129,17 +6998,17 @@
         </w:tc>
         <w:tc>
           <w:tcPr>
-            <w:tcW w:w="0" w:type="auto"/>
-            <w:tcMar>
-              <w:top w:w="120" w:type="dxa"/>
-              <w:left w:w="160" w:type="dxa"/>
-              <w:bottom w:w="120" w:type="dxa"/>
-              <w:right w:w="160" w:type="dxa"/>
-            </w:tcMar>
-          </w:tcPr>
-          <w:p>
-            <w:pPr>
-              <w:spacing w:line="260" w:lineRule="auto"/>
+            <w:tcW w:w="3476" w:type="dxa"/>
+            <w:tcMar>
+              <w:top w:w="120" w:type="dxa"/>
+              <w:left w:w="160" w:type="dxa"/>
+              <w:bottom w:w="120" w:type="dxa"/>
+              <w:right w:w="160" w:type="dxa"/>
+            </w:tcMar>
+          </w:tcPr>
+          <w:p>
+            <w:pPr>
+              <w:spacing w:after="0" w:line="288" w:lineRule="auto"/>
             </w:pPr>
             <w:r>
               <w:rPr>
@@ -7162,45 +7031,32 @@
           </w:tcPr>
           <w:p>
             <w:pPr>
-              <w:spacing w:line="260" w:lineRule="auto"/>
-            </w:pPr>
-            <w:r>
-              <w:rPr>
-                <w:rFonts w:ascii="Segoe UI" w:hAnsi="Segoe UI"/>
-                <w:sz w:val="20"/>
-              </w:rPr>
-              <w:t xml:space="preserve">Transaction / operation </w:t>
-            </w:r>
-            <w:r>
-              <w:rPr>
-                <w:rFonts w:ascii="Segoe UI" w:hAnsi="Segoe UI"/>
-                <w:sz w:val="20"/>
-              </w:rPr>
-              <w:t>completed successfully.</w:t>
+              <w:spacing w:after="0" w:line="288" w:lineRule="auto"/>
+            </w:pPr>
+            <w:r>
+              <w:rPr>
+                <w:rFonts w:ascii="Segoe UI" w:hAnsi="Segoe UI"/>
+                <w:sz w:val="20"/>
+              </w:rPr>
+              <w:t>Transaction / operation completed successfully.</w:t>
             </w:r>
           </w:p>
         </w:tc>
       </w:tr>
       <w:tr>
-        <w:tblPrEx>
-          <w:tblCellMar>
-            <w:top w:w="0" w:type="dxa"/>
-            <w:bottom w:w="0" w:type="dxa"/>
-          </w:tblCellMar>
-        </w:tblPrEx>
-        <w:tc>
-          <w:tcPr>
-            <w:tcW w:w="0" w:type="auto"/>
-            <w:tcMar>
-              <w:top w:w="120" w:type="dxa"/>
-              <w:left w:w="160" w:type="dxa"/>
-              <w:bottom w:w="120" w:type="dxa"/>
-              <w:right w:w="160" w:type="dxa"/>
-            </w:tcMar>
-          </w:tcPr>
-          <w:p>
-            <w:pPr>
-              <w:spacing w:line="260" w:lineRule="auto"/>
+        <w:tc>
+          <w:tcPr>
+            <w:tcW w:w="1370" w:type="dxa"/>
+            <w:tcMar>
+              <w:top w:w="120" w:type="dxa"/>
+              <w:left w:w="160" w:type="dxa"/>
+              <w:bottom w:w="120" w:type="dxa"/>
+              <w:right w:w="160" w:type="dxa"/>
+            </w:tcMar>
+          </w:tcPr>
+          <w:p>
+            <w:pPr>
+              <w:spacing w:after="0" w:line="288" w:lineRule="auto"/>
             </w:pPr>
             <w:r>
               <w:rPr>
@@ -7213,17 +7069,17 @@
         </w:tc>
         <w:tc>
           <w:tcPr>
-            <w:tcW w:w="0" w:type="auto"/>
-            <w:tcMar>
-              <w:top w:w="120" w:type="dxa"/>
-              <w:left w:w="160" w:type="dxa"/>
-              <w:bottom w:w="120" w:type="dxa"/>
-              <w:right w:w="160" w:type="dxa"/>
-            </w:tcMar>
-          </w:tcPr>
-          <w:p>
-            <w:pPr>
-              <w:spacing w:line="260" w:lineRule="auto"/>
+            <w:tcW w:w="3476" w:type="dxa"/>
+            <w:tcMar>
+              <w:top w:w="120" w:type="dxa"/>
+              <w:left w:w="160" w:type="dxa"/>
+              <w:bottom w:w="120" w:type="dxa"/>
+              <w:right w:w="160" w:type="dxa"/>
+            </w:tcMar>
+          </w:tcPr>
+          <w:p>
+            <w:pPr>
+              <w:spacing w:after="0" w:line="288" w:lineRule="auto"/>
             </w:pPr>
             <w:r>
               <w:rPr>
@@ -7246,7 +7102,7 @@
           </w:tcPr>
           <w:p>
             <w:pPr>
-              <w:spacing w:line="260" w:lineRule="auto"/>
+              <w:spacing w:after="0" w:line="288" w:lineRule="auto"/>
             </w:pPr>
             <w:r>
               <w:rPr>
@@ -7259,25 +7115,19 @@
         </w:tc>
       </w:tr>
       <w:tr>
-        <w:tblPrEx>
-          <w:tblCellMar>
-            <w:top w:w="0" w:type="dxa"/>
-            <w:bottom w:w="0" w:type="dxa"/>
-          </w:tblCellMar>
-        </w:tblPrEx>
-        <w:tc>
-          <w:tcPr>
-            <w:tcW w:w="0" w:type="auto"/>
-            <w:tcMar>
-              <w:top w:w="120" w:type="dxa"/>
-              <w:left w:w="160" w:type="dxa"/>
-              <w:bottom w:w="120" w:type="dxa"/>
-              <w:right w:w="160" w:type="dxa"/>
-            </w:tcMar>
-          </w:tcPr>
-          <w:p>
-            <w:pPr>
-              <w:spacing w:line="260" w:lineRule="auto"/>
+        <w:tc>
+          <w:tcPr>
+            <w:tcW w:w="1370" w:type="dxa"/>
+            <w:tcMar>
+              <w:top w:w="120" w:type="dxa"/>
+              <w:left w:w="160" w:type="dxa"/>
+              <w:bottom w:w="120" w:type="dxa"/>
+              <w:right w:w="160" w:type="dxa"/>
+            </w:tcMar>
+          </w:tcPr>
+          <w:p>
+            <w:pPr>
+              <w:spacing w:after="0" w:line="288" w:lineRule="auto"/>
             </w:pPr>
             <w:r>
               <w:rPr>
@@ -7290,17 +7140,17 @@
         </w:tc>
         <w:tc>
           <w:tcPr>
-            <w:tcW w:w="0" w:type="auto"/>
-            <w:tcMar>
-              <w:top w:w="120" w:type="dxa"/>
-              <w:left w:w="160" w:type="dxa"/>
-              <w:bottom w:w="120" w:type="dxa"/>
-              <w:right w:w="160" w:type="dxa"/>
-            </w:tcMar>
-          </w:tcPr>
-          <w:p>
-            <w:pPr>
-              <w:spacing w:line="260" w:lineRule="auto"/>
+            <w:tcW w:w="3476" w:type="dxa"/>
+            <w:tcMar>
+              <w:top w:w="120" w:type="dxa"/>
+              <w:left w:w="160" w:type="dxa"/>
+              <w:bottom w:w="120" w:type="dxa"/>
+              <w:right w:w="160" w:type="dxa"/>
+            </w:tcMar>
+          </w:tcPr>
+          <w:p>
+            <w:pPr>
+              <w:spacing w:after="0" w:line="288" w:lineRule="auto"/>
             </w:pPr>
             <w:r>
               <w:rPr>
@@ -7323,7 +7173,7 @@
           </w:tcPr>
           <w:p>
             <w:pPr>
-              <w:spacing w:line="260" w:lineRule="auto"/>
+              <w:spacing w:after="0" w:line="288" w:lineRule="auto"/>
             </w:pPr>
             <w:r>
               <w:rPr>
@@ -7336,25 +7186,19 @@
         </w:tc>
       </w:tr>
       <w:tr>
-        <w:tblPrEx>
-          <w:tblCellMar>
-            <w:top w:w="0" w:type="dxa"/>
-            <w:bottom w:w="0" w:type="dxa"/>
-          </w:tblCellMar>
-        </w:tblPrEx>
-        <w:tc>
-          <w:tcPr>
-            <w:tcW w:w="0" w:type="auto"/>
-            <w:tcMar>
-              <w:top w:w="120" w:type="dxa"/>
-              <w:left w:w="160" w:type="dxa"/>
-              <w:bottom w:w="120" w:type="dxa"/>
-              <w:right w:w="160" w:type="dxa"/>
-            </w:tcMar>
-          </w:tcPr>
-          <w:p>
-            <w:pPr>
-              <w:spacing w:line="260" w:lineRule="auto"/>
+        <w:tc>
+          <w:tcPr>
+            <w:tcW w:w="1370" w:type="dxa"/>
+            <w:tcMar>
+              <w:top w:w="120" w:type="dxa"/>
+              <w:left w:w="160" w:type="dxa"/>
+              <w:bottom w:w="120" w:type="dxa"/>
+              <w:right w:w="160" w:type="dxa"/>
+            </w:tcMar>
+          </w:tcPr>
+          <w:p>
+            <w:pPr>
+              <w:spacing w:after="0" w:line="288" w:lineRule="auto"/>
             </w:pPr>
             <w:r>
               <w:rPr>
@@ -7367,17 +7211,17 @@
         </w:tc>
         <w:tc>
           <w:tcPr>
-            <w:tcW w:w="0" w:type="auto"/>
-            <w:tcMar>
-              <w:top w:w="120" w:type="dxa"/>
-              <w:left w:w="160" w:type="dxa"/>
-              <w:bottom w:w="120" w:type="dxa"/>
-              <w:right w:w="160" w:type="dxa"/>
-            </w:tcMar>
-          </w:tcPr>
-          <w:p>
-            <w:pPr>
-              <w:spacing w:line="260" w:lineRule="auto"/>
+            <w:tcW w:w="3476" w:type="dxa"/>
+            <w:tcMar>
+              <w:top w:w="120" w:type="dxa"/>
+              <w:left w:w="160" w:type="dxa"/>
+              <w:bottom w:w="120" w:type="dxa"/>
+              <w:right w:w="160" w:type="dxa"/>
+            </w:tcMar>
+          </w:tcPr>
+          <w:p>
+            <w:pPr>
+              <w:spacing w:after="0" w:line="288" w:lineRule="auto"/>
             </w:pPr>
             <w:r>
               <w:rPr>
@@ -7400,7 +7244,7 @@
           </w:tcPr>
           <w:p>
             <w:pPr>
-              <w:spacing w:line="260" w:lineRule="auto"/>
+              <w:spacing w:after="0" w:line="288" w:lineRule="auto"/>
             </w:pPr>
             <w:r>
               <w:rPr>
@@ -7409,15 +7253,13 @@
               </w:rPr>
               <w:t xml:space="preserve">refNo1 or </w:t>
             </w:r>
-            <w:proofErr w:type="spellStart"/>
-            <w:r>
-              <w:rPr>
-                <w:rFonts w:ascii="Segoe UI" w:hAnsi="Segoe UI"/>
-                <w:sz w:val="20"/>
-              </w:rPr>
-              <w:t>sccode</w:t>
-            </w:r>
-            <w:proofErr w:type="spellEnd"/>
+            <w:r>
+              <w:rPr>
+                <w:rFonts w:ascii="Segoe UI" w:hAnsi="Segoe UI"/>
+                <w:sz w:val="20"/>
+              </w:rPr>
+              <w:t>School Code/EIIN</w:t>
+            </w:r>
             <w:r>
               <w:rPr>
                 <w:rFonts w:ascii="Segoe UI" w:hAnsi="Segoe UI"/>
@@ -7429,25 +7271,19 @@
         </w:tc>
       </w:tr>
       <w:tr>
-        <w:tblPrEx>
-          <w:tblCellMar>
-            <w:top w:w="0" w:type="dxa"/>
-            <w:bottom w:w="0" w:type="dxa"/>
-          </w:tblCellMar>
-        </w:tblPrEx>
-        <w:tc>
-          <w:tcPr>
-            <w:tcW w:w="0" w:type="auto"/>
-            <w:tcMar>
-              <w:top w:w="120" w:type="dxa"/>
-              <w:left w:w="160" w:type="dxa"/>
-              <w:bottom w:w="120" w:type="dxa"/>
-              <w:right w:w="160" w:type="dxa"/>
-            </w:tcMar>
-          </w:tcPr>
-          <w:p>
-            <w:pPr>
-              <w:spacing w:line="260" w:lineRule="auto"/>
+        <w:tc>
+          <w:tcPr>
+            <w:tcW w:w="1370" w:type="dxa"/>
+            <w:tcMar>
+              <w:top w:w="120" w:type="dxa"/>
+              <w:left w:w="160" w:type="dxa"/>
+              <w:bottom w:w="120" w:type="dxa"/>
+              <w:right w:w="160" w:type="dxa"/>
+            </w:tcMar>
+          </w:tcPr>
+          <w:p>
+            <w:pPr>
+              <w:spacing w:after="0" w:line="288" w:lineRule="auto"/>
             </w:pPr>
             <w:r>
               <w:rPr>
@@ -7460,17 +7296,17 @@
         </w:tc>
         <w:tc>
           <w:tcPr>
-            <w:tcW w:w="0" w:type="auto"/>
-            <w:tcMar>
-              <w:top w:w="120" w:type="dxa"/>
-              <w:left w:w="160" w:type="dxa"/>
-              <w:bottom w:w="120" w:type="dxa"/>
-              <w:right w:w="160" w:type="dxa"/>
-            </w:tcMar>
-          </w:tcPr>
-          <w:p>
-            <w:pPr>
-              <w:spacing w:line="260" w:lineRule="auto"/>
+            <w:tcW w:w="3476" w:type="dxa"/>
+            <w:tcMar>
+              <w:top w:w="120" w:type="dxa"/>
+              <w:left w:w="160" w:type="dxa"/>
+              <w:bottom w:w="120" w:type="dxa"/>
+              <w:right w:w="160" w:type="dxa"/>
+            </w:tcMar>
+          </w:tcPr>
+          <w:p>
+            <w:pPr>
+              <w:spacing w:after="0" w:line="288" w:lineRule="auto"/>
             </w:pPr>
             <w:r>
               <w:rPr>
@@ -7493,7 +7329,7 @@
           </w:tcPr>
           <w:p>
             <w:pPr>
-              <w:spacing w:line="260" w:lineRule="auto"/>
+              <w:spacing w:after="0" w:line="288" w:lineRule="auto"/>
             </w:pPr>
             <w:r>
               <w:rPr>
@@ -7506,25 +7342,19 @@
         </w:tc>
       </w:tr>
       <w:tr>
-        <w:tblPrEx>
-          <w:tblCellMar>
-            <w:top w:w="0" w:type="dxa"/>
-            <w:bottom w:w="0" w:type="dxa"/>
-          </w:tblCellMar>
-        </w:tblPrEx>
-        <w:tc>
-          <w:tcPr>
-            <w:tcW w:w="0" w:type="auto"/>
-            <w:tcMar>
-              <w:top w:w="120" w:type="dxa"/>
-              <w:left w:w="160" w:type="dxa"/>
-              <w:bottom w:w="120" w:type="dxa"/>
-              <w:right w:w="160" w:type="dxa"/>
-            </w:tcMar>
-          </w:tcPr>
-          <w:p>
-            <w:pPr>
-              <w:spacing w:line="260" w:lineRule="auto"/>
+        <w:tc>
+          <w:tcPr>
+            <w:tcW w:w="1370" w:type="dxa"/>
+            <w:tcMar>
+              <w:top w:w="120" w:type="dxa"/>
+              <w:left w:w="160" w:type="dxa"/>
+              <w:bottom w:w="120" w:type="dxa"/>
+              <w:right w:w="160" w:type="dxa"/>
+            </w:tcMar>
+          </w:tcPr>
+          <w:p>
+            <w:pPr>
+              <w:spacing w:after="0" w:line="288" w:lineRule="auto"/>
             </w:pPr>
             <w:r>
               <w:rPr>
@@ -7537,17 +7367,17 @@
         </w:tc>
         <w:tc>
           <w:tcPr>
-            <w:tcW w:w="0" w:type="auto"/>
-            <w:tcMar>
-              <w:top w:w="120" w:type="dxa"/>
-              <w:left w:w="160" w:type="dxa"/>
-              <w:bottom w:w="120" w:type="dxa"/>
-              <w:right w:w="160" w:type="dxa"/>
-            </w:tcMar>
-          </w:tcPr>
-          <w:p>
-            <w:pPr>
-              <w:spacing w:line="260" w:lineRule="auto"/>
+            <w:tcW w:w="3476" w:type="dxa"/>
+            <w:tcMar>
+              <w:top w:w="120" w:type="dxa"/>
+              <w:left w:w="160" w:type="dxa"/>
+              <w:bottom w:w="120" w:type="dxa"/>
+              <w:right w:w="160" w:type="dxa"/>
+            </w:tcMar>
+          </w:tcPr>
+          <w:p>
+            <w:pPr>
+              <w:spacing w:after="0" w:line="288" w:lineRule="auto"/>
             </w:pPr>
             <w:r>
               <w:rPr>
@@ -7570,7 +7400,7 @@
           </w:tcPr>
           <w:p>
             <w:pPr>
-              <w:spacing w:line="260" w:lineRule="auto"/>
+              <w:spacing w:after="0" w:line="288" w:lineRule="auto"/>
             </w:pPr>
             <w:r>
               <w:rPr>
@@ -7583,25 +7413,19 @@
         </w:tc>
       </w:tr>
       <w:tr>
-        <w:tblPrEx>
-          <w:tblCellMar>
-            <w:top w:w="0" w:type="dxa"/>
-            <w:bottom w:w="0" w:type="dxa"/>
-          </w:tblCellMar>
-        </w:tblPrEx>
-        <w:tc>
-          <w:tcPr>
-            <w:tcW w:w="0" w:type="auto"/>
-            <w:tcMar>
-              <w:top w:w="120" w:type="dxa"/>
-              <w:left w:w="160" w:type="dxa"/>
-              <w:bottom w:w="120" w:type="dxa"/>
-              <w:right w:w="160" w:type="dxa"/>
-            </w:tcMar>
-          </w:tcPr>
-          <w:p>
-            <w:pPr>
-              <w:spacing w:line="260" w:lineRule="auto"/>
+        <w:tc>
+          <w:tcPr>
+            <w:tcW w:w="1370" w:type="dxa"/>
+            <w:tcMar>
+              <w:top w:w="120" w:type="dxa"/>
+              <w:left w:w="160" w:type="dxa"/>
+              <w:bottom w:w="120" w:type="dxa"/>
+              <w:right w:w="160" w:type="dxa"/>
+            </w:tcMar>
+          </w:tcPr>
+          <w:p>
+            <w:pPr>
+              <w:spacing w:after="0" w:line="288" w:lineRule="auto"/>
             </w:pPr>
             <w:r>
               <w:rPr>
@@ -7614,17 +7438,17 @@
         </w:tc>
         <w:tc>
           <w:tcPr>
-            <w:tcW w:w="0" w:type="auto"/>
-            <w:tcMar>
-              <w:top w:w="120" w:type="dxa"/>
-              <w:left w:w="160" w:type="dxa"/>
-              <w:bottom w:w="120" w:type="dxa"/>
-              <w:right w:w="160" w:type="dxa"/>
-            </w:tcMar>
-          </w:tcPr>
-          <w:p>
-            <w:pPr>
-              <w:spacing w:line="260" w:lineRule="auto"/>
+            <w:tcW w:w="3476" w:type="dxa"/>
+            <w:tcMar>
+              <w:top w:w="120" w:type="dxa"/>
+              <w:left w:w="160" w:type="dxa"/>
+              <w:bottom w:w="120" w:type="dxa"/>
+              <w:right w:w="160" w:type="dxa"/>
+            </w:tcMar>
+          </w:tcPr>
+          <w:p>
+            <w:pPr>
+              <w:spacing w:after="0" w:line="288" w:lineRule="auto"/>
             </w:pPr>
             <w:r>
               <w:rPr>
@@ -7647,7 +7471,7 @@
           </w:tcPr>
           <w:p>
             <w:pPr>
-              <w:spacing w:line="260" w:lineRule="auto"/>
+              <w:spacing w:after="0" w:line="288" w:lineRule="auto"/>
             </w:pPr>
             <w:r>
               <w:rPr>
@@ -7660,25 +7484,19 @@
         </w:tc>
       </w:tr>
       <w:tr>
-        <w:tblPrEx>
-          <w:tblCellMar>
-            <w:top w:w="0" w:type="dxa"/>
-            <w:bottom w:w="0" w:type="dxa"/>
-          </w:tblCellMar>
-        </w:tblPrEx>
-        <w:tc>
-          <w:tcPr>
-            <w:tcW w:w="0" w:type="auto"/>
-            <w:tcMar>
-              <w:top w:w="120" w:type="dxa"/>
-              <w:left w:w="160" w:type="dxa"/>
-              <w:bottom w:w="120" w:type="dxa"/>
-              <w:right w:w="160" w:type="dxa"/>
-            </w:tcMar>
-          </w:tcPr>
-          <w:p>
-            <w:pPr>
-              <w:spacing w:line="260" w:lineRule="auto"/>
+        <w:tc>
+          <w:tcPr>
+            <w:tcW w:w="1370" w:type="dxa"/>
+            <w:tcMar>
+              <w:top w:w="120" w:type="dxa"/>
+              <w:left w:w="160" w:type="dxa"/>
+              <w:bottom w:w="120" w:type="dxa"/>
+              <w:right w:w="160" w:type="dxa"/>
+            </w:tcMar>
+          </w:tcPr>
+          <w:p>
+            <w:pPr>
+              <w:spacing w:after="0" w:line="288" w:lineRule="auto"/>
             </w:pPr>
             <w:r>
               <w:rPr>
@@ -7691,47 +7509,40 @@
         </w:tc>
         <w:tc>
           <w:tcPr>
-            <w:tcW w:w="0" w:type="auto"/>
-            <w:tcMar>
-              <w:top w:w="120" w:type="dxa"/>
-              <w:left w:w="160" w:type="dxa"/>
-              <w:bottom w:w="120" w:type="dxa"/>
-              <w:right w:w="160" w:type="dxa"/>
-            </w:tcMar>
-          </w:tcPr>
-          <w:p>
-            <w:pPr>
-              <w:spacing w:line="260" w:lineRule="auto"/>
-            </w:pPr>
-            <w:r>
-              <w:rPr>
-                <w:rFonts w:ascii="Segoe UI" w:hAnsi="Segoe UI"/>
-                <w:sz w:val="20"/>
-              </w:rPr>
-              <w:t xml:space="preserve">Not a valid JSON in </w:t>
-            </w:r>
-            <w:r>
-              <w:rPr>
-                <w:rFonts w:ascii="Segoe UI" w:hAnsi="Segoe UI"/>
-                <w:sz w:val="20"/>
-              </w:rPr>
-              <w:t>request body</w:t>
-            </w:r>
-          </w:p>
-        </w:tc>
-        <w:tc>
-          <w:tcPr>
-            <w:tcW w:w="0" w:type="auto"/>
-            <w:tcMar>
-              <w:top w:w="120" w:type="dxa"/>
-              <w:left w:w="160" w:type="dxa"/>
-              <w:bottom w:w="120" w:type="dxa"/>
-              <w:right w:w="160" w:type="dxa"/>
-            </w:tcMar>
-          </w:tcPr>
-          <w:p>
-            <w:pPr>
-              <w:spacing w:line="260" w:lineRule="auto"/>
+            <w:tcW w:w="3476" w:type="dxa"/>
+            <w:tcMar>
+              <w:top w:w="120" w:type="dxa"/>
+              <w:left w:w="160" w:type="dxa"/>
+              <w:bottom w:w="120" w:type="dxa"/>
+              <w:right w:w="160" w:type="dxa"/>
+            </w:tcMar>
+          </w:tcPr>
+          <w:p>
+            <w:pPr>
+              <w:spacing w:after="0" w:line="288" w:lineRule="auto"/>
+            </w:pPr>
+            <w:r>
+              <w:rPr>
+                <w:rFonts w:ascii="Segoe UI" w:hAnsi="Segoe UI"/>
+                <w:sz w:val="20"/>
+              </w:rPr>
+              <w:t>Not a valid JSON in request body</w:t>
+            </w:r>
+          </w:p>
+        </w:tc>
+        <w:tc>
+          <w:tcPr>
+            <w:tcW w:w="0" w:type="auto"/>
+            <w:tcMar>
+              <w:top w:w="120" w:type="dxa"/>
+              <w:left w:w="160" w:type="dxa"/>
+              <w:bottom w:w="120" w:type="dxa"/>
+              <w:right w:w="160" w:type="dxa"/>
+            </w:tcMar>
+          </w:tcPr>
+          <w:p>
+            <w:pPr>
+              <w:spacing w:after="0" w:line="288" w:lineRule="auto"/>
             </w:pPr>
             <w:r>
               <w:rPr>
@@ -7744,25 +7555,19 @@
         </w:tc>
       </w:tr>
       <w:tr>
-        <w:tblPrEx>
-          <w:tblCellMar>
-            <w:top w:w="0" w:type="dxa"/>
-            <w:bottom w:w="0" w:type="dxa"/>
-          </w:tblCellMar>
-        </w:tblPrEx>
-        <w:tc>
-          <w:tcPr>
-            <w:tcW w:w="0" w:type="auto"/>
-            <w:tcMar>
-              <w:top w:w="120" w:type="dxa"/>
-              <w:left w:w="160" w:type="dxa"/>
-              <w:bottom w:w="120" w:type="dxa"/>
-              <w:right w:w="160" w:type="dxa"/>
-            </w:tcMar>
-          </w:tcPr>
-          <w:p>
-            <w:pPr>
-              <w:spacing w:line="260" w:lineRule="auto"/>
+        <w:tc>
+          <w:tcPr>
+            <w:tcW w:w="1370" w:type="dxa"/>
+            <w:tcMar>
+              <w:top w:w="120" w:type="dxa"/>
+              <w:left w:w="160" w:type="dxa"/>
+              <w:bottom w:w="120" w:type="dxa"/>
+              <w:right w:w="160" w:type="dxa"/>
+            </w:tcMar>
+          </w:tcPr>
+          <w:p>
+            <w:pPr>
+              <w:spacing w:after="0" w:line="288" w:lineRule="auto"/>
             </w:pPr>
             <w:r>
               <w:rPr>
@@ -7775,17 +7580,17 @@
         </w:tc>
         <w:tc>
           <w:tcPr>
-            <w:tcW w:w="0" w:type="auto"/>
-            <w:tcMar>
-              <w:top w:w="120" w:type="dxa"/>
-              <w:left w:w="160" w:type="dxa"/>
-              <w:bottom w:w="120" w:type="dxa"/>
-              <w:right w:w="160" w:type="dxa"/>
-            </w:tcMar>
-          </w:tcPr>
-          <w:p>
-            <w:pPr>
-              <w:spacing w:line="260" w:lineRule="auto"/>
+            <w:tcW w:w="3476" w:type="dxa"/>
+            <w:tcMar>
+              <w:top w:w="120" w:type="dxa"/>
+              <w:left w:w="160" w:type="dxa"/>
+              <w:bottom w:w="120" w:type="dxa"/>
+              <w:right w:w="160" w:type="dxa"/>
+            </w:tcMar>
+          </w:tcPr>
+          <w:p>
+            <w:pPr>
+              <w:spacing w:after="0" w:line="288" w:lineRule="auto"/>
             </w:pPr>
             <w:r>
               <w:rPr>
@@ -7808,7 +7613,7 @@
           </w:tcPr>
           <w:p>
             <w:pPr>
-              <w:spacing w:line="260" w:lineRule="auto"/>
+              <w:spacing w:after="0" w:line="288" w:lineRule="auto"/>
             </w:pPr>
             <w:r>
               <w:rPr>
@@ -7821,25 +7626,19 @@
         </w:tc>
       </w:tr>
       <w:tr>
-        <w:tblPrEx>
-          <w:tblCellMar>
-            <w:top w:w="0" w:type="dxa"/>
-            <w:bottom w:w="0" w:type="dxa"/>
-          </w:tblCellMar>
-        </w:tblPrEx>
-        <w:tc>
-          <w:tcPr>
-            <w:tcW w:w="0" w:type="auto"/>
-            <w:tcMar>
-              <w:top w:w="120" w:type="dxa"/>
-              <w:left w:w="160" w:type="dxa"/>
-              <w:bottom w:w="120" w:type="dxa"/>
-              <w:right w:w="160" w:type="dxa"/>
-            </w:tcMar>
-          </w:tcPr>
-          <w:p>
-            <w:pPr>
-              <w:spacing w:line="260" w:lineRule="auto"/>
+        <w:tc>
+          <w:tcPr>
+            <w:tcW w:w="1370" w:type="dxa"/>
+            <w:tcMar>
+              <w:top w:w="120" w:type="dxa"/>
+              <w:left w:w="160" w:type="dxa"/>
+              <w:bottom w:w="120" w:type="dxa"/>
+              <w:right w:w="160" w:type="dxa"/>
+            </w:tcMar>
+          </w:tcPr>
+          <w:p>
+            <w:pPr>
+              <w:spacing w:after="0" w:line="288" w:lineRule="auto"/>
             </w:pPr>
             <w:r>
               <w:rPr>
@@ -7852,17 +7651,17 @@
         </w:tc>
         <w:tc>
           <w:tcPr>
-            <w:tcW w:w="0" w:type="auto"/>
-            <w:tcMar>
-              <w:top w:w="120" w:type="dxa"/>
-              <w:left w:w="160" w:type="dxa"/>
-              <w:bottom w:w="120" w:type="dxa"/>
-              <w:right w:w="160" w:type="dxa"/>
-            </w:tcMar>
-          </w:tcPr>
-          <w:p>
-            <w:pPr>
-              <w:spacing w:line="260" w:lineRule="auto"/>
+            <w:tcW w:w="3476" w:type="dxa"/>
+            <w:tcMar>
+              <w:top w:w="120" w:type="dxa"/>
+              <w:left w:w="160" w:type="dxa"/>
+              <w:bottom w:w="120" w:type="dxa"/>
+              <w:right w:w="160" w:type="dxa"/>
+            </w:tcMar>
+          </w:tcPr>
+          <w:p>
+            <w:pPr>
+              <w:spacing w:after="0" w:line="288" w:lineRule="auto"/>
             </w:pPr>
             <w:r>
               <w:rPr>
@@ -7885,7 +7684,7 @@
           </w:tcPr>
           <w:p>
             <w:pPr>
-              <w:spacing w:line="260" w:lineRule="auto"/>
+              <w:spacing w:after="0" w:line="288" w:lineRule="auto"/>
             </w:pPr>
             <w:r>
               <w:rPr>
@@ -8006,12 +7805,6 @@
         <w:gridCol w:w="9200"/>
       </w:tblGrid>
       <w:tr>
-        <w:tblPrEx>
-          <w:tblCellMar>
-            <w:top w:w="0" w:type="dxa"/>
-            <w:bottom w:w="0" w:type="dxa"/>
-          </w:tblCellMar>
-        </w:tblPrEx>
         <w:tc>
           <w:tcPr>
             <w:tcW w:w="0" w:type="auto"/>
@@ -8303,12 +8096,6 @@
         <w:gridCol w:w="9200"/>
       </w:tblGrid>
       <w:tr>
-        <w:tblPrEx>
-          <w:tblCellMar>
-            <w:top w:w="0" w:type="dxa"/>
-            <w:bottom w:w="0" w:type="dxa"/>
-          </w:tblCellMar>
-        </w:tblPrEx>
         <w:tc>
           <w:tcPr>
             <w:tcW w:w="0" w:type="auto"/>
@@ -8608,13 +8395,33 @@
     <w:p/>
     <w:p>
       <w:pPr>
-        <w:spacing w:after="80"/>
-      </w:pPr>
-    </w:p>
-    <w:p>
-      <w:pPr>
         <w:spacing w:before="180" w:after="80"/>
       </w:pPr>
+      <w:r>
+        <w:rPr>
+          <w:rFonts w:ascii="Segoe UI" w:hAnsi="Segoe UI"/>
+          <w:b/>
+          <w:color w:val="334155"/>
+        </w:rPr>
+        <w:br/>
+      </w:r>
+      <w:r>
+        <w:rPr>
+          <w:rFonts w:ascii="Segoe UI" w:hAnsi="Segoe UI"/>
+          <w:b/>
+          <w:color w:val="334155"/>
+        </w:rPr>
+        <w:br/>
+      </w:r>
+      <w:r>
+        <w:rPr>
+          <w:rFonts w:ascii="Segoe UI" w:hAnsi="Segoe UI"/>
+          <w:b/>
+          <w:color w:val="334155"/>
+        </w:rPr>
+        <w:lastRenderedPageBreak/>
+        <w:br/>
+      </w:r>
       <w:r>
         <w:rPr>
           <w:rFonts w:ascii="Segoe UI" w:hAnsi="Segoe UI"/>
@@ -8644,12 +8451,6 @@
         <w:gridCol w:w="9200"/>
       </w:tblGrid>
       <w:tr>
-        <w:tblPrEx>
-          <w:tblCellMar>
-            <w:top w:w="0" w:type="dxa"/>
-            <w:bottom w:w="0" w:type="dxa"/>
-          </w:tblCellMar>
-        </w:tblPrEx>
         <w:tc>
           <w:tcPr>
             <w:tcW w:w="0" w:type="auto"/>
@@ -8884,938 +8685,15 @@
     </w:p>
     <w:p>
       <w:pPr>
-        <w:spacing w:before="240" w:after="100"/>
-      </w:pPr>
-      <w:r>
-        <w:rPr>
-          <w:rFonts w:ascii="Segoe UI" w:hAnsi="Segoe UI"/>
-          <w:b/>
-          <w:color w:val="2563EB"/>
-          <w:sz w:val="24"/>
-        </w:rPr>
-        <w:t xml:space="preserve">6.2 </w:t>
-      </w:r>
-      <w:r>
-        <w:rPr>
-          <w:rFonts w:ascii="Segoe UI" w:hAnsi="Segoe UI"/>
-          <w:b/>
-          <w:color w:val="2563EB"/>
-          <w:sz w:val="24"/>
-        </w:rPr>
-        <w:t>Testing with PowerShell</w:t>
-      </w:r>
-    </w:p>
-    <w:p>
-      <w:pPr>
-        <w:spacing w:after="80"/>
-      </w:pPr>
-    </w:p>
-    <w:tbl>
-      <w:tblPr>
-        <w:tblW w:w="9200" w:type="dxa"/>
-        <w:tblInd w:w="200" w:type="dxa"/>
-        <w:tblBorders>
-          <w:top w:val="single" w:sz="6" w:space="0" w:color="CBD5E1"/>
-          <w:left w:val="single" w:sz="6" w:space="0" w:color="CBD5E1"/>
-          <w:bottom w:val="single" w:sz="6" w:space="0" w:color="CBD5E1"/>
-          <w:right w:val="single" w:sz="6" w:space="0" w:color="CBD5E1"/>
-        </w:tblBorders>
-        <w:tblCellMar>
-          <w:left w:w="10" w:type="dxa"/>
-          <w:right w:w="10" w:type="dxa"/>
-        </w:tblCellMar>
-        <w:tblLook w:val="04A0" w:firstRow="1" w:lastRow="0" w:firstColumn="1" w:lastColumn="0" w:noHBand="0" w:noVBand="1"/>
-      </w:tblPr>
-      <w:tblGrid>
-        <w:gridCol w:w="9200"/>
-      </w:tblGrid>
-      <w:tr>
-        <w:tblPrEx>
-          <w:tblCellMar>
-            <w:top w:w="0" w:type="dxa"/>
-            <w:bottom w:w="0" w:type="dxa"/>
-          </w:tblCellMar>
-        </w:tblPrEx>
-        <w:tc>
-          <w:tcPr>
-            <w:tcW w:w="0" w:type="auto"/>
-            <w:shd w:val="clear" w:color="auto" w:fill="F8FAFC"/>
-            <w:tcMar>
-              <w:top w:w="160" w:type="dxa"/>
-              <w:left w:w="200" w:type="dxa"/>
-              <w:bottom w:w="160" w:type="dxa"/>
-              <w:right w:w="200" w:type="dxa"/>
-            </w:tcMar>
-          </w:tcPr>
-          <w:p>
-            <w:pPr>
-              <w:spacing w:line="240" w:lineRule="auto"/>
-            </w:pPr>
-            <w:r>
-              <w:rPr>
-                <w:rFonts w:ascii="Consolas" w:hAnsi="Consolas"/>
-                <w:color w:val="0F172A"/>
-                <w:sz w:val="18"/>
-              </w:rPr>
-              <w:t xml:space="preserve">$headers = </w:t>
-            </w:r>
-            <w:proofErr w:type="gramStart"/>
-            <w:r>
-              <w:rPr>
-                <w:rFonts w:ascii="Consolas" w:hAnsi="Consolas"/>
-                <w:color w:val="0F172A"/>
-                <w:sz w:val="18"/>
-              </w:rPr>
-              <w:t>@{</w:t>
-            </w:r>
-            <w:proofErr w:type="gramEnd"/>
-          </w:p>
-          <w:p>
-            <w:pPr>
-              <w:spacing w:line="240" w:lineRule="auto"/>
-            </w:pPr>
-            <w:r>
-              <w:rPr>
-                <w:rFonts w:ascii="Consolas" w:hAnsi="Consolas"/>
-                <w:color w:val="0F172A"/>
-                <w:sz w:val="18"/>
-              </w:rPr>
-              <w:t xml:space="preserve">    "Content-Type" = "application/</w:t>
-            </w:r>
-            <w:proofErr w:type="spellStart"/>
-            <w:r>
-              <w:rPr>
-                <w:rFonts w:ascii="Consolas" w:hAnsi="Consolas"/>
-                <w:color w:val="0F172A"/>
-                <w:sz w:val="18"/>
-              </w:rPr>
-              <w:t>json</w:t>
-            </w:r>
-            <w:proofErr w:type="spellEnd"/>
-            <w:r>
-              <w:rPr>
-                <w:rFonts w:ascii="Consolas" w:hAnsi="Consolas"/>
-                <w:color w:val="0F172A"/>
-                <w:sz w:val="18"/>
-              </w:rPr>
-              <w:t>"</w:t>
-            </w:r>
-          </w:p>
-          <w:p>
-            <w:pPr>
-              <w:spacing w:line="240" w:lineRule="auto"/>
-            </w:pPr>
-            <w:r>
-              <w:rPr>
-                <w:rFonts w:ascii="Consolas" w:hAnsi="Consolas"/>
-                <w:color w:val="0F172A"/>
-                <w:sz w:val="18"/>
-              </w:rPr>
-              <w:t xml:space="preserve">    "Authorization" = "Basic " + [Convert</w:t>
-            </w:r>
-            <w:proofErr w:type="gramStart"/>
-            <w:r>
-              <w:rPr>
-                <w:rFonts w:ascii="Consolas" w:hAnsi="Consolas"/>
-                <w:color w:val="0F172A"/>
-                <w:sz w:val="18"/>
-              </w:rPr>
-              <w:t>]::</w:t>
-            </w:r>
-            <w:proofErr w:type="gramEnd"/>
-            <w:r>
-              <w:rPr>
-                <w:rFonts w:ascii="Consolas" w:hAnsi="Consolas"/>
-                <w:color w:val="0F172A"/>
-                <w:sz w:val="18"/>
-              </w:rPr>
-              <w:t>ToBase64String([Text.Encoding]::ASCII.GetBytes("Rocket00:Rocket12321"))</w:t>
-            </w:r>
-          </w:p>
-          <w:p>
-            <w:pPr>
-              <w:spacing w:line="240" w:lineRule="auto"/>
-            </w:pPr>
-            <w:r>
-              <w:rPr>
-                <w:rFonts w:ascii="Consolas" w:hAnsi="Consolas"/>
-                <w:color w:val="0F172A"/>
-                <w:sz w:val="18"/>
-              </w:rPr>
-              <w:t>}</w:t>
-            </w:r>
-          </w:p>
-          <w:p>
-            <w:pPr>
-              <w:spacing w:line="240" w:lineRule="auto"/>
-            </w:pPr>
-          </w:p>
-          <w:p>
-            <w:pPr>
-              <w:spacing w:line="240" w:lineRule="auto"/>
-            </w:pPr>
-            <w:r>
-              <w:rPr>
-                <w:rFonts w:ascii="Consolas" w:hAnsi="Consolas"/>
-                <w:color w:val="0F172A"/>
-                <w:sz w:val="18"/>
-              </w:rPr>
-              <w:t># 1. Validation</w:t>
-            </w:r>
-          </w:p>
-          <w:p>
-            <w:pPr>
-              <w:spacing w:line="240" w:lineRule="auto"/>
-            </w:pPr>
-            <w:r>
-              <w:rPr>
-                <w:rFonts w:ascii="Consolas" w:hAnsi="Consolas"/>
-                <w:color w:val="0F172A"/>
-                <w:sz w:val="18"/>
-              </w:rPr>
-              <w:t>$</w:t>
-            </w:r>
-            <w:proofErr w:type="spellStart"/>
-            <w:r>
-              <w:rPr>
-                <w:rFonts w:ascii="Consolas" w:hAnsi="Consolas"/>
-                <w:color w:val="0F172A"/>
-                <w:sz w:val="18"/>
-              </w:rPr>
-              <w:t>valBody</w:t>
-            </w:r>
-            <w:proofErr w:type="spellEnd"/>
-            <w:r>
-              <w:rPr>
-                <w:rFonts w:ascii="Consolas" w:hAnsi="Consolas"/>
-                <w:color w:val="0F172A"/>
-                <w:sz w:val="18"/>
-              </w:rPr>
-              <w:t xml:space="preserve"> = </w:t>
-            </w:r>
-            <w:proofErr w:type="gramStart"/>
-            <w:r>
-              <w:rPr>
-                <w:rFonts w:ascii="Consolas" w:hAnsi="Consolas"/>
-                <w:color w:val="0F172A"/>
-                <w:sz w:val="18"/>
-              </w:rPr>
-              <w:t>@{</w:t>
-            </w:r>
-            <w:proofErr w:type="gramEnd"/>
-          </w:p>
-          <w:p>
-            <w:pPr>
-              <w:spacing w:line="240" w:lineRule="auto"/>
-            </w:pPr>
-            <w:r>
-              <w:rPr>
-                <w:rFonts w:ascii="Consolas" w:hAnsi="Consolas"/>
-                <w:color w:val="0F172A"/>
-                <w:sz w:val="18"/>
-              </w:rPr>
-              <w:t xml:space="preserve">    </w:t>
-            </w:r>
-            <w:proofErr w:type="spellStart"/>
-            <w:r>
-              <w:rPr>
-                <w:rFonts w:ascii="Consolas" w:hAnsi="Consolas"/>
-                <w:color w:val="0F172A"/>
-                <w:sz w:val="18"/>
-              </w:rPr>
-              <w:t>usrid</w:t>
-            </w:r>
-            <w:proofErr w:type="spellEnd"/>
-            <w:r>
-              <w:rPr>
-                <w:rFonts w:ascii="Consolas" w:hAnsi="Consolas"/>
-                <w:color w:val="0F172A"/>
-                <w:sz w:val="18"/>
-              </w:rPr>
-              <w:t xml:space="preserve"> = "Rocket00"</w:t>
-            </w:r>
-          </w:p>
-          <w:p>
-            <w:pPr>
-              <w:spacing w:line="240" w:lineRule="auto"/>
-            </w:pPr>
-            <w:r>
-              <w:rPr>
-                <w:rFonts w:ascii="Consolas" w:hAnsi="Consolas"/>
-                <w:color w:val="0F172A"/>
-                <w:sz w:val="18"/>
-              </w:rPr>
-              <w:t xml:space="preserve">    </w:t>
-            </w:r>
-            <w:proofErr w:type="spellStart"/>
-            <w:r>
-              <w:rPr>
-                <w:rFonts w:ascii="Consolas" w:hAnsi="Consolas"/>
-                <w:color w:val="0F172A"/>
-                <w:sz w:val="18"/>
-              </w:rPr>
-              <w:t>p</w:t>
-            </w:r>
-            <w:r>
-              <w:rPr>
-                <w:rFonts w:ascii="Consolas" w:hAnsi="Consolas"/>
-                <w:color w:val="0F172A"/>
-                <w:sz w:val="18"/>
-              </w:rPr>
-              <w:t>swrd</w:t>
-            </w:r>
-            <w:proofErr w:type="spellEnd"/>
-            <w:r>
-              <w:rPr>
-                <w:rFonts w:ascii="Consolas" w:hAnsi="Consolas"/>
-                <w:color w:val="0F172A"/>
-                <w:sz w:val="18"/>
-              </w:rPr>
-              <w:t xml:space="preserve"> = "Rocket12321"</w:t>
-            </w:r>
-          </w:p>
-          <w:p>
-            <w:pPr>
-              <w:spacing w:line="240" w:lineRule="auto"/>
-            </w:pPr>
-            <w:r>
-              <w:rPr>
-                <w:rFonts w:ascii="Consolas" w:hAnsi="Consolas"/>
-                <w:color w:val="0F172A"/>
-                <w:sz w:val="18"/>
-              </w:rPr>
-              <w:t xml:space="preserve">    refNo1 = "1031871631"</w:t>
-            </w:r>
-          </w:p>
-          <w:p>
-            <w:pPr>
-              <w:spacing w:line="240" w:lineRule="auto"/>
-            </w:pPr>
-            <w:r>
-              <w:rPr>
-                <w:rFonts w:ascii="Consolas" w:hAnsi="Consolas"/>
-                <w:color w:val="0F172A"/>
-                <w:sz w:val="18"/>
-              </w:rPr>
-              <w:t xml:space="preserve">    refNo2 = "103187"</w:t>
-            </w:r>
-          </w:p>
-          <w:p>
-            <w:pPr>
-              <w:spacing w:line="240" w:lineRule="auto"/>
-            </w:pPr>
-            <w:r>
-              <w:rPr>
-                <w:rFonts w:ascii="Consolas" w:hAnsi="Consolas"/>
-                <w:color w:val="0F172A"/>
-                <w:sz w:val="18"/>
-              </w:rPr>
-              <w:t xml:space="preserve">    refNo3 = ""</w:t>
-            </w:r>
-            <w:bookmarkStart w:id="0" w:name="_GoBack"/>
-            <w:bookmarkEnd w:id="0"/>
-          </w:p>
-          <w:p>
-            <w:pPr>
-              <w:spacing w:line="240" w:lineRule="auto"/>
-            </w:pPr>
-            <w:r>
-              <w:rPr>
-                <w:rFonts w:ascii="Consolas" w:hAnsi="Consolas"/>
-                <w:color w:val="0F172A"/>
-                <w:sz w:val="18"/>
-              </w:rPr>
-              <w:t xml:space="preserve">} | </w:t>
-            </w:r>
-            <w:proofErr w:type="spellStart"/>
-            <w:r>
-              <w:rPr>
-                <w:rFonts w:ascii="Consolas" w:hAnsi="Consolas"/>
-                <w:color w:val="0F172A"/>
-                <w:sz w:val="18"/>
-              </w:rPr>
-              <w:t>ConvertTo-Json</w:t>
-            </w:r>
-            <w:proofErr w:type="spellEnd"/>
-          </w:p>
-          <w:p>
-            <w:pPr>
-              <w:spacing w:line="240" w:lineRule="auto"/>
-            </w:pPr>
-          </w:p>
-          <w:p>
-            <w:pPr>
-              <w:spacing w:line="240" w:lineRule="auto"/>
-            </w:pPr>
-            <w:r>
-              <w:rPr>
-                <w:rFonts w:ascii="Consolas" w:hAnsi="Consolas"/>
-                <w:color w:val="0F172A"/>
-                <w:sz w:val="18"/>
-              </w:rPr>
-              <w:t>$</w:t>
-            </w:r>
-            <w:proofErr w:type="spellStart"/>
-            <w:r>
-              <w:rPr>
-                <w:rFonts w:ascii="Consolas" w:hAnsi="Consolas"/>
-                <w:color w:val="0F172A"/>
-                <w:sz w:val="18"/>
-              </w:rPr>
-              <w:t>valRes</w:t>
-            </w:r>
-            <w:proofErr w:type="spellEnd"/>
-            <w:r>
-              <w:rPr>
-                <w:rFonts w:ascii="Consolas" w:hAnsi="Consolas"/>
-                <w:color w:val="0F172A"/>
-                <w:sz w:val="18"/>
-              </w:rPr>
-              <w:t xml:space="preserve"> = Invoke-</w:t>
-            </w:r>
-            <w:proofErr w:type="spellStart"/>
-            <w:r>
-              <w:rPr>
-                <w:rFonts w:ascii="Consolas" w:hAnsi="Consolas"/>
-                <w:color w:val="0F172A"/>
-                <w:sz w:val="18"/>
-              </w:rPr>
-              <w:t>RestMethod</w:t>
-            </w:r>
-            <w:proofErr w:type="spellEnd"/>
-            <w:r>
-              <w:rPr>
-                <w:rFonts w:ascii="Consolas" w:hAnsi="Consolas"/>
-                <w:color w:val="0F172A"/>
-                <w:sz w:val="18"/>
-              </w:rPr>
-              <w:t xml:space="preserve"> -Uri "http://localhost/eimbox-dashboard/eimbox-materio/api/payment/v1/paymentValidation.php" -Method Post -Headers $headers -Body $</w:t>
-            </w:r>
-            <w:proofErr w:type="spellStart"/>
-            <w:r>
-              <w:rPr>
-                <w:rFonts w:ascii="Consolas" w:hAnsi="Consolas"/>
-                <w:color w:val="0F172A"/>
-                <w:sz w:val="18"/>
-              </w:rPr>
-              <w:t>valBody</w:t>
-            </w:r>
-            <w:proofErr w:type="spellEnd"/>
-          </w:p>
-          <w:p>
-            <w:pPr>
-              <w:spacing w:line="240" w:lineRule="auto"/>
-            </w:pPr>
-            <w:r>
-              <w:rPr>
-                <w:rFonts w:ascii="Consolas" w:hAnsi="Consolas"/>
-                <w:color w:val="0F172A"/>
-                <w:sz w:val="18"/>
-              </w:rPr>
-              <w:lastRenderedPageBreak/>
-              <w:t>$</w:t>
-            </w:r>
-            <w:proofErr w:type="spellStart"/>
-            <w:r>
-              <w:rPr>
-                <w:rFonts w:ascii="Consolas" w:hAnsi="Consolas"/>
-                <w:color w:val="0F172A"/>
-                <w:sz w:val="18"/>
-              </w:rPr>
-              <w:t>valRes</w:t>
-            </w:r>
-            <w:proofErr w:type="spellEnd"/>
-            <w:r>
-              <w:rPr>
-                <w:rFonts w:ascii="Consolas" w:hAnsi="Consolas"/>
-                <w:color w:val="0F172A"/>
-                <w:sz w:val="18"/>
-              </w:rPr>
-              <w:t xml:space="preserve"> | </w:t>
-            </w:r>
-            <w:proofErr w:type="spellStart"/>
-            <w:r>
-              <w:rPr>
-                <w:rFonts w:ascii="Consolas" w:hAnsi="Consolas"/>
-                <w:color w:val="0F172A"/>
-                <w:sz w:val="18"/>
-              </w:rPr>
-              <w:t>ConvertTo-Json</w:t>
-            </w:r>
-            <w:proofErr w:type="spellEnd"/>
-          </w:p>
-          <w:p>
-            <w:pPr>
-              <w:spacing w:line="240" w:lineRule="auto"/>
-            </w:pPr>
-          </w:p>
-          <w:p>
-            <w:pPr>
-              <w:spacing w:line="240" w:lineRule="auto"/>
-            </w:pPr>
-            <w:r>
-              <w:rPr>
-                <w:rFonts w:ascii="Consolas" w:hAnsi="Consolas"/>
-                <w:color w:val="0F172A"/>
-                <w:sz w:val="18"/>
-              </w:rPr>
-              <w:t># 2. Confirmation</w:t>
-            </w:r>
-          </w:p>
-          <w:p>
-            <w:pPr>
-              <w:spacing w:line="240" w:lineRule="auto"/>
-            </w:pPr>
-            <w:r>
-              <w:rPr>
-                <w:rFonts w:ascii="Consolas" w:hAnsi="Consolas"/>
-                <w:color w:val="0F172A"/>
-                <w:sz w:val="18"/>
-              </w:rPr>
-              <w:t>$</w:t>
-            </w:r>
-            <w:proofErr w:type="spellStart"/>
-            <w:r>
-              <w:rPr>
-                <w:rFonts w:ascii="Consolas" w:hAnsi="Consolas"/>
-                <w:color w:val="0F172A"/>
-                <w:sz w:val="18"/>
-              </w:rPr>
-              <w:t>confBody</w:t>
-            </w:r>
-            <w:proofErr w:type="spellEnd"/>
-            <w:r>
-              <w:rPr>
-                <w:rFonts w:ascii="Consolas" w:hAnsi="Consolas"/>
-                <w:color w:val="0F172A"/>
-                <w:sz w:val="18"/>
-              </w:rPr>
-              <w:t xml:space="preserve"> = </w:t>
-            </w:r>
-            <w:proofErr w:type="gramStart"/>
-            <w:r>
-              <w:rPr>
-                <w:rFonts w:ascii="Consolas" w:hAnsi="Consolas"/>
-                <w:color w:val="0F172A"/>
-                <w:sz w:val="18"/>
-              </w:rPr>
-              <w:t>@{</w:t>
-            </w:r>
-            <w:proofErr w:type="gramEnd"/>
-          </w:p>
-          <w:p>
-            <w:pPr>
-              <w:spacing w:line="240" w:lineRule="auto"/>
-            </w:pPr>
-            <w:r>
-              <w:rPr>
-                <w:rFonts w:ascii="Consolas" w:hAnsi="Consolas"/>
-                <w:color w:val="0F172A"/>
-                <w:sz w:val="18"/>
-              </w:rPr>
-              <w:t xml:space="preserve">    </w:t>
-            </w:r>
-            <w:proofErr w:type="spellStart"/>
-            <w:r>
-              <w:rPr>
-                <w:rFonts w:ascii="Consolas" w:hAnsi="Consolas"/>
-                <w:color w:val="0F172A"/>
-                <w:sz w:val="18"/>
-              </w:rPr>
-              <w:t>userid</w:t>
-            </w:r>
-            <w:proofErr w:type="spellEnd"/>
-            <w:r>
-              <w:rPr>
-                <w:rFonts w:ascii="Consolas" w:hAnsi="Consolas"/>
-                <w:color w:val="0F172A"/>
-                <w:sz w:val="18"/>
-              </w:rPr>
-              <w:t xml:space="preserve"> = "Rocket00"</w:t>
-            </w:r>
-          </w:p>
-          <w:p>
-            <w:pPr>
-              <w:spacing w:line="240" w:lineRule="auto"/>
-            </w:pPr>
-            <w:r>
-              <w:rPr>
-                <w:rFonts w:ascii="Consolas" w:hAnsi="Consolas"/>
-                <w:color w:val="0F172A"/>
-                <w:sz w:val="18"/>
-              </w:rPr>
-              <w:t xml:space="preserve">    pa</w:t>
-            </w:r>
-            <w:r>
-              <w:rPr>
-                <w:rFonts w:ascii="Consolas" w:hAnsi="Consolas"/>
-                <w:color w:val="0F172A"/>
-                <w:sz w:val="18"/>
-              </w:rPr>
-              <w:t>ssword = "Rocket12321"</w:t>
-            </w:r>
-          </w:p>
-          <w:p>
-            <w:pPr>
-              <w:spacing w:line="240" w:lineRule="auto"/>
-            </w:pPr>
-            <w:r>
-              <w:rPr>
-                <w:rFonts w:ascii="Consolas" w:hAnsi="Consolas"/>
-                <w:color w:val="0F172A"/>
-                <w:sz w:val="18"/>
-              </w:rPr>
-              <w:t xml:space="preserve">    </w:t>
-            </w:r>
-            <w:proofErr w:type="spellStart"/>
-            <w:r>
-              <w:rPr>
-                <w:rFonts w:ascii="Consolas" w:hAnsi="Consolas"/>
-                <w:color w:val="0F172A"/>
-                <w:sz w:val="18"/>
-              </w:rPr>
-              <w:t>txnid</w:t>
-            </w:r>
-            <w:proofErr w:type="spellEnd"/>
-            <w:r>
-              <w:rPr>
-                <w:rFonts w:ascii="Consolas" w:hAnsi="Consolas"/>
-                <w:color w:val="0F172A"/>
-                <w:sz w:val="18"/>
-              </w:rPr>
-              <w:t xml:space="preserve"> = "DBBL_" + (Get-Random -Minimum 100000 -Maximum 999999)</w:t>
-            </w:r>
-          </w:p>
-          <w:p>
-            <w:pPr>
-              <w:spacing w:line="240" w:lineRule="auto"/>
-            </w:pPr>
-            <w:r>
-              <w:rPr>
-                <w:rFonts w:ascii="Consolas" w:hAnsi="Consolas"/>
-                <w:color w:val="0F172A"/>
-                <w:sz w:val="18"/>
-              </w:rPr>
-              <w:t xml:space="preserve">    </w:t>
-            </w:r>
-            <w:proofErr w:type="spellStart"/>
-            <w:r>
-              <w:rPr>
-                <w:rFonts w:ascii="Consolas" w:hAnsi="Consolas"/>
-                <w:color w:val="0F172A"/>
-                <w:sz w:val="18"/>
-              </w:rPr>
-              <w:t>txndate</w:t>
-            </w:r>
-            <w:proofErr w:type="spellEnd"/>
-            <w:r>
-              <w:rPr>
-                <w:rFonts w:ascii="Consolas" w:hAnsi="Consolas"/>
-                <w:color w:val="0F172A"/>
-                <w:sz w:val="18"/>
-              </w:rPr>
-              <w:t xml:space="preserve"> = (Get-Date</w:t>
-            </w:r>
-            <w:proofErr w:type="gramStart"/>
-            <w:r>
-              <w:rPr>
-                <w:rFonts w:ascii="Consolas" w:hAnsi="Consolas"/>
-                <w:color w:val="0F172A"/>
-                <w:sz w:val="18"/>
-              </w:rPr>
-              <w:t>).</w:t>
-            </w:r>
-            <w:proofErr w:type="spellStart"/>
-            <w:r>
-              <w:rPr>
-                <w:rFonts w:ascii="Consolas" w:hAnsi="Consolas"/>
-                <w:color w:val="0F172A"/>
-                <w:sz w:val="18"/>
-              </w:rPr>
-              <w:t>ToString</w:t>
-            </w:r>
-            <w:proofErr w:type="spellEnd"/>
-            <w:proofErr w:type="gramEnd"/>
-            <w:r>
-              <w:rPr>
-                <w:rFonts w:ascii="Consolas" w:hAnsi="Consolas"/>
-                <w:color w:val="0F172A"/>
-                <w:sz w:val="18"/>
-              </w:rPr>
-              <w:t>("</w:t>
-            </w:r>
-            <w:proofErr w:type="spellStart"/>
-            <w:r>
-              <w:rPr>
-                <w:rFonts w:ascii="Consolas" w:hAnsi="Consolas"/>
-                <w:color w:val="0F172A"/>
-                <w:sz w:val="18"/>
-              </w:rPr>
-              <w:t>yyyy</w:t>
-            </w:r>
-            <w:proofErr w:type="spellEnd"/>
-            <w:r>
-              <w:rPr>
-                <w:rFonts w:ascii="Consolas" w:hAnsi="Consolas"/>
-                <w:color w:val="0F172A"/>
-                <w:sz w:val="18"/>
-              </w:rPr>
-              <w:t>-MM-</w:t>
-            </w:r>
-            <w:proofErr w:type="spellStart"/>
-            <w:r>
-              <w:rPr>
-                <w:rFonts w:ascii="Consolas" w:hAnsi="Consolas"/>
-                <w:color w:val="0F172A"/>
-                <w:sz w:val="18"/>
-              </w:rPr>
-              <w:t>dd</w:t>
-            </w:r>
-            <w:proofErr w:type="spellEnd"/>
-            <w:r>
-              <w:rPr>
-                <w:rFonts w:ascii="Consolas" w:hAnsi="Consolas"/>
-                <w:color w:val="0F172A"/>
-                <w:sz w:val="18"/>
-              </w:rPr>
-              <w:t xml:space="preserve"> </w:t>
-            </w:r>
-            <w:proofErr w:type="spellStart"/>
-            <w:r>
-              <w:rPr>
-                <w:rFonts w:ascii="Consolas" w:hAnsi="Consolas"/>
-                <w:color w:val="0F172A"/>
-                <w:sz w:val="18"/>
-              </w:rPr>
-              <w:t>HH:mm:ss</w:t>
-            </w:r>
-            <w:proofErr w:type="spellEnd"/>
-            <w:r>
-              <w:rPr>
-                <w:rFonts w:ascii="Consolas" w:hAnsi="Consolas"/>
-                <w:color w:val="0F172A"/>
-                <w:sz w:val="18"/>
-              </w:rPr>
-              <w:t>")</w:t>
-            </w:r>
-          </w:p>
-          <w:p>
-            <w:pPr>
-              <w:spacing w:line="240" w:lineRule="auto"/>
-            </w:pPr>
-            <w:r>
-              <w:rPr>
-                <w:rFonts w:ascii="Consolas" w:hAnsi="Consolas"/>
-                <w:color w:val="0F172A"/>
-                <w:sz w:val="18"/>
-              </w:rPr>
-              <w:t xml:space="preserve">    refno1 = "1031871631"</w:t>
-            </w:r>
-          </w:p>
-          <w:p>
-            <w:pPr>
-              <w:spacing w:line="240" w:lineRule="auto"/>
-            </w:pPr>
-            <w:r>
-              <w:rPr>
-                <w:rFonts w:ascii="Consolas" w:hAnsi="Consolas"/>
-                <w:color w:val="0F172A"/>
-                <w:sz w:val="18"/>
-              </w:rPr>
-              <w:t xml:space="preserve">    refno2 = "103187"</w:t>
-            </w:r>
-          </w:p>
-          <w:p>
-            <w:pPr>
-              <w:spacing w:line="240" w:lineRule="auto"/>
-            </w:pPr>
-            <w:r>
-              <w:rPr>
-                <w:rFonts w:ascii="Consolas" w:hAnsi="Consolas"/>
-                <w:color w:val="0F172A"/>
-                <w:sz w:val="18"/>
-              </w:rPr>
-              <w:t xml:space="preserve">    amount = $</w:t>
-            </w:r>
-            <w:proofErr w:type="spellStart"/>
-            <w:r>
-              <w:rPr>
-                <w:rFonts w:ascii="Consolas" w:hAnsi="Consolas"/>
-                <w:color w:val="0F172A"/>
-                <w:sz w:val="18"/>
-              </w:rPr>
-              <w:t>valRes.amount</w:t>
-            </w:r>
-            <w:proofErr w:type="spellEnd"/>
-          </w:p>
-          <w:p>
-            <w:pPr>
-              <w:spacing w:line="240" w:lineRule="auto"/>
-            </w:pPr>
-            <w:r>
-              <w:rPr>
-                <w:rFonts w:ascii="Consolas" w:hAnsi="Consolas"/>
-                <w:color w:val="0F172A"/>
-                <w:sz w:val="18"/>
-              </w:rPr>
-              <w:t xml:space="preserve">} | </w:t>
-            </w:r>
-            <w:proofErr w:type="spellStart"/>
-            <w:r>
-              <w:rPr>
-                <w:rFonts w:ascii="Consolas" w:hAnsi="Consolas"/>
-                <w:color w:val="0F172A"/>
-                <w:sz w:val="18"/>
-              </w:rPr>
-              <w:t>ConvertTo-Json</w:t>
-            </w:r>
-            <w:proofErr w:type="spellEnd"/>
-          </w:p>
-          <w:p>
-            <w:pPr>
-              <w:spacing w:line="240" w:lineRule="auto"/>
-            </w:pPr>
-          </w:p>
-          <w:p>
-            <w:pPr>
-              <w:spacing w:line="240" w:lineRule="auto"/>
-            </w:pPr>
-            <w:r>
-              <w:rPr>
-                <w:rFonts w:ascii="Consolas" w:hAnsi="Consolas"/>
-                <w:color w:val="0F172A"/>
-                <w:sz w:val="18"/>
-              </w:rPr>
-              <w:t>$</w:t>
-            </w:r>
-            <w:proofErr w:type="spellStart"/>
-            <w:r>
-              <w:rPr>
-                <w:rFonts w:ascii="Consolas" w:hAnsi="Consolas"/>
-                <w:color w:val="0F172A"/>
-                <w:sz w:val="18"/>
-              </w:rPr>
-              <w:t>confRes</w:t>
-            </w:r>
-            <w:proofErr w:type="spellEnd"/>
-            <w:r>
-              <w:rPr>
-                <w:rFonts w:ascii="Consolas" w:hAnsi="Consolas"/>
-                <w:color w:val="0F172A"/>
-                <w:sz w:val="18"/>
-              </w:rPr>
-              <w:t xml:space="preserve"> = Invoke-</w:t>
-            </w:r>
-            <w:proofErr w:type="spellStart"/>
-            <w:r>
-              <w:rPr>
-                <w:rFonts w:ascii="Consolas" w:hAnsi="Consolas"/>
-                <w:color w:val="0F172A"/>
-                <w:sz w:val="18"/>
-              </w:rPr>
-              <w:t>RestMethod</w:t>
-            </w:r>
-            <w:proofErr w:type="spellEnd"/>
-            <w:r>
-              <w:rPr>
-                <w:rFonts w:ascii="Consolas" w:hAnsi="Consolas"/>
-                <w:color w:val="0F172A"/>
-                <w:sz w:val="18"/>
-              </w:rPr>
-              <w:t xml:space="preserve"> -Uri "http://localhost/eimbox-dashboard/eimbox-materio/api/payment/v1/paymentConfirmation.php" -Method Post -Headers $headers -Body $</w:t>
-            </w:r>
-            <w:proofErr w:type="spellStart"/>
-            <w:r>
-              <w:rPr>
-                <w:rFonts w:ascii="Consolas" w:hAnsi="Consolas"/>
-                <w:color w:val="0F172A"/>
-                <w:sz w:val="18"/>
-              </w:rPr>
-              <w:t>confBody</w:t>
-            </w:r>
-            <w:proofErr w:type="spellEnd"/>
-          </w:p>
-          <w:p>
-            <w:pPr>
-              <w:spacing w:line="240" w:lineRule="auto"/>
-            </w:pPr>
-            <w:r>
-              <w:rPr>
-                <w:rFonts w:ascii="Consolas" w:hAnsi="Consolas"/>
-                <w:color w:val="0F172A"/>
-                <w:sz w:val="18"/>
-              </w:rPr>
-              <w:t>$</w:t>
-            </w:r>
-            <w:proofErr w:type="spellStart"/>
-            <w:r>
-              <w:rPr>
-                <w:rFonts w:ascii="Consolas" w:hAnsi="Consolas"/>
-                <w:color w:val="0F172A"/>
-                <w:sz w:val="18"/>
-              </w:rPr>
-              <w:t>confRes</w:t>
-            </w:r>
-            <w:proofErr w:type="spellEnd"/>
-            <w:r>
-              <w:rPr>
-                <w:rFonts w:ascii="Consolas" w:hAnsi="Consolas"/>
-                <w:color w:val="0F172A"/>
-                <w:sz w:val="18"/>
-              </w:rPr>
-              <w:t xml:space="preserve"> | </w:t>
-            </w:r>
-            <w:proofErr w:type="spellStart"/>
-            <w:r>
-              <w:rPr>
-                <w:rFonts w:ascii="Consolas" w:hAnsi="Consolas"/>
-                <w:color w:val="0F172A"/>
-                <w:sz w:val="18"/>
-              </w:rPr>
-              <w:t>ConvertTo-Json</w:t>
-            </w:r>
-            <w:proofErr w:type="spellEnd"/>
-          </w:p>
-        </w:tc>
-      </w:tr>
-    </w:tbl>
-    <w:p/>
-    <w:p>
-      <w:pPr>
-        <w:spacing w:after="80"/>
-      </w:pPr>
-    </w:p>
-    <w:p>
-      <w:pPr>
+        <w:spacing w:before="300" w:after="140"/>
+      </w:pPr>
+      <w:r>
         <w:rPr>
           <w:rFonts w:ascii="Segoe UI" w:hAnsi="Segoe UI"/>
           <w:b/>
           <w:color w:val="1E40AF"/>
           <w:sz w:val="30"/>
         </w:rPr>
-      </w:pPr>
-      <w:r>
-        <w:rPr>
-          <w:rFonts w:ascii="Segoe UI" w:hAnsi="Segoe UI"/>
-          <w:b/>
-          <w:color w:val="1E40AF"/>
-          <w:sz w:val="30"/>
-        </w:rPr>
-        <w:br w:type="page"/>
-      </w:r>
-    </w:p>
-    <w:p>
-      <w:pPr>
-        <w:spacing w:before="300" w:after="140"/>
-      </w:pPr>
-      <w:r>
-        <w:rPr>
-          <w:rFonts w:ascii="Segoe UI" w:hAnsi="Segoe UI"/>
-          <w:b/>
-          <w:color w:val="1E40AF"/>
-          <w:sz w:val="30"/>
-        </w:rPr>
-        <w:lastRenderedPageBreak/>
         <w:t>7. Audit &amp; Troubleshooting Logs</w:t>
       </w:r>
     </w:p>
@@ -9834,128 +8712,45 @@
           <w:color w:val="1E293B"/>
           <w:sz w:val="21"/>
         </w:rPr>
-        <w:t>All transaction exchanges are recorded in:</w:t>
-      </w:r>
-    </w:p>
-    <w:p>
-      <w:pPr>
-        <w:spacing w:after="80"/>
-        <w:ind w:left="400" w:hanging="200"/>
-      </w:pPr>
-      <w:r>
-        <w:rPr>
-          <w:rFonts w:ascii="Segoe UI" w:hAnsi="Segoe UI"/>
-          <w:sz w:val="21"/>
-        </w:rPr>
-        <w:t>• Log File: /</w:t>
-      </w:r>
-      <w:proofErr w:type="spellStart"/>
-      <w:r>
-        <w:rPr>
-          <w:rFonts w:ascii="Segoe UI" w:hAnsi="Segoe UI"/>
-          <w:sz w:val="21"/>
-        </w:rPr>
-        <w:t>api</w:t>
-      </w:r>
-      <w:proofErr w:type="spellEnd"/>
-      <w:r>
-        <w:rPr>
-          <w:rFonts w:ascii="Segoe UI" w:hAnsi="Segoe UI"/>
-          <w:sz w:val="21"/>
-        </w:rPr>
-        <w:t>/payment/v1/logs/rocket-YYYY-MM-DD.log</w:t>
-      </w:r>
-    </w:p>
-    <w:p>
-      <w:pPr>
-        <w:spacing w:after="80"/>
-        <w:ind w:left="400" w:hanging="200"/>
-      </w:pPr>
-      <w:r>
-        <w:rPr>
-          <w:rFonts w:ascii="Segoe UI" w:hAnsi="Segoe UI"/>
-          <w:sz w:val="21"/>
-        </w:rPr>
-        <w:t xml:space="preserve">• Audit Database Table: </w:t>
-      </w:r>
-      <w:proofErr w:type="spellStart"/>
-      <w:r>
-        <w:rPr>
-          <w:rFonts w:ascii="Segoe UI" w:hAnsi="Segoe UI"/>
-          <w:sz w:val="21"/>
-        </w:rPr>
-        <w:t>rocket_transactions</w:t>
-      </w:r>
-      <w:proofErr w:type="spellEnd"/>
-    </w:p>
-    <w:p>
-      <w:pPr>
-        <w:spacing w:after="80"/>
-        <w:ind w:left="400" w:hanging="200"/>
-      </w:pPr>
-      <w:r>
-        <w:rPr>
-          <w:rFonts w:ascii="Segoe UI" w:hAnsi="Segoe UI"/>
-          <w:sz w:val="21"/>
-        </w:rPr>
-        <w:t xml:space="preserve">• Voucher Ledger: </w:t>
-      </w:r>
-      <w:proofErr w:type="spellStart"/>
-      <w:r>
-        <w:rPr>
-          <w:rFonts w:ascii="Segoe UI" w:hAnsi="Segoe UI"/>
-          <w:sz w:val="21"/>
-        </w:rPr>
-        <w:t>stpr</w:t>
-      </w:r>
-      <w:proofErr w:type="spellEnd"/>
-    </w:p>
-    <w:p>
-      <w:pPr>
-        <w:spacing w:after="80"/>
-        <w:ind w:left="400" w:hanging="200"/>
-      </w:pPr>
-      <w:r>
-        <w:rPr>
-          <w:rFonts w:ascii="Segoe UI" w:hAnsi="Segoe UI"/>
-          <w:sz w:val="21"/>
-        </w:rPr>
-        <w:t xml:space="preserve">• Student Finance Ledger: </w:t>
-      </w:r>
-      <w:proofErr w:type="spellStart"/>
-      <w:r>
-        <w:rPr>
-          <w:rFonts w:ascii="Segoe UI" w:hAnsi="Segoe UI"/>
-          <w:sz w:val="21"/>
-        </w:rPr>
-        <w:t>stfinance</w:t>
-      </w:r>
-      <w:proofErr w:type="spellEnd"/>
-    </w:p>
-    <w:p>
-      <w:pPr>
-        <w:spacing w:after="80"/>
-      </w:pPr>
-    </w:p>
-    <w:p>
-      <w:pPr>
-        <w:spacing w:after="120" w:line="320" w:lineRule="auto"/>
-      </w:pPr>
+        <w:t>All transaction exchanges are recorded in</w:t>
+      </w:r>
       <w:r>
         <w:rPr>
           <w:rFonts w:ascii="Segoe UI" w:hAnsi="Segoe UI"/>
           <w:color w:val="1E293B"/>
           <w:sz w:val="21"/>
         </w:rPr>
-        <w:t>For technical support or sandbox whitelisting, contact</w:t>
-      </w:r>
+        <w:t xml:space="preserve"> a log file, rocket transaction table, payment ledger and financial audit ledger.</w:t>
+      </w:r>
+    </w:p>
+    <w:p>
+      <w:pPr>
+        <w:spacing w:after="80"/>
+      </w:pPr>
+    </w:p>
+    <w:p>
+      <w:pPr>
+        <w:spacing w:after="120" w:line="320" w:lineRule="auto"/>
+        <w:rPr>
+          <w:b/>
+        </w:rPr>
+      </w:pPr>
       <w:r>
         <w:rPr>
           <w:rFonts w:ascii="Segoe UI" w:hAnsi="Segoe UI"/>
           <w:color w:val="1E293B"/>
           <w:sz w:val="21"/>
         </w:rPr>
-        <w:t xml:space="preserve"> the EIMBox Engineering Team at support@eimbox.com.</w:t>
+        <w:t xml:space="preserve">For technical support or sandbox whitelisting, contact the EIMBox Engineering Team at </w:t>
+      </w:r>
+      <w:r>
+        <w:rPr>
+          <w:rFonts w:ascii="Segoe UI" w:hAnsi="Segoe UI"/>
+          <w:b/>
+          <w:color w:val="1E293B"/>
+          <w:sz w:val="21"/>
+        </w:rPr>
+        <w:t>support@eimbox.com.</w:t>
       </w:r>
     </w:p>
     <w:p>
@@ -9964,12 +8759,186 @@
       </w:pPr>
     </w:p>
     <w:sectPr>
-      <w:pgSz w:w="12240" w:h="15840"/>
-      <w:pgMar w:top="1440" w:right="1440" w:bottom="1440" w:left="1440" w:header="720" w:footer="720" w:gutter="0"/>
+      <w:headerReference w:type="default" r:id="rId10"/>
+      <w:footerReference w:type="default" r:id="rId11"/>
+      <w:pgSz w:w="11906" w:h="16838" w:code="9"/>
+      <w:pgMar w:top="1440" w:right="1440" w:bottom="1170" w:left="1440" w:header="720" w:footer="720" w:gutter="0"/>
       <w:cols w:space="720"/>
+      <w:docGrid w:linePitch="299"/>
     </w:sectPr>
   </w:body>
 </w:document>
+</file>
+
+<file path=word/endnotes.xml><?xml version="1.0" encoding="utf-8"?>
+<w:endnotes xmlns:wpc="http://schemas.microsoft.com/office/word/2010/wordprocessingCanvas" xmlns:cx="http://schemas.microsoft.com/office/drawing/2014/chartex" xmlns:mc="http://schemas.openxmlformats.org/markup-compatibility/2006" xmlns:o="urn:schemas-microsoft-com:office:office" xmlns:r="http://schemas.openxmlformats.org/officeDocument/2006/relationships" xmlns:m="http://schemas.openxmlformats.org/officeDocument/2006/math" xmlns:v="urn:schemas-microsoft-com:vml" xmlns:wp14="http://schemas.microsoft.com/office/word/2010/wordprocessingDrawing" xmlns:wp="http://schemas.openxmlformats.org/drawingml/2006/wordprocessingDrawing" xmlns:w10="urn:schemas-microsoft-com:office:word" xmlns:w="http://schemas.openxmlformats.org/wordprocessingml/2006/main" xmlns:w14="http://schemas.microsoft.com/office/word/2010/wordml" xmlns:w15="http://schemas.microsoft.com/office/word/2012/wordml" xmlns:w16se="http://schemas.microsoft.com/office/word/2015/wordml/symex" xmlns:wpg="http://schemas.microsoft.com/office/word/2010/wordprocessingGroup" xmlns:wpi="http://schemas.microsoft.com/office/word/2010/wordprocessingInk" xmlns:wne="http://schemas.microsoft.com/office/word/2006/wordml" xmlns:wps="http://schemas.microsoft.com/office/word/2010/wordprocessingShape" mc:Ignorable="w14 w15 w16se wp14">
+  <w:endnote w:type="separator" w:id="-1">
+    <w:p>
+      <w:pPr>
+        <w:spacing w:after="0" w:line="240" w:lineRule="auto"/>
+      </w:pPr>
+      <w:r>
+        <w:separator/>
+      </w:r>
+    </w:p>
+  </w:endnote>
+  <w:endnote w:type="continuationSeparator" w:id="0">
+    <w:p>
+      <w:pPr>
+        <w:spacing w:after="0" w:line="240" w:lineRule="auto"/>
+      </w:pPr>
+      <w:r>
+        <w:continuationSeparator/>
+      </w:r>
+    </w:p>
+  </w:endnote>
+</w:endnotes>
+</file>
+
+<file path=word/footer1.xml><?xml version="1.0" encoding="utf-8"?>
+<w:ftr xmlns:wpc="http://schemas.microsoft.com/office/word/2010/wordprocessingCanvas" xmlns:cx="http://schemas.microsoft.com/office/drawing/2014/chartex" xmlns:mc="http://schemas.openxmlformats.org/markup-compatibility/2006" xmlns:o="urn:schemas-microsoft-com:office:office" xmlns:r="http://schemas.openxmlformats.org/officeDocument/2006/relationships" xmlns:m="http://schemas.openxmlformats.org/officeDocument/2006/math" xmlns:v="urn:schemas-microsoft-com:vml" xmlns:wp14="http://schemas.microsoft.com/office/word/2010/wordprocessingDrawing" xmlns:wp="http://schemas.openxmlformats.org/drawingml/2006/wordprocessingDrawing" xmlns:w10="urn:schemas-microsoft-com:office:word" xmlns:w="http://schemas.openxmlformats.org/wordprocessingml/2006/main" xmlns:w14="http://schemas.microsoft.com/office/word/2010/wordml" xmlns:w15="http://schemas.microsoft.com/office/word/2012/wordml" xmlns:w16se="http://schemas.microsoft.com/office/word/2015/wordml/symex" xmlns:wpg="http://schemas.microsoft.com/office/word/2010/wordprocessingGroup" xmlns:wpi="http://schemas.microsoft.com/office/word/2010/wordprocessingInk" xmlns:wne="http://schemas.microsoft.com/office/word/2006/wordml" xmlns:wps="http://schemas.microsoft.com/office/word/2010/wordprocessingShape" mc:Ignorable="w14 w15 w16se wp14">
+  <w:p>
+    <w:pPr>
+      <w:pStyle w:val="Footer"/>
+      <w:jc w:val="center"/>
+      <w:rPr>
+        <w:color w:val="0D0D0D" w:themeColor="text1" w:themeTint="F2"/>
+        <w:sz w:val="8"/>
+      </w:rPr>
+    </w:pPr>
+    <w:r>
+      <w:rPr>
+        <w:rFonts w:ascii="Segoe UI" w:hAnsi="Segoe UI"/>
+        <w:color w:val="0D0D0D" w:themeColor="text1" w:themeTint="F2"/>
+        <w:sz w:val="18"/>
+      </w:rPr>
+      <w:t>EIMBox - DBBL Rocket</w:t>
+    </w:r>
+    <w:r>
+      <w:rPr>
+        <w:rFonts w:ascii="Segoe UI" w:hAnsi="Segoe UI"/>
+        <w:color w:val="0D0D0D" w:themeColor="text1" w:themeTint="F2"/>
+        <w:sz w:val="18"/>
+      </w:rPr>
+      <w:t xml:space="preserve"> Payment API Documentation</w:t>
+    </w:r>
+    <w:r>
+      <w:rPr>
+        <w:rFonts w:ascii="Segoe UI" w:hAnsi="Segoe UI"/>
+        <w:color w:val="0D0D0D" w:themeColor="text1" w:themeTint="F2"/>
+        <w:sz w:val="18"/>
+      </w:rPr>
+      <w:tab/>
+    </w:r>
+    <w:r>
+      <w:rPr>
+        <w:rFonts w:ascii="Segoe UI" w:hAnsi="Segoe UI"/>
+        <w:color w:val="0D0D0D" w:themeColor="text1" w:themeTint="F2"/>
+        <w:sz w:val="18"/>
+      </w:rPr>
+      <w:tab/>
+    </w:r>
+    <w:r>
+      <w:rPr>
+        <w:rFonts w:ascii="Segoe UI" w:hAnsi="Segoe UI"/>
+        <w:color w:val="7F7F7F" w:themeColor="background1" w:themeShade="7F"/>
+        <w:spacing w:val="60"/>
+        <w:sz w:val="18"/>
+      </w:rPr>
+      <w:t>Page</w:t>
+    </w:r>
+    <w:r>
+      <w:rPr>
+        <w:rFonts w:ascii="Segoe UI" w:hAnsi="Segoe UI"/>
+        <w:color w:val="0D0D0D" w:themeColor="text1" w:themeTint="F2"/>
+        <w:sz w:val="18"/>
+      </w:rPr>
+      <w:t xml:space="preserve"> | </w:t>
+    </w:r>
+    <w:r>
+      <w:rPr>
+        <w:rFonts w:ascii="Segoe UI" w:hAnsi="Segoe UI"/>
+        <w:color w:val="0D0D0D" w:themeColor="text1" w:themeTint="F2"/>
+        <w:sz w:val="18"/>
+      </w:rPr>
+      <w:fldChar w:fldCharType="begin"/>
+    </w:r>
+    <w:r>
+      <w:rPr>
+        <w:rFonts w:ascii="Segoe UI" w:hAnsi="Segoe UI"/>
+        <w:color w:val="0D0D0D" w:themeColor="text1" w:themeTint="F2"/>
+        <w:sz w:val="18"/>
+      </w:rPr>
+      <w:instrText xml:space="preserve"> PAGE   \* MERGEFORMAT </w:instrText>
+    </w:r>
+    <w:r>
+      <w:rPr>
+        <w:rFonts w:ascii="Segoe UI" w:hAnsi="Segoe UI"/>
+        <w:color w:val="0D0D0D" w:themeColor="text1" w:themeTint="F2"/>
+        <w:sz w:val="18"/>
+      </w:rPr>
+      <w:fldChar w:fldCharType="separate"/>
+    </w:r>
+    <w:r>
+      <w:rPr>
+        <w:rFonts w:ascii="Segoe UI" w:hAnsi="Segoe UI"/>
+        <w:b/>
+        <w:bCs/>
+        <w:noProof/>
+        <w:color w:val="0D0D0D" w:themeColor="text1" w:themeTint="F2"/>
+        <w:sz w:val="18"/>
+      </w:rPr>
+      <w:t>3</w:t>
+    </w:r>
+    <w:r>
+      <w:rPr>
+        <w:rFonts w:ascii="Segoe UI" w:hAnsi="Segoe UI"/>
+        <w:b/>
+        <w:bCs/>
+        <w:noProof/>
+        <w:color w:val="0D0D0D" w:themeColor="text1" w:themeTint="F2"/>
+        <w:sz w:val="18"/>
+      </w:rPr>
+      <w:fldChar w:fldCharType="end"/>
+    </w:r>
+  </w:p>
+</w:ftr>
+</file>
+
+<file path=word/footnotes.xml><?xml version="1.0" encoding="utf-8"?>
+<w:footnotes xmlns:wpc="http://schemas.microsoft.com/office/word/2010/wordprocessingCanvas" xmlns:cx="http://schemas.microsoft.com/office/drawing/2014/chartex" xmlns:mc="http://schemas.openxmlformats.org/markup-compatibility/2006" xmlns:o="urn:schemas-microsoft-com:office:office" xmlns:r="http://schemas.openxmlformats.org/officeDocument/2006/relationships" xmlns:m="http://schemas.openxmlformats.org/officeDocument/2006/math" xmlns:v="urn:schemas-microsoft-com:vml" xmlns:wp14="http://schemas.microsoft.com/office/word/2010/wordprocessingDrawing" xmlns:wp="http://schemas.openxmlformats.org/drawingml/2006/wordprocessingDrawing" xmlns:w10="urn:schemas-microsoft-com:office:word" xmlns:w="http://schemas.openxmlformats.org/wordprocessingml/2006/main" xmlns:w14="http://schemas.microsoft.com/office/word/2010/wordml" xmlns:w15="http://schemas.microsoft.com/office/word/2012/wordml" xmlns:w16se="http://schemas.microsoft.com/office/word/2015/wordml/symex" xmlns:wpg="http://schemas.microsoft.com/office/word/2010/wordprocessingGroup" xmlns:wpi="http://schemas.microsoft.com/office/word/2010/wordprocessingInk" xmlns:wne="http://schemas.microsoft.com/office/word/2006/wordml" xmlns:wps="http://schemas.microsoft.com/office/word/2010/wordprocessingShape" mc:Ignorable="w14 w15 w16se wp14">
+  <w:footnote w:type="separator" w:id="-1">
+    <w:p>
+      <w:pPr>
+        <w:spacing w:after="0" w:line="240" w:lineRule="auto"/>
+      </w:pPr>
+      <w:r>
+        <w:separator/>
+      </w:r>
+    </w:p>
+  </w:footnote>
+  <w:footnote w:type="continuationSeparator" w:id="0">
+    <w:p>
+      <w:pPr>
+        <w:spacing w:after="0" w:line="240" w:lineRule="auto"/>
+      </w:pPr>
+      <w:r>
+        <w:continuationSeparator/>
+      </w:r>
+    </w:p>
+  </w:footnote>
+</w:footnotes>
+</file>
+
+<file path=word/header1.xml><?xml version="1.0" encoding="utf-8"?>
+<w:hdr xmlns:wpc="http://schemas.microsoft.com/office/word/2010/wordprocessingCanvas" xmlns:cx="http://schemas.microsoft.com/office/drawing/2014/chartex" xmlns:mc="http://schemas.openxmlformats.org/markup-compatibility/2006" xmlns:o="urn:schemas-microsoft-com:office:office" xmlns:r="http://schemas.openxmlformats.org/officeDocument/2006/relationships" xmlns:m="http://schemas.openxmlformats.org/officeDocument/2006/math" xmlns:v="urn:schemas-microsoft-com:vml" xmlns:wp14="http://schemas.microsoft.com/office/word/2010/wordprocessingDrawing" xmlns:wp="http://schemas.openxmlformats.org/drawingml/2006/wordprocessingDrawing" xmlns:w10="urn:schemas-microsoft-com:office:word" xmlns:w="http://schemas.openxmlformats.org/wordprocessingml/2006/main" xmlns:w14="http://schemas.microsoft.com/office/word/2010/wordml" xmlns:w15="http://schemas.microsoft.com/office/word/2012/wordml" xmlns:w16se="http://schemas.microsoft.com/office/word/2015/wordml/symex" xmlns:wpg="http://schemas.microsoft.com/office/word/2010/wordprocessingGroup" xmlns:wpi="http://schemas.microsoft.com/office/word/2010/wordprocessingInk" xmlns:wne="http://schemas.microsoft.com/office/word/2006/wordml" xmlns:wps="http://schemas.microsoft.com/office/word/2010/wordprocessingShape" mc:Ignorable="w14 w15 w16se wp14">
+  <w:p>
+    <w:pPr>
+      <w:pStyle w:val="Header"/>
+      <w:ind w:firstLine="720"/>
+    </w:pPr>
+  </w:p>
+</w:hdr>
 </file>
 
 <file path=word/numbering.xml><?xml version="1.0" encoding="utf-8"?>
@@ -9977,7 +8946,7 @@
   <w:abstractNum w:abstractNumId="0" w15:restartNumberingAfterBreak="0">
     <w:nsid w:val="3ABF73DC"/>
     <w:multiLevelType w:val="hybridMultilevel"/>
-    <w:tmpl w:val="88C2E1C4"/>
+    <w:tmpl w:val="705CF67A"/>
     <w:lvl w:ilvl="0" w:tplc="50B6CFF6">
       <w:start w:val="1"/>
       <w:numFmt w:val="decimal"/>
@@ -9990,14 +8959,17 @@
         <w:rFonts w:hint="default"/>
       </w:rPr>
     </w:lvl>
-    <w:lvl w:ilvl="1" w:tplc="04090019" w:tentative="1">
+    <w:lvl w:ilvl="1" w:tplc="3D4AA736">
       <w:start w:val="1"/>
-      <w:numFmt w:val="lowerLetter"/>
-      <w:lvlText w:val="%2."/>
+      <w:numFmt w:val="decimal"/>
+      <w:lvlText w:val="4.%2."/>
       <w:lvlJc w:val="left"/>
       <w:pPr>
-        <w:ind w:left="1890" w:hanging="360"/>
-      </w:pPr>
+        <w:ind w:left="1800" w:hanging="360"/>
+      </w:pPr>
+      <w:rPr>
+        <w:rFonts w:hint="default"/>
+      </w:rPr>
     </w:lvl>
     <w:lvl w:ilvl="2" w:tplc="0409001B" w:tentative="1">
       <w:start w:val="1"/>
@@ -10501,6 +9473,50 @@
       <w:contextualSpacing/>
     </w:pPr>
   </w:style>
+  <w:style w:type="paragraph" w:styleId="Header">
+    <w:name w:val="header"/>
+    <w:basedOn w:val="Normal"/>
+    <w:link w:val="HeaderChar"/>
+    <w:uiPriority w:val="99"/>
+    <w:unhideWhenUsed/>
+    <w:rsid w:val="005D7D15"/>
+    <w:pPr>
+      <w:tabs>
+        <w:tab w:val="center" w:pos="4680"/>
+        <w:tab w:val="right" w:pos="9360"/>
+      </w:tabs>
+      <w:spacing w:after="0" w:line="240" w:lineRule="auto"/>
+    </w:pPr>
+  </w:style>
+  <w:style w:type="character" w:customStyle="1" w:styleId="HeaderChar">
+    <w:name w:val="Header Char"/>
+    <w:basedOn w:val="DefaultParagraphFont"/>
+    <w:link w:val="Header"/>
+    <w:uiPriority w:val="99"/>
+    <w:rsid w:val="005D7D15"/>
+  </w:style>
+  <w:style w:type="paragraph" w:styleId="Footer">
+    <w:name w:val="footer"/>
+    <w:basedOn w:val="Normal"/>
+    <w:link w:val="FooterChar"/>
+    <w:uiPriority w:val="99"/>
+    <w:unhideWhenUsed/>
+    <w:rsid w:val="005D7D15"/>
+    <w:pPr>
+      <w:tabs>
+        <w:tab w:val="center" w:pos="4680"/>
+        <w:tab w:val="right" w:pos="9360"/>
+      </w:tabs>
+      <w:spacing w:after="0" w:line="240" w:lineRule="auto"/>
+    </w:pPr>
+  </w:style>
+  <w:style w:type="character" w:customStyle="1" w:styleId="FooterChar">
+    <w:name w:val="Footer Char"/>
+    <w:basedOn w:val="DefaultParagraphFont"/>
+    <w:link w:val="Footer"/>
+    <w:uiPriority w:val="99"/>
+    <w:rsid w:val="005D7D15"/>
+  </w:style>
 </w:styles>
 </file>
 
